--- a/docs/word/data/02-crud-matrix.docx
+++ b/docs/word/data/02-crud-matrix.docx
@@ -3317,7 +3317,7 @@
               <w:rPr>
                 <w:sz w:val="17"/>
               </w:rPr>
-              <w:t xml:space="preserve">M2 §5.1 FR-012 (verified_findings) — see open question 3</w:t>
+              <w:t xml:space="preserve">M2 §5.1 FR-012 (verified_findings)</w:t>
             </w:r>
           </w:p>
         </w:tc>
@@ -3380,7 +3380,7 @@
               <w:rPr>
                 <w:sz w:val="17"/>
               </w:rPr>
-              <w:t xml:space="preserve">M2 §5.1 FR-012 (verified_findings) — see open question 3</w:t>
+              <w:t xml:space="preserve">M2 §5.1 FR-012 (verified_findings)</w:t>
             </w:r>
           </w:p>
         </w:tc>
@@ -14982,984 +14982,6 @@
         <w:t xml:space="preserve">Open questions</w:t>
       </w:r>
     </w:p>
-    <w:tbl>
-      <w:tblPr>
-        <w:tblStyle w:val="Table"/>
-        <w:tblLook w:firstRow="1" w:lastRow="0" w:firstColumn="0" w:lastColumn="0" w:noHBand="0" w:noVBand="0" w:val="0020"/>
-        <w:jc w:val="start"/>
-        <w:tblBorders>
-          <w:top w:val="single" w:sz="4" w:color="C9CED6"/>
-          <w:left w:val="single" w:sz="4" w:color="C9CED6"/>
-          <w:bottom w:val="single" w:sz="4" w:color="C9CED6"/>
-          <w:right w:val="single" w:sz="4" w:color="C9CED6"/>
-          <w:insideH w:val="single" w:sz="4" w:color="C9CED6"/>
-          <w:insideV w:val="single" w:sz="4" w:color="C9CED6"/>
-        </w:tblBorders>
-        <w:tblW w:w="5000" w:type="pct"/>
-      </w:tblPr>
-      <w:tblGrid>
-        <w:gridCol w:w="1643"/>
-        <w:gridCol w:w="1643"/>
-        <w:gridCol w:w="1643"/>
-        <w:gridCol w:w="1643"/>
-        <w:gridCol w:w="1643"/>
-        <w:gridCol w:w="1643"/>
-      </w:tblGrid>
-      <w:tr>
-        <w:trPr>
-          <w:tblHeader w:val="true"/>
-        </w:trPr>
-        <w:tc>
-          <w:tcPr>
-            <w:shd w:val="clear" w:color="auto" w:fill="E4ECF7"/>
-          </w:tcPr>
-          <w:p>
-            <w:pPr>
-              <w:pStyle w:val="Compact"/>
-              <w:jc w:val="left"/>
-            </w:pPr>
-            <w:r>
-              <w:rPr>
-                <w:b/>
-                <w:color w:val="1F2A5C"/>
-                <w:sz w:val="17"/>
-              </w:rPr>
-              <w:t xml:space="preserve">#</w:t>
-            </w:r>
-          </w:p>
-        </w:tc>
-        <w:tc>
-          <w:tcPr>
-            <w:shd w:val="clear" w:color="auto" w:fill="E4ECF7"/>
-          </w:tcPr>
-          <w:p>
-            <w:pPr>
-              <w:pStyle w:val="Compact"/>
-              <w:jc w:val="left"/>
-            </w:pPr>
-            <w:r>
-              <w:rPr>
-                <w:b/>
-                <w:color w:val="1F2A5C"/>
-                <w:sz w:val="17"/>
-              </w:rPr>
-              <w:t xml:space="preserve">Question</w:t>
-            </w:r>
-          </w:p>
-        </w:tc>
-        <w:tc>
-          <w:tcPr>
-            <w:shd w:val="clear" w:color="auto" w:fill="E4ECF7"/>
-          </w:tcPr>
-          <w:p>
-            <w:pPr>
-              <w:pStyle w:val="Compact"/>
-              <w:jc w:val="left"/>
-            </w:pPr>
-            <w:r>
-              <w:rPr>
-                <w:b/>
-                <w:color w:val="1F2A5C"/>
-                <w:sz w:val="17"/>
-              </w:rPr>
-              <w:t xml:space="preserve">Blocking?</w:t>
-            </w:r>
-          </w:p>
-        </w:tc>
-        <w:tc>
-          <w:tcPr>
-            <w:shd w:val="clear" w:color="auto" w:fill="E4ECF7"/>
-          </w:tcPr>
-          <w:p>
-            <w:pPr>
-              <w:pStyle w:val="Compact"/>
-              <w:jc w:val="left"/>
-            </w:pPr>
-            <w:r>
-              <w:rPr>
-                <w:b/>
-                <w:color w:val="1F2A5C"/>
-                <w:sz w:val="17"/>
-              </w:rPr>
-              <w:t xml:space="preserve">Owner</w:t>
-            </w:r>
-          </w:p>
-        </w:tc>
-        <w:tc>
-          <w:tcPr>
-            <w:shd w:val="clear" w:color="auto" w:fill="E4ECF7"/>
-          </w:tcPr>
-          <w:p>
-            <w:pPr>
-              <w:pStyle w:val="Compact"/>
-              <w:jc w:val="left"/>
-            </w:pPr>
-            <w:r>
-              <w:rPr>
-                <w:b/>
-                <w:color w:val="1F2A5C"/>
-                <w:sz w:val="17"/>
-              </w:rPr>
-              <w:t xml:space="preserve">Default applied</w:t>
-            </w:r>
-          </w:p>
-        </w:tc>
-        <w:tc>
-          <w:tcPr>
-            <w:shd w:val="clear" w:color="auto" w:fill="E4ECF7"/>
-          </w:tcPr>
-          <w:p>
-            <w:pPr>
-              <w:pStyle w:val="Compact"/>
-              <w:jc w:val="left"/>
-            </w:pPr>
-            <w:r>
-              <w:rPr>
-                <w:b/>
-                <w:color w:val="1F2A5C"/>
-                <w:sz w:val="17"/>
-              </w:rPr>
-              <w:t xml:space="preserve">Consequence if the default is wrong</w:t>
-            </w:r>
-          </w:p>
-        </w:tc>
-      </w:tr>
-      <w:tr>
-        <w:tc>
-          <w:tcPr/>
-          <w:p>
-            <w:pPr>
-              <w:pStyle w:val="Compact"/>
-              <w:jc w:val="left"/>
-            </w:pPr>
-            <w:r>
-              <w:rPr>
-                <w:sz w:val="17"/>
-              </w:rPr>
-              <w:t xml:space="preserve">1</w:t>
-            </w:r>
-          </w:p>
-        </w:tc>
-        <w:tc>
-          <w:tcPr/>
-          <w:p>
-            <w:pPr>
-              <w:pStyle w:val="Compact"/>
-              <w:jc w:val="left"/>
-            </w:pPr>
-            <w:r>
-              <w:rPr>
-                <w:sz w:val="17"/>
-              </w:rPr>
-              <w:t xml:space="preserve">[NEEDS CLARIFICATION: Which function writes COMPLIANCE_RUN? No function runs the content check on a project; F-M2-06/11/12 only speak of a synopsis.]</w:t>
-            </w:r>
-          </w:p>
-        </w:tc>
-        <w:tc>
-          <w:tcPr/>
-          <w:p>
-            <w:pPr>
-              <w:pStyle w:val="Compact"/>
-              <w:jc w:val="left"/>
-            </w:pPr>
-            <w:r>
-              <w:rPr>
-                <w:sz w:val="17"/>
-              </w:rPr>
-              <w:t xml:space="preserve">Yes</w:t>
-            </w:r>
-          </w:p>
-        </w:tc>
-        <w:tc>
-          <w:tcPr/>
-          <w:p>
-            <w:pPr>
-              <w:pStyle w:val="Compact"/>
-              <w:jc w:val="left"/>
-            </w:pPr>
-            <w:r>
-              <w:rPr>
-                <w:sz w:val="17"/>
-              </w:rPr>
-              <w:t xml:space="preserve">M2 owner</w:t>
-            </w:r>
-          </w:p>
-        </w:tc>
-        <w:tc>
-          <w:tcPr/>
-          <w:p>
-            <w:pPr>
-              <w:pStyle w:val="Compact"/>
-              <w:jc w:val="left"/>
-            </w:pPr>
-            <w:r>
-              <w:rPr>
-                <w:sz w:val="17"/>
-              </w:rPr>
-              <w:t xml:space="preserve">F-M2-12 writes COMPLIANCE_FINDING when the synopsis belongs to a project</w:t>
-            </w:r>
-          </w:p>
-        </w:tc>
-        <w:tc>
-          <w:tcPr/>
-          <w:p>
-            <w:pPr>
-              <w:pStyle w:val="Compact"/>
-              <w:jc w:val="left"/>
-            </w:pPr>
-            <w:r>
-              <w:rPr>
-                <w:sz w:val="17"/>
-              </w:rPr>
-              <w:t xml:space="preserve">Project content checks (M2 US-2, SC-48 for members) cannot be traced to a stored run and version.</w:t>
-            </w:r>
-          </w:p>
-        </w:tc>
-      </w:tr>
-      <w:tr>
-        <w:tc>
-          <w:tcPr/>
-          <w:p>
-            <w:pPr>
-              <w:pStyle w:val="Compact"/>
-              <w:jc w:val="left"/>
-            </w:pPr>
-            <w:r>
-              <w:rPr>
-                <w:sz w:val="17"/>
-              </w:rPr>
-              <w:t xml:space="preserve">2</w:t>
-            </w:r>
-          </w:p>
-        </w:tc>
-        <w:tc>
-          <w:tcPr/>
-          <w:p>
-            <w:pPr>
-              <w:pStyle w:val="Compact"/>
-              <w:jc w:val="left"/>
-            </w:pPr>
-            <w:r>
-              <w:rPr>
-                <w:sz w:val="17"/>
-              </w:rPr>
-              <w:t xml:space="preserve">[NEEDS CLARIFICATION: Is LOCATION_QUERY stored (F-M3-10/11), and for how long?]</w:t>
-            </w:r>
-          </w:p>
-        </w:tc>
-        <w:tc>
-          <w:tcPr/>
-          <w:p>
-            <w:pPr>
-              <w:pStyle w:val="Compact"/>
-              <w:jc w:val="left"/>
-            </w:pPr>
-            <w:r>
-              <w:rPr>
-                <w:sz w:val="17"/>
-              </w:rPr>
-              <w:t xml:space="preserve">No</w:t>
-            </w:r>
-          </w:p>
-        </w:tc>
-        <w:tc>
-          <w:tcPr/>
-          <w:p>
-            <w:pPr>
-              <w:pStyle w:val="Compact"/>
-              <w:jc w:val="left"/>
-            </w:pPr>
-            <w:r>
-              <w:rPr>
-                <w:sz w:val="17"/>
-              </w:rPr>
-              <w:t xml:space="preserve">M3 owner</w:t>
-            </w:r>
-          </w:p>
-        </w:tc>
-        <w:tc>
-          <w:tcPr/>
-          <w:p>
-            <w:pPr>
-              <w:pStyle w:val="Compact"/>
-              <w:jc w:val="left"/>
-            </w:pPr>
-            <w:r>
-              <w:rPr>
-                <w:sz w:val="17"/>
-              </w:rPr>
-              <w:t xml:space="preserve">Not stored; entity kept as declared, no rows written</w:t>
-            </w:r>
-          </w:p>
-        </w:tc>
-        <w:tc>
-          <w:tcPr/>
-          <w:p>
-            <w:pPr>
-              <w:pStyle w:val="Compact"/>
-              <w:jc w:val="left"/>
-            </w:pPr>
-            <w:r>
-              <w:rPr>
-                <w:sz w:val="17"/>
-              </w:rPr>
-              <w:t xml:space="preserve">If stored, it holds user text (privacy) and becomes a demand signal for M10.</w:t>
-            </w:r>
-          </w:p>
-        </w:tc>
-      </w:tr>
-      <w:tr>
-        <w:tc>
-          <w:tcPr/>
-          <w:p>
-            <w:pPr>
-              <w:pStyle w:val="Compact"/>
-              <w:jc w:val="left"/>
-            </w:pPr>
-            <w:r>
-              <w:rPr>
-                <w:sz w:val="17"/>
-              </w:rPr>
-              <w:t xml:space="preserve">3</w:t>
-            </w:r>
-          </w:p>
-        </w:tc>
-        <w:tc>
-          <w:tcPr/>
-          <w:p>
-            <w:pPr>
-              <w:pStyle w:val="Compact"/>
-              <w:jc w:val="left"/>
-            </w:pPr>
-            <w:r>
-              <w:rPr>
-                <w:sz w:val="17"/>
-              </w:rPr>
-              <w:t xml:space="preserve">[NEEDS CLARIFICATION: Does F-M2-12 verify findings for both the guest pre-check and the project check?]</w:t>
-            </w:r>
-          </w:p>
-        </w:tc>
-        <w:tc>
-          <w:tcPr/>
-          <w:p>
-            <w:pPr>
-              <w:pStyle w:val="Compact"/>
-              <w:jc w:val="left"/>
-            </w:pPr>
-            <w:r>
-              <w:rPr>
-                <w:sz w:val="17"/>
-              </w:rPr>
-              <w:t xml:space="preserve">No</w:t>
-            </w:r>
-          </w:p>
-        </w:tc>
-        <w:tc>
-          <w:tcPr/>
-          <w:p>
-            <w:pPr>
-              <w:pStyle w:val="Compact"/>
-              <w:jc w:val="left"/>
-            </w:pPr>
-            <w:r>
-              <w:rPr>
-                <w:sz w:val="17"/>
-              </w:rPr>
-              <w:t xml:space="preserve">M2 owner</w:t>
-            </w:r>
-          </w:p>
-        </w:tc>
-        <w:tc>
-          <w:tcPr/>
-          <w:p>
-            <w:pPr>
-              <w:pStyle w:val="Compact"/>
-              <w:jc w:val="left"/>
-            </w:pPr>
-            <w:r>
-              <w:rPr>
-                <w:sz w:val="17"/>
-              </w:rPr>
-              <w:t xml:space="preserve">Yes, both</w:t>
-            </w:r>
-          </w:p>
-        </w:tc>
-        <w:tc>
-          <w:tcPr/>
-          <w:p>
-            <w:pPr>
-              <w:pStyle w:val="Compact"/>
-              <w:jc w:val="left"/>
-            </w:pPr>
-            <w:r>
-              <w:rPr>
-                <w:sz w:val="17"/>
-              </w:rPr>
-              <w:t xml:space="preserve">If only the pre-check, project findings would be shown unverified — breaks M2 BR-001.</w:t>
-            </w:r>
-          </w:p>
-        </w:tc>
-      </w:tr>
-      <w:tr>
-        <w:tc>
-          <w:tcPr/>
-          <w:p>
-            <w:pPr>
-              <w:pStyle w:val="Compact"/>
-              <w:jc w:val="left"/>
-            </w:pPr>
-            <w:r>
-              <w:rPr>
-                <w:sz w:val="17"/>
-              </w:rPr>
-              <w:t xml:space="preserve">4</w:t>
-            </w:r>
-          </w:p>
-        </w:tc>
-        <w:tc>
-          <w:tcPr/>
-          <w:p>
-            <w:pPr>
-              <w:pStyle w:val="Compact"/>
-              <w:jc w:val="left"/>
-            </w:pPr>
-            <w:r>
-              <w:rPr>
-                <w:sz w:val="17"/>
-              </w:rPr>
-              <w:t xml:space="preserve">[NEEDS CLARIFICATION: Who loads SEGMENT_RULE, SEGMENT_REQUIREMENT, DOCUMENT_TYPE, PROVINCE and PUBLIC_HOLIDAY? No function creates them.]</w:t>
-            </w:r>
-          </w:p>
-        </w:tc>
-        <w:tc>
-          <w:tcPr/>
-          <w:p>
-            <w:pPr>
-              <w:pStyle w:val="Compact"/>
-              <w:jc w:val="left"/>
-            </w:pPr>
-            <w:r>
-              <w:rPr>
-                <w:sz w:val="17"/>
-              </w:rPr>
-              <w:t xml:space="preserve">Yes</w:t>
-            </w:r>
-          </w:p>
-        </w:tc>
-        <w:tc>
-          <w:tcPr/>
-          <w:p>
-            <w:pPr>
-              <w:pStyle w:val="Compact"/>
-              <w:jc w:val="left"/>
-            </w:pPr>
-            <w:r>
-              <w:rPr>
-                <w:sz w:val="17"/>
-              </w:rPr>
-              <w:t xml:space="preserve">Nam + VFDA</w:t>
-            </w:r>
-          </w:p>
-        </w:tc>
-        <w:tc>
-          <w:tcPr/>
-          <w:p>
-            <w:pPr>
-              <w:pStyle w:val="Compact"/>
-              <w:jc w:val="left"/>
-            </w:pPr>
-            <w:r>
-              <w:rPr>
-                <w:sz w:val="17"/>
-              </w:rPr>
-              <w:t xml:space="preserve">Loaded by seed script; VFDA edits through the database until M10 exists</w:t>
-            </w:r>
-          </w:p>
-        </w:tc>
-        <w:tc>
-          <w:tcPr/>
-          <w:p>
-            <w:pPr>
-              <w:pStyle w:val="Compact"/>
-              <w:jc w:val="left"/>
-            </w:pPr>
-            <w:r>
-              <w:rPr>
-                <w:sz w:val="17"/>
-              </w:rPr>
-              <w:t xml:space="preserve">The M1 decision table and the M5 kit are VFDA-approved content; without an edit function every change needs a developer.</w:t>
-            </w:r>
-          </w:p>
-        </w:tc>
-      </w:tr>
-      <w:tr>
-        <w:tc>
-          <w:tcPr/>
-          <w:p>
-            <w:pPr>
-              <w:pStyle w:val="Compact"/>
-              <w:jc w:val="left"/>
-            </w:pPr>
-            <w:r>
-              <w:rPr>
-                <w:sz w:val="17"/>
-              </w:rPr>
-              <w:t xml:space="preserve">5</w:t>
-            </w:r>
-          </w:p>
-        </w:tc>
-        <w:tc>
-          <w:tcPr/>
-          <w:p>
-            <w:pPr>
-              <w:pStyle w:val="Compact"/>
-              <w:jc w:val="left"/>
-            </w:pPr>
-            <w:r>
-              <w:rPr>
-                <w:sz w:val="17"/>
-              </w:rPr>
-              <w:t xml:space="preserve">[NEEDS CLARIFICATION: Which function creates DOCUMENT_SLOT rows, and which sets their state?]</w:t>
-            </w:r>
-          </w:p>
-        </w:tc>
-        <w:tc>
-          <w:tcPr/>
-          <w:p>
-            <w:pPr>
-              <w:pStyle w:val="Compact"/>
-              <w:jc w:val="left"/>
-            </w:pPr>
-            <w:r>
-              <w:rPr>
-                <w:sz w:val="17"/>
-              </w:rPr>
-              <w:t xml:space="preserve">Yes</w:t>
-            </w:r>
-          </w:p>
-        </w:tc>
-        <w:tc>
-          <w:tcPr/>
-          <w:p>
-            <w:pPr>
-              <w:pStyle w:val="Compact"/>
-              <w:jc w:val="left"/>
-            </w:pPr>
-            <w:r>
-              <w:rPr>
-                <w:sz w:val="17"/>
-              </w:rPr>
-              <w:t xml:space="preserve">M5 owner</w:t>
-            </w:r>
-          </w:p>
-        </w:tc>
-        <w:tc>
-          <w:tcPr/>
-          <w:p>
-            <w:pPr>
-              <w:pStyle w:val="Compact"/>
-              <w:jc w:val="left"/>
-            </w:pPr>
-            <w:r>
-              <w:rPr>
-                <w:sz w:val="17"/>
-              </w:rPr>
-              <w:t xml:space="preserve">F-M5-01 creates one slot per required document type when the kit first opens; state derived by rules</w:t>
-            </w:r>
-          </w:p>
-        </w:tc>
-        <w:tc>
-          <w:tcPr/>
-          <w:p>
-            <w:pPr>
-              <w:pStyle w:val="Compact"/>
-              <w:jc w:val="left"/>
-            </w:pPr>
-            <w:r>
-              <w:rPr>
-                <w:sz w:val="17"/>
-              </w:rPr>
-              <w:t xml:space="preserve">Without slots, F-M2-08 has nothing to count and component status cannot be stored.</w:t>
-            </w:r>
-          </w:p>
-        </w:tc>
-      </w:tr>
-      <w:tr>
-        <w:tc>
-          <w:tcPr/>
-          <w:p>
-            <w:pPr>
-              <w:pStyle w:val="Compact"/>
-              <w:jc w:val="left"/>
-            </w:pPr>
-            <w:r>
-              <w:rPr>
-                <w:sz w:val="17"/>
-              </w:rPr>
-              <w:t xml:space="preserve">6</w:t>
-            </w:r>
-          </w:p>
-        </w:tc>
-        <w:tc>
-          <w:tcPr/>
-          <w:p>
-            <w:pPr>
-              <w:pStyle w:val="Compact"/>
-              <w:jc w:val="left"/>
-            </w:pPr>
-            <w:r>
-              <w:rPr>
-                <w:sz w:val="17"/>
-              </w:rPr>
-              <w:t xml:space="preserve">[NEEDS CLARIFICATION: Is COLLAB_MESSAGE in scope? No function writes or reads messages (SC-25 shows none).]</w:t>
-            </w:r>
-          </w:p>
-        </w:tc>
-        <w:tc>
-          <w:tcPr/>
-          <w:p>
-            <w:pPr>
-              <w:pStyle w:val="Compact"/>
-              <w:jc w:val="left"/>
-            </w:pPr>
-            <w:r>
-              <w:rPr>
-                <w:sz w:val="17"/>
-              </w:rPr>
-              <w:t xml:space="preserve">No</w:t>
-            </w:r>
-          </w:p>
-        </w:tc>
-        <w:tc>
-          <w:tcPr/>
-          <w:p>
-            <w:pPr>
-              <w:pStyle w:val="Compact"/>
-              <w:jc w:val="left"/>
-            </w:pPr>
-            <w:r>
-              <w:rPr>
-                <w:sz w:val="17"/>
-              </w:rPr>
-              <w:t xml:space="preserve">M4 owner</w:t>
-            </w:r>
-          </w:p>
-        </w:tc>
-        <w:tc>
-          <w:tcPr/>
-          <w:p>
-            <w:pPr>
-              <w:pStyle w:val="Compact"/>
-              <w:jc w:val="left"/>
-            </w:pPr>
-            <w:r>
-              <w:rPr>
-                <w:sz w:val="17"/>
-              </w:rPr>
-              <w:t xml:space="preserve">Out of scope; entity left unused</w:t>
-            </w:r>
-          </w:p>
-        </w:tc>
-        <w:tc>
-          <w:tcPr/>
-          <w:p>
-            <w:pPr>
-              <w:pStyle w:val="Compact"/>
-              <w:jc w:val="left"/>
-            </w:pPr>
-            <w:r>
-              <w:rPr>
-                <w:sz w:val="17"/>
-              </w:rPr>
-              <w:t xml:space="preserve">If in scope, a send/read function and a Screen Spec section are missing.</w:t>
-            </w:r>
-          </w:p>
-        </w:tc>
-      </w:tr>
-      <w:tr>
-        <w:tc>
-          <w:tcPr/>
-          <w:p>
-            <w:pPr>
-              <w:pStyle w:val="Compact"/>
-              <w:jc w:val="left"/>
-            </w:pPr>
-            <w:r>
-              <w:rPr>
-                <w:sz w:val="17"/>
-              </w:rPr>
-              <w:t xml:space="preserve">7</w:t>
-            </w:r>
-          </w:p>
-        </w:tc>
-        <w:tc>
-          <w:tcPr/>
-          <w:p>
-            <w:pPr>
-              <w:pStyle w:val="Compact"/>
-              <w:jc w:val="left"/>
-            </w:pPr>
-            <w:r>
-              <w:rPr>
-                <w:sz w:val="17"/>
-              </w:rPr>
-              <w:t xml:space="preserve">[NEEDS CLARIFICATION: Is PROJECT_GLOSSARY in scope? No function writes or reads it.]</w:t>
-            </w:r>
-          </w:p>
-        </w:tc>
-        <w:tc>
-          <w:tcPr/>
-          <w:p>
-            <w:pPr>
-              <w:pStyle w:val="Compact"/>
-              <w:jc w:val="left"/>
-            </w:pPr>
-            <w:r>
-              <w:rPr>
-                <w:sz w:val="17"/>
-              </w:rPr>
-              <w:t xml:space="preserve">No</w:t>
-            </w:r>
-          </w:p>
-        </w:tc>
-        <w:tc>
-          <w:tcPr/>
-          <w:p>
-            <w:pPr>
-              <w:pStyle w:val="Compact"/>
-              <w:jc w:val="left"/>
-            </w:pPr>
-            <w:r>
-              <w:rPr>
-                <w:sz w:val="17"/>
-              </w:rPr>
-              <w:t xml:space="preserve">M5 owner</w:t>
-            </w:r>
-          </w:p>
-        </w:tc>
-        <w:tc>
-          <w:tcPr/>
-          <w:p>
-            <w:pPr>
-              <w:pStyle w:val="Compact"/>
-              <w:jc w:val="left"/>
-            </w:pPr>
-            <w:r>
-              <w:rPr>
-                <w:sz w:val="17"/>
-              </w:rPr>
-              <w:t xml:space="preserve">Out of scope; entity left unused</w:t>
-            </w:r>
-          </w:p>
-        </w:tc>
-        <w:tc>
-          <w:tcPr/>
-          <w:p>
-            <w:pPr>
-              <w:pStyle w:val="Compact"/>
-              <w:jc w:val="left"/>
-            </w:pPr>
-            <w:r>
-              <w:rPr>
-                <w:sz w:val="17"/>
-              </w:rPr>
-              <w:t xml:space="preserve">Translation consistency across paragraphs (SC-28) would rely on the model alone.</w:t>
-            </w:r>
-          </w:p>
-        </w:tc>
-      </w:tr>
-      <w:tr>
-        <w:tc>
-          <w:tcPr/>
-          <w:p>
-            <w:pPr>
-              <w:pStyle w:val="Compact"/>
-              <w:jc w:val="left"/>
-            </w:pPr>
-            <w:r>
-              <w:rPr>
-                <w:sz w:val="17"/>
-              </w:rPr>
-              <w:t xml:space="preserve">8</w:t>
-            </w:r>
-          </w:p>
-        </w:tc>
-        <w:tc>
-          <w:tcPr/>
-          <w:p>
-            <w:pPr>
-              <w:pStyle w:val="Compact"/>
-              <w:jc w:val="left"/>
-            </w:pPr>
-            <w:r>
-              <w:rPr>
-                <w:sz w:val="17"/>
-              </w:rPr>
-              <w:t xml:space="preserve">[NEEDS CLARIFICATION: Who reads CONSENT, SEGMENT_DECISION, RULE_SET_VERSION, PROJECT_PROVINCE and EMAIL_DELIVERY? Each is written but never read by a function.]</w:t>
-            </w:r>
-          </w:p>
-        </w:tc>
-        <w:tc>
-          <w:tcPr/>
-          <w:p>
-            <w:pPr>
-              <w:pStyle w:val="Compact"/>
-              <w:jc w:val="left"/>
-            </w:pPr>
-            <w:r>
-              <w:rPr>
-                <w:sz w:val="17"/>
-              </w:rPr>
-              <w:t xml:space="preserve">No</w:t>
-            </w:r>
-          </w:p>
-        </w:tc>
-        <w:tc>
-          <w:tcPr/>
-          <w:p>
-            <w:pPr>
-              <w:pStyle w:val="Compact"/>
-              <w:jc w:val="left"/>
-            </w:pPr>
-            <w:r>
-              <w:rPr>
-                <w:sz w:val="17"/>
-              </w:rPr>
-              <w:t xml:space="preserve">Owners of SYS, M1, M2, M0</w:t>
-            </w:r>
-          </w:p>
-        </w:tc>
-        <w:tc>
-          <w:tcPr/>
-          <w:p>
-            <w:pPr>
-              <w:pStyle w:val="Compact"/>
-              <w:jc w:val="left"/>
-            </w:pPr>
-            <w:r>
-              <w:rPr>
-                <w:sz w:val="17"/>
-              </w:rPr>
-              <w:t xml:space="preserve">Kept for audit and for M10 reports</w:t>
-            </w:r>
-          </w:p>
-        </w:tc>
-        <w:tc>
-          <w:tcPr/>
-          <w:p>
-            <w:pPr>
-              <w:pStyle w:val="Compact"/>
-              <w:jc w:val="left"/>
-            </w:pPr>
-            <w:r>
-              <w:rPr>
-                <w:sz w:val="17"/>
-              </w:rPr>
-              <w:t xml:space="preserve">Write-only data costs storage and privacy review without a user; M10's spec must claim them.</w:t>
-            </w:r>
-          </w:p>
-        </w:tc>
-      </w:tr>
-      <w:tr>
-        <w:tc>
-          <w:tcPr/>
-          <w:p>
-            <w:pPr>
-              <w:pStyle w:val="Compact"/>
-              <w:jc w:val="left"/>
-            </w:pPr>
-            <w:r>
-              <w:rPr>
-                <w:sz w:val="17"/>
-              </w:rPr>
-              <w:t xml:space="preserve">9</w:t>
-            </w:r>
-          </w:p>
-        </w:tc>
-        <w:tc>
-          <w:tcPr/>
-          <w:p>
-            <w:pPr>
-              <w:pStyle w:val="Compact"/>
-              <w:jc w:val="left"/>
-            </w:pPr>
-            <w:r>
-              <w:rPr>
-                <w:sz w:val="17"/>
-              </w:rPr>
-              <w:t xml:space="preserve">[NEEDS CLARIFICATION: Does F-M1-01 read segment labels from the display dictionary (F-SYS-06) or from SEGMENT_REQUIREMENT?]</w:t>
-            </w:r>
-          </w:p>
-        </w:tc>
-        <w:tc>
-          <w:tcPr/>
-          <w:p>
-            <w:pPr>
-              <w:pStyle w:val="Compact"/>
-              <w:jc w:val="left"/>
-            </w:pPr>
-            <w:r>
-              <w:rPr>
-                <w:sz w:val="17"/>
-              </w:rPr>
-              <w:t xml:space="preserve">No</w:t>
-            </w:r>
-          </w:p>
-        </w:tc>
-        <w:tc>
-          <w:tcPr/>
-          <w:p>
-            <w:pPr>
-              <w:pStyle w:val="Compact"/>
-              <w:jc w:val="left"/>
-            </w:pPr>
-            <w:r>
-              <w:rPr>
-                <w:sz w:val="17"/>
-              </w:rPr>
-              <w:t xml:space="preserve">M1 owner</w:t>
-            </w:r>
-          </w:p>
-        </w:tc>
-        <w:tc>
-          <w:tcPr/>
-          <w:p>
-            <w:pPr>
-              <w:pStyle w:val="Compact"/>
-              <w:jc w:val="left"/>
-            </w:pPr>
-            <w:r>
-              <w:rPr>
-                <w:sz w:val="17"/>
-              </w:rPr>
-              <w:t xml:space="preserve">Display dictionary</w:t>
-            </w:r>
-          </w:p>
-        </w:tc>
-        <w:tc>
-          <w:tcPr/>
-          <w:p>
-            <w:pPr>
-              <w:pStyle w:val="Compact"/>
-              <w:jc w:val="left"/>
-            </w:pPr>
-            <w:r>
-              <w:rPr>
-                <w:sz w:val="17"/>
-              </w:rPr>
-              <w:t xml:space="preserve">If from SEGMENT_REQUIREMENT, labels need columns there.</w:t>
-            </w:r>
-          </w:p>
-        </w:tc>
-      </w:tr>
-    </w:tbl>
-    <w:p>
-      <w:r>
-        <w:pict>
-          <v:rect style="width:0;height:1.5pt" o:hralign="center" o:hrstd="t" o:hr="t"/>
-        </w:pict>
-      </w:r>
-    </w:p>
     <w:p>
       <w:pPr>
         <w:pStyle w:val="FirstParagraph"/>
@@ -15969,7 +14991,7 @@
           <w:iCs/>
           <w:i/>
         </w:rPr>
-        <w:t xml:space="preserve">Human gate 2: fill the Resolution column. Kinds 1 and 4 go back to the module owner as spec defects; kind 3 (ownership) must be settled before Session 10. Signed: ____________________ Date: __________</w:t>
+        <w:t xml:space="preserve">Open questions are tracked outside this repository until they are resolved.</w:t>
       </w:r>
     </w:p>
     <w:bookmarkEnd w:id="23"/>

--- a/docs/word/data/02-crud-matrix.docx
+++ b/docs/word/data/02-crud-matrix.docx
@@ -16,7 +16,7 @@
         <w:pStyle w:val="FirstParagraph"/>
       </w:pPr>
       <w:r>
-        <w:t xml:space="preserve">Long form: one row per (function, entity) pair that interacts — 141 rows over 86 of the 95 functions. Function IDs are the DBIZ2 Subfunction IDs;</w:t>
+        <w:t xml:space="preserve">Long form: one row per (function, entity) pair that interacts — 167 rows over 96 of the 104 functions. Function IDs are the DBIZ2 Subfunction IDs;</w:t>
       </w:r>
       <w:r>
         <w:t xml:space="preserve"> </w:t>
@@ -608,7 +608,70 @@
               <w:rPr>
                 <w:sz w:val="17"/>
               </w:rPr>
-              <w:t xml:space="preserve">SYS §5.1 FR-004 (role)</w:t>
+              <w:t xml:space="preserve">SYS §5.1 FR-004 (role, account_status); SYS §5.2 BR-005 (deactivated, never deleted)</w:t>
+            </w:r>
+          </w:p>
+        </w:tc>
+      </w:tr>
+      <w:tr>
+        <w:tc>
+          <w:tcPr/>
+          <w:p>
+            <w:pPr>
+              <w:pStyle w:val="Compact"/>
+              <w:jc w:val="left"/>
+            </w:pPr>
+            <w:r>
+              <w:rPr>
+                <w:sz w:val="17"/>
+              </w:rPr>
+              <w:t xml:space="preserve">F-SYS-04</w:t>
+            </w:r>
+          </w:p>
+        </w:tc>
+        <w:tc>
+          <w:tcPr/>
+          <w:p>
+            <w:pPr>
+              <w:pStyle w:val="Compact"/>
+              <w:jc w:val="left"/>
+            </w:pPr>
+            <w:r>
+              <w:rPr>
+                <w:rStyle w:val="VerbatimChar"/>
+                <w:sz w:val="17"/>
+              </w:rPr>
+              <w:t xml:space="preserve">PROFILE</w:t>
+            </w:r>
+          </w:p>
+        </w:tc>
+        <w:tc>
+          <w:tcPr/>
+          <w:p>
+            <w:pPr>
+              <w:pStyle w:val="Compact"/>
+              <w:jc w:val="left"/>
+            </w:pPr>
+            <w:r>
+              <w:rPr>
+                <w:sz w:val="17"/>
+              </w:rPr>
+              <w:t xml:space="preserve">U</w:t>
+            </w:r>
+          </w:p>
+        </w:tc>
+        <w:tc>
+          <w:tcPr/>
+          <w:p>
+            <w:pPr>
+              <w:pStyle w:val="Compact"/>
+              <w:jc w:val="left"/>
+            </w:pPr>
+            <w:r>
+              <w:rPr>
+                <w:sz w:val="17"/>
+              </w:rPr>
+              <w:t xml:space="preserve">SYS §5.2 BR-005 (name replaced by an anonymous value within 30 days)</w:t>
             </w:r>
           </w:p>
         </w:tc>
@@ -1616,7 +1679,7 @@
               <w:rPr>
                 <w:sz w:val="17"/>
               </w:rPr>
-              <w:t xml:space="preserve">M0 §5.1 FR-002</w:t>
+              <w:t xml:space="preserve">M0 §5.1 FR-002 (stage); M0 §5.2 BR-005 (archived, never deleted)</w:t>
             </w:r>
           </w:p>
         </w:tc>
@@ -2498,7 +2561,7 @@
               <w:rPr>
                 <w:sz w:val="17"/>
               </w:rPr>
-              <w:t xml:space="preserve">M2 §5.1 FR-002 ("create and edit")</w:t>
+              <w:t xml:space="preserve">M2 §5.1 FR-002 ("create and edit"; topic)</w:t>
             </w:r>
           </w:p>
         </w:tc>
@@ -3317,7 +3380,7 @@
               <w:rPr>
                 <w:sz w:val="17"/>
               </w:rPr>
-              <w:t xml:space="preserve">M2 §5.1 FR-012 (verified_findings)</w:t>
+              <w:t xml:space="preserve">M2 §5.1 FR-012 (verified_findings) — see open question 3</w:t>
             </w:r>
           </w:p>
         </w:tc>
@@ -3380,7 +3443,7 @@
               <w:rPr>
                 <w:sz w:val="17"/>
               </w:rPr>
-              <w:t xml:space="preserve">M2 §5.1 FR-012 (verified_findings)</w:t>
+              <w:t xml:space="preserve">M2 §5.1 FR-012 (verified_findings) — see open question 3</w:t>
             </w:r>
           </w:p>
         </w:tc>
@@ -4136,7 +4199,7 @@
               <w:rPr>
                 <w:sz w:val="17"/>
               </w:rPr>
-              <w:t xml:space="preserve">M3 §5.1 FR-002 ("create and edit")</w:t>
+              <w:t xml:space="preserve">M3 §5.1 FR-002 ("create and edit"; intake_status); M3 §5.2 BR-008 (unpublished, never deleted)</w:t>
             </w:r>
           </w:p>
         </w:tc>
@@ -4262,7 +4325,7 @@
               <w:rPr>
                 <w:sz w:val="17"/>
               </w:rPr>
-              <w:t xml:space="preserve">M3 §5.1 FR-003</w:t>
+              <w:t xml:space="preserve">M3 §5.1 FR-003 (image_status)</w:t>
             </w:r>
           </w:p>
         </w:tc>
@@ -4972,6 +5035,69 @@
               <w:rPr>
                 <w:sz w:val="17"/>
               </w:rPr>
+              <w:t xml:space="preserve">F-M3-11</w:t>
+            </w:r>
+          </w:p>
+        </w:tc>
+        <w:tc>
+          <w:tcPr/>
+          <w:p>
+            <w:pPr>
+              <w:pStyle w:val="Compact"/>
+              <w:jc w:val="left"/>
+            </w:pPr>
+            <w:r>
+              <w:rPr>
+                <w:rStyle w:val="VerbatimChar"/>
+                <w:sz w:val="17"/>
+              </w:rPr>
+              <w:t xml:space="preserve">LOCATION_QUERY</w:t>
+            </w:r>
+          </w:p>
+        </w:tc>
+        <w:tc>
+          <w:tcPr/>
+          <w:p>
+            <w:pPr>
+              <w:pStyle w:val="Compact"/>
+              <w:jc w:val="left"/>
+            </w:pPr>
+            <w:r>
+              <w:rPr>
+                <w:sz w:val="17"/>
+              </w:rPr>
+              <w:t xml:space="preserve">C</w:t>
+            </w:r>
+          </w:p>
+        </w:tc>
+        <w:tc>
+          <w:tcPr/>
+          <w:p>
+            <w:pPr>
+              <w:pStyle w:val="Compact"/>
+              <w:jc w:val="left"/>
+            </w:pPr>
+            <w:r>
+              <w:rPr>
+                <w:sz w:val="17"/>
+              </w:rPr>
+              <w:t xml:space="preserve">M3 §5.1 FR-011 (query_id); M3 §5.2 BR-009 (stored without personal data)</w:t>
+            </w:r>
+          </w:p>
+        </w:tc>
+      </w:tr>
+      <w:tr>
+        <w:tc>
+          <w:tcPr/>
+          <w:p>
+            <w:pPr>
+              <w:pStyle w:val="Compact"/>
+              <w:jc w:val="left"/>
+            </w:pPr>
+            <w:r>
+              <w:rPr>
+                <w:sz w:val="17"/>
+              </w:rPr>
               <w:t xml:space="preserve">F-M3-14</w:t>
             </w:r>
           </w:p>
@@ -5711,7 +5837,7 @@
               <w:rPr>
                 <w:sz w:val="17"/>
               </w:rPr>
-              <w:t xml:space="preserve">M4 §5.1 FR-001</w:t>
+              <w:t xml:space="preserve">M4 §5.1 FR-001 (org_status); M4 §5.2 BR-008 (deactivated, never deleted)</w:t>
             </w:r>
           </w:p>
         </w:tc>
@@ -5854,6 +5980,132 @@
               <w:rPr>
                 <w:sz w:val="17"/>
               </w:rPr>
+              <w:t xml:space="preserve">F-M4-01</w:t>
+            </w:r>
+          </w:p>
+        </w:tc>
+        <w:tc>
+          <w:tcPr/>
+          <w:p>
+            <w:pPr>
+              <w:pStyle w:val="Compact"/>
+              <w:jc w:val="left"/>
+            </w:pPr>
+            <w:r>
+              <w:rPr>
+                <w:rStyle w:val="VerbatimChar"/>
+                <w:sz w:val="17"/>
+              </w:rPr>
+              <w:t xml:space="preserve">COLLAB_REQUEST</w:t>
+            </w:r>
+          </w:p>
+        </w:tc>
+        <w:tc>
+          <w:tcPr/>
+          <w:p>
+            <w:pPr>
+              <w:pStyle w:val="Compact"/>
+              <w:jc w:val="left"/>
+            </w:pPr>
+            <w:r>
+              <w:rPr>
+                <w:sz w:val="17"/>
+              </w:rPr>
+              <w:t xml:space="preserve">U</w:t>
+            </w:r>
+          </w:p>
+        </w:tc>
+        <w:tc>
+          <w:tcPr/>
+          <w:p>
+            <w:pPr>
+              <w:pStyle w:val="Compact"/>
+              <w:jc w:val="left"/>
+            </w:pPr>
+            <w:r>
+              <w:rPr>
+                <w:sz w:val="17"/>
+              </w:rPr>
+              <w:t xml:space="preserve">M4 §5.2 BR-008 (open requests to a deactivated organisation closed as withdrawn)</w:t>
+            </w:r>
+          </w:p>
+        </w:tc>
+      </w:tr>
+      <w:tr>
+        <w:tc>
+          <w:tcPr/>
+          <w:p>
+            <w:pPr>
+              <w:pStyle w:val="Compact"/>
+              <w:jc w:val="left"/>
+            </w:pPr>
+            <w:r>
+              <w:rPr>
+                <w:sz w:val="17"/>
+              </w:rPr>
+              <w:t xml:space="preserve">F-M4-01</w:t>
+            </w:r>
+          </w:p>
+        </w:tc>
+        <w:tc>
+          <w:tcPr/>
+          <w:p>
+            <w:pPr>
+              <w:pStyle w:val="Compact"/>
+              <w:jc w:val="left"/>
+            </w:pPr>
+            <w:r>
+              <w:rPr>
+                <w:rStyle w:val="VerbatimChar"/>
+                <w:sz w:val="17"/>
+              </w:rPr>
+              <w:t xml:space="preserve">MODERATION_ITEM</w:t>
+            </w:r>
+          </w:p>
+        </w:tc>
+        <w:tc>
+          <w:tcPr/>
+          <w:p>
+            <w:pPr>
+              <w:pStyle w:val="Compact"/>
+              <w:jc w:val="left"/>
+            </w:pPr>
+            <w:r>
+              <w:rPr>
+                <w:sz w:val="17"/>
+              </w:rPr>
+              <w:t xml:space="preserve">C</w:t>
+            </w:r>
+          </w:p>
+        </w:tc>
+        <w:tc>
+          <w:tcPr/>
+          <w:p>
+            <w:pPr>
+              <w:pStyle w:val="Compact"/>
+              <w:jc w:val="left"/>
+            </w:pPr>
+            <w:r>
+              <w:rPr>
+                <w:sz w:val="17"/>
+              </w:rPr>
+              <w:t xml:space="preserve">M10 §3 US-1 ("the change appears in the moderation queue"); M10 §5.2 BR-001</w:t>
+            </w:r>
+          </w:p>
+        </w:tc>
+      </w:tr>
+      <w:tr>
+        <w:tc>
+          <w:tcPr/>
+          <w:p>
+            <w:pPr>
+              <w:pStyle w:val="Compact"/>
+              <w:jc w:val="left"/>
+            </w:pPr>
+            <w:r>
+              <w:rPr>
+                <w:sz w:val="17"/>
+              </w:rPr>
               <w:t xml:space="preserve">F-M4-02</w:t>
             </w:r>
           </w:p>
@@ -7051,6 +7303,69 @@
               <w:rPr>
                 <w:sz w:val="17"/>
               </w:rPr>
+              <w:t xml:space="preserve">F-M4-14</w:t>
+            </w:r>
+          </w:p>
+        </w:tc>
+        <w:tc>
+          <w:tcPr/>
+          <w:p>
+            <w:pPr>
+              <w:pStyle w:val="Compact"/>
+              <w:jc w:val="left"/>
+            </w:pPr>
+            <w:r>
+              <w:rPr>
+                <w:rStyle w:val="VerbatimChar"/>
+                <w:sz w:val="17"/>
+              </w:rPr>
+              <w:t xml:space="preserve">COLLAB_MESSAGE</w:t>
+            </w:r>
+          </w:p>
+        </w:tc>
+        <w:tc>
+          <w:tcPr/>
+          <w:p>
+            <w:pPr>
+              <w:pStyle w:val="Compact"/>
+              <w:jc w:val="left"/>
+            </w:pPr>
+            <w:r>
+              <w:rPr>
+                <w:sz w:val="17"/>
+              </w:rPr>
+              <w:t xml:space="preserve">C</w:t>
+            </w:r>
+          </w:p>
+        </w:tc>
+        <w:tc>
+          <w:tcPr/>
+          <w:p>
+            <w:pPr>
+              <w:pStyle w:val="Compact"/>
+              <w:jc w:val="left"/>
+            </w:pPr>
+            <w:r>
+              <w:rPr>
+                <w:sz w:val="17"/>
+              </w:rPr>
+              <w:t xml:space="preserve">M4 §5.1 FR-014 (message_id); M4 §5.2 BR-009</w:t>
+            </w:r>
+          </w:p>
+        </w:tc>
+      </w:tr>
+      <w:tr>
+        <w:tc>
+          <w:tcPr/>
+          <w:p>
+            <w:pPr>
+              <w:pStyle w:val="Compact"/>
+              <w:jc w:val="left"/>
+            </w:pPr>
+            <w:r>
+              <w:rPr>
+                <w:sz w:val="17"/>
+              </w:rPr>
               <w:t xml:space="preserve">F-M4-15</w:t>
             </w:r>
           </w:p>
@@ -7996,6 +8311,69 @@
               <w:rPr>
                 <w:sz w:val="17"/>
               </w:rPr>
+              <w:t xml:space="preserve">F-M5-04</w:t>
+            </w:r>
+          </w:p>
+        </w:tc>
+        <w:tc>
+          <w:tcPr/>
+          <w:p>
+            <w:pPr>
+              <w:pStyle w:val="Compact"/>
+              <w:jc w:val="left"/>
+            </w:pPr>
+            <w:r>
+              <w:rPr>
+                <w:rStyle w:val="VerbatimChar"/>
+                <w:sz w:val="17"/>
+              </w:rPr>
+              <w:t xml:space="preserve">PROJECT_GLOSSARY</w:t>
+            </w:r>
+          </w:p>
+        </w:tc>
+        <w:tc>
+          <w:tcPr/>
+          <w:p>
+            <w:pPr>
+              <w:pStyle w:val="Compact"/>
+              <w:jc w:val="left"/>
+            </w:pPr>
+            <w:r>
+              <w:rPr>
+                <w:sz w:val="17"/>
+              </w:rPr>
+              <w:t xml:space="preserve">CR</w:t>
+            </w:r>
+          </w:p>
+        </w:tc>
+        <w:tc>
+          <w:tcPr/>
+          <w:p>
+            <w:pPr>
+              <w:pStyle w:val="Compact"/>
+              <w:jc w:val="left"/>
+            </w:pPr>
+            <w:r>
+              <w:rPr>
+                <w:sz w:val="17"/>
+              </w:rPr>
+              <w:t xml:space="preserve">M5 §5.1 FR-004 (glossary term_en, term_vi); M5 §5.2 BR-006 (applied to every later draft)</w:t>
+            </w:r>
+          </w:p>
+        </w:tc>
+      </w:tr>
+      <w:tr>
+        <w:tc>
+          <w:tcPr/>
+          <w:p>
+            <w:pPr>
+              <w:pStyle w:val="Compact"/>
+              <w:jc w:val="left"/>
+            </w:pPr>
+            <w:r>
+              <w:rPr>
+                <w:sz w:val="17"/>
+              </w:rPr>
               <w:t xml:space="preserve">F-M5-05</w:t>
             </w:r>
           </w:p>
@@ -9051,6 +9429,1266 @@
                 <w:sz w:val="17"/>
               </w:rPr>
               <w:t xml:space="preserve">M7 §5.1 FR-007 (2 records)</w:t>
+            </w:r>
+          </w:p>
+        </w:tc>
+      </w:tr>
+      <w:tr>
+        <w:tc>
+          <w:tcPr/>
+          <w:p>
+            <w:pPr>
+              <w:pStyle w:val="Compact"/>
+              <w:jc w:val="left"/>
+            </w:pPr>
+            <w:r>
+              <w:rPr>
+                <w:sz w:val="17"/>
+              </w:rPr>
+              <w:t xml:space="preserve">F-M10-01</w:t>
+            </w:r>
+          </w:p>
+        </w:tc>
+        <w:tc>
+          <w:tcPr/>
+          <w:p>
+            <w:pPr>
+              <w:pStyle w:val="Compact"/>
+              <w:jc w:val="left"/>
+            </w:pPr>
+            <w:r>
+              <w:rPr>
+                <w:rStyle w:val="VerbatimChar"/>
+                <w:sz w:val="17"/>
+              </w:rPr>
+              <w:t xml:space="preserve">MODERATION_ITEM</w:t>
+            </w:r>
+          </w:p>
+        </w:tc>
+        <w:tc>
+          <w:tcPr/>
+          <w:p>
+            <w:pPr>
+              <w:pStyle w:val="Compact"/>
+              <w:jc w:val="left"/>
+            </w:pPr>
+            <w:r>
+              <w:rPr>
+                <w:sz w:val="17"/>
+              </w:rPr>
+              <w:t xml:space="preserve">R</w:t>
+            </w:r>
+          </w:p>
+        </w:tc>
+        <w:tc>
+          <w:tcPr/>
+          <w:p>
+            <w:pPr>
+              <w:pStyle w:val="Compact"/>
+              <w:jc w:val="left"/>
+            </w:pPr>
+            <w:r>
+              <w:rPr>
+                <w:sz w:val="17"/>
+              </w:rPr>
+              <w:t xml:space="preserve">M10 §5.1 FR-001 (moderation_queue, filter content_type)</w:t>
+            </w:r>
+          </w:p>
+        </w:tc>
+      </w:tr>
+      <w:tr>
+        <w:tc>
+          <w:tcPr/>
+          <w:p>
+            <w:pPr>
+              <w:pStyle w:val="Compact"/>
+              <w:jc w:val="left"/>
+            </w:pPr>
+            <w:r>
+              <w:rPr>
+                <w:sz w:val="17"/>
+              </w:rPr>
+              <w:t xml:space="preserve">F-M10-02</w:t>
+            </w:r>
+          </w:p>
+        </w:tc>
+        <w:tc>
+          <w:tcPr/>
+          <w:p>
+            <w:pPr>
+              <w:pStyle w:val="Compact"/>
+              <w:jc w:val="left"/>
+            </w:pPr>
+            <w:r>
+              <w:rPr>
+                <w:rStyle w:val="VerbatimChar"/>
+                <w:sz w:val="17"/>
+              </w:rPr>
+              <w:t xml:space="preserve">MODERATION_ITEM</w:t>
+            </w:r>
+          </w:p>
+        </w:tc>
+        <w:tc>
+          <w:tcPr/>
+          <w:p>
+            <w:pPr>
+              <w:pStyle w:val="Compact"/>
+              <w:jc w:val="left"/>
+            </w:pPr>
+            <w:r>
+              <w:rPr>
+                <w:sz w:val="17"/>
+              </w:rPr>
+              <w:t xml:space="preserve">RU</w:t>
+            </w:r>
+          </w:p>
+        </w:tc>
+        <w:tc>
+          <w:tcPr/>
+          <w:p>
+            <w:pPr>
+              <w:pStyle w:val="Compact"/>
+              <w:jc w:val="left"/>
+            </w:pPr>
+            <w:r>
+              <w:rPr>
+                <w:sz w:val="17"/>
+              </w:rPr>
+              <w:t xml:space="preserve">M10 §5.1 FR-002 (content_status, reason); M10 §5.2 BR-002</w:t>
+            </w:r>
+          </w:p>
+        </w:tc>
+      </w:tr>
+      <w:tr>
+        <w:tc>
+          <w:tcPr/>
+          <w:p>
+            <w:pPr>
+              <w:pStyle w:val="Compact"/>
+              <w:jc w:val="left"/>
+            </w:pPr>
+            <w:r>
+              <w:rPr>
+                <w:sz w:val="17"/>
+              </w:rPr>
+              <w:t xml:space="preserve">F-M10-02</w:t>
+            </w:r>
+          </w:p>
+        </w:tc>
+        <w:tc>
+          <w:tcPr/>
+          <w:p>
+            <w:pPr>
+              <w:pStyle w:val="Compact"/>
+              <w:jc w:val="left"/>
+            </w:pPr>
+            <w:r>
+              <w:rPr>
+                <w:rStyle w:val="VerbatimChar"/>
+                <w:sz w:val="17"/>
+              </w:rPr>
+              <w:t xml:space="preserve">ORGANISATION_MEMBER_LAYER</w:t>
+            </w:r>
+          </w:p>
+        </w:tc>
+        <w:tc>
+          <w:tcPr/>
+          <w:p>
+            <w:pPr>
+              <w:pStyle w:val="Compact"/>
+              <w:jc w:val="left"/>
+            </w:pPr>
+            <w:r>
+              <w:rPr>
+                <w:sz w:val="17"/>
+              </w:rPr>
+              <w:t xml:space="preserve">U</w:t>
+            </w:r>
+          </w:p>
+        </w:tc>
+        <w:tc>
+          <w:tcPr/>
+          <w:p>
+            <w:pPr>
+              <w:pStyle w:val="Compact"/>
+              <w:jc w:val="left"/>
+            </w:pPr>
+            <w:r>
+              <w:rPr>
+                <w:sz w:val="17"/>
+              </w:rPr>
+              <w:t xml:space="preserve">M10 §3 US-1 ("the new text is public within one minute")</w:t>
+            </w:r>
+          </w:p>
+        </w:tc>
+      </w:tr>
+      <w:tr>
+        <w:tc>
+          <w:tcPr/>
+          <w:p>
+            <w:pPr>
+              <w:pStyle w:val="Compact"/>
+              <w:jc w:val="left"/>
+            </w:pPr>
+            <w:r>
+              <w:rPr>
+                <w:sz w:val="17"/>
+              </w:rPr>
+              <w:t xml:space="preserve">F-M10-02</w:t>
+            </w:r>
+          </w:p>
+        </w:tc>
+        <w:tc>
+          <w:tcPr/>
+          <w:p>
+            <w:pPr>
+              <w:pStyle w:val="Compact"/>
+              <w:jc w:val="left"/>
+            </w:pPr>
+            <w:r>
+              <w:rPr>
+                <w:rStyle w:val="VerbatimChar"/>
+                <w:sz w:val="17"/>
+              </w:rPr>
+              <w:t xml:space="preserve">LOCATION_IMAGE</w:t>
+            </w:r>
+          </w:p>
+        </w:tc>
+        <w:tc>
+          <w:tcPr/>
+          <w:p>
+            <w:pPr>
+              <w:pStyle w:val="Compact"/>
+              <w:jc w:val="left"/>
+            </w:pPr>
+            <w:r>
+              <w:rPr>
+                <w:sz w:val="17"/>
+              </w:rPr>
+              <w:t xml:space="preserve">U</w:t>
+            </w:r>
+          </w:p>
+        </w:tc>
+        <w:tc>
+          <w:tcPr/>
+          <w:p>
+            <w:pPr>
+              <w:pStyle w:val="Compact"/>
+              <w:jc w:val="left"/>
+            </w:pPr>
+            <w:r>
+              <w:rPr>
+                <w:sz w:val="17"/>
+              </w:rPr>
+              <w:t xml:space="preserve">M10 §5.1 FR-001 note (location_image moderated), FR-002 (content_status)</w:t>
+            </w:r>
+          </w:p>
+        </w:tc>
+      </w:tr>
+      <w:tr>
+        <w:tc>
+          <w:tcPr/>
+          <w:p>
+            <w:pPr>
+              <w:pStyle w:val="Compact"/>
+              <w:jc w:val="left"/>
+            </w:pPr>
+            <w:r>
+              <w:rPr>
+                <w:sz w:val="17"/>
+              </w:rPr>
+              <w:t xml:space="preserve">F-M10-03</w:t>
+            </w:r>
+          </w:p>
+        </w:tc>
+        <w:tc>
+          <w:tcPr/>
+          <w:p>
+            <w:pPr>
+              <w:pStyle w:val="Compact"/>
+              <w:jc w:val="left"/>
+            </w:pPr>
+            <w:r>
+              <w:rPr>
+                <w:rStyle w:val="VerbatimChar"/>
+                <w:sz w:val="17"/>
+              </w:rPr>
+              <w:t xml:space="preserve">DEMAND_INDEX</w:t>
+            </w:r>
+          </w:p>
+        </w:tc>
+        <w:tc>
+          <w:tcPr/>
+          <w:p>
+            <w:pPr>
+              <w:pStyle w:val="Compact"/>
+              <w:jc w:val="left"/>
+            </w:pPr>
+            <w:r>
+              <w:rPr>
+                <w:sz w:val="17"/>
+              </w:rPr>
+              <w:t xml:space="preserve">R</w:t>
+            </w:r>
+          </w:p>
+        </w:tc>
+        <w:tc>
+          <w:tcPr/>
+          <w:p>
+            <w:pPr>
+              <w:pStyle w:val="Compact"/>
+              <w:jc w:val="left"/>
+            </w:pPr>
+            <w:r>
+              <w:rPr>
+                <w:sz w:val="17"/>
+              </w:rPr>
+              <w:t xml:space="preserve">M10 §5.1 FR-003; M10 §5.2 BR-003</w:t>
+            </w:r>
+          </w:p>
+        </w:tc>
+      </w:tr>
+      <w:tr>
+        <w:tc>
+          <w:tcPr/>
+          <w:p>
+            <w:pPr>
+              <w:pStyle w:val="Compact"/>
+              <w:jc w:val="left"/>
+            </w:pPr>
+            <w:r>
+              <w:rPr>
+                <w:sz w:val="17"/>
+              </w:rPr>
+              <w:t xml:space="preserve">F-M10-03</w:t>
+            </w:r>
+          </w:p>
+        </w:tc>
+        <w:tc>
+          <w:tcPr/>
+          <w:p>
+            <w:pPr>
+              <w:pStyle w:val="Compact"/>
+              <w:jc w:val="left"/>
+            </w:pPr>
+            <w:r>
+              <w:rPr>
+                <w:rStyle w:val="VerbatimChar"/>
+                <w:sz w:val="17"/>
+              </w:rPr>
+              <w:t xml:space="preserve">PROJECT</w:t>
+            </w:r>
+          </w:p>
+        </w:tc>
+        <w:tc>
+          <w:tcPr/>
+          <w:p>
+            <w:pPr>
+              <w:pStyle w:val="Compact"/>
+              <w:jc w:val="left"/>
+            </w:pPr>
+            <w:r>
+              <w:rPr>
+                <w:sz w:val="17"/>
+              </w:rPr>
+              <w:t xml:space="preserve">R</w:t>
+            </w:r>
+          </w:p>
+        </w:tc>
+        <w:tc>
+          <w:tcPr/>
+          <w:p>
+            <w:pPr>
+              <w:pStyle w:val="Compact"/>
+              <w:jc w:val="left"/>
+            </w:pPr>
+            <w:r>
+              <w:rPr>
+                <w:sz w:val="17"/>
+              </w:rPr>
+              <w:t xml:space="preserve">M10 §6 (DemandIndex "derived from Project")</w:t>
+            </w:r>
+          </w:p>
+        </w:tc>
+      </w:tr>
+      <w:tr>
+        <w:tc>
+          <w:tcPr/>
+          <w:p>
+            <w:pPr>
+              <w:pStyle w:val="Compact"/>
+              <w:jc w:val="left"/>
+            </w:pPr>
+            <w:r>
+              <w:rPr>
+                <w:sz w:val="17"/>
+              </w:rPr>
+              <w:t xml:space="preserve">F-M10-03</w:t>
+            </w:r>
+          </w:p>
+        </w:tc>
+        <w:tc>
+          <w:tcPr/>
+          <w:p>
+            <w:pPr>
+              <w:pStyle w:val="Compact"/>
+              <w:jc w:val="left"/>
+            </w:pPr>
+            <w:r>
+              <w:rPr>
+                <w:rStyle w:val="VerbatimChar"/>
+                <w:sz w:val="17"/>
+              </w:rPr>
+              <w:t xml:space="preserve">PRODUCER_ORGANISATION</w:t>
+            </w:r>
+          </w:p>
+        </w:tc>
+        <w:tc>
+          <w:tcPr/>
+          <w:p>
+            <w:pPr>
+              <w:pStyle w:val="Compact"/>
+              <w:jc w:val="left"/>
+            </w:pPr>
+            <w:r>
+              <w:rPr>
+                <w:sz w:val="17"/>
+              </w:rPr>
+              <w:t xml:space="preserve">R</w:t>
+            </w:r>
+          </w:p>
+        </w:tc>
+        <w:tc>
+          <w:tcPr/>
+          <w:p>
+            <w:pPr>
+              <w:pStyle w:val="Compact"/>
+              <w:jc w:val="left"/>
+            </w:pPr>
+            <w:r>
+              <w:rPr>
+                <w:sz w:val="17"/>
+              </w:rPr>
+              <w:t xml:space="preserve">M10 §6 ("derived from ... ProducerOrganisation")</w:t>
+            </w:r>
+          </w:p>
+        </w:tc>
+      </w:tr>
+      <w:tr>
+        <w:tc>
+          <w:tcPr/>
+          <w:p>
+            <w:pPr>
+              <w:pStyle w:val="Compact"/>
+              <w:jc w:val="left"/>
+            </w:pPr>
+            <w:r>
+              <w:rPr>
+                <w:sz w:val="17"/>
+              </w:rPr>
+              <w:t xml:space="preserve">F-M10-03</w:t>
+            </w:r>
+          </w:p>
+        </w:tc>
+        <w:tc>
+          <w:tcPr/>
+          <w:p>
+            <w:pPr>
+              <w:pStyle w:val="Compact"/>
+              <w:jc w:val="left"/>
+            </w:pPr>
+            <w:r>
+              <w:rPr>
+                <w:rStyle w:val="VerbatimChar"/>
+                <w:sz w:val="17"/>
+              </w:rPr>
+              <w:t xml:space="preserve">LOCATION_QUERY</w:t>
+            </w:r>
+          </w:p>
+        </w:tc>
+        <w:tc>
+          <w:tcPr/>
+          <w:p>
+            <w:pPr>
+              <w:pStyle w:val="Compact"/>
+              <w:jc w:val="left"/>
+            </w:pPr>
+            <w:r>
+              <w:rPr>
+                <w:sz w:val="17"/>
+              </w:rPr>
+              <w:t xml:space="preserve">R</w:t>
+            </w:r>
+          </w:p>
+        </w:tc>
+        <w:tc>
+          <w:tcPr/>
+          <w:p>
+            <w:pPr>
+              <w:pStyle w:val="Compact"/>
+              <w:jc w:val="left"/>
+            </w:pPr>
+            <w:r>
+              <w:rPr>
+                <w:sz w:val="17"/>
+              </w:rPr>
+              <w:t xml:space="preserve">M10 §6 ("derived from ... LocationQuery"); M3 §5.2 BR-009</w:t>
+            </w:r>
+          </w:p>
+        </w:tc>
+      </w:tr>
+      <w:tr>
+        <w:tc>
+          <w:tcPr/>
+          <w:p>
+            <w:pPr>
+              <w:pStyle w:val="Compact"/>
+              <w:jc w:val="left"/>
+            </w:pPr>
+            <w:r>
+              <w:rPr>
+                <w:sz w:val="17"/>
+              </w:rPr>
+              <w:t xml:space="preserve">F-M10-03</w:t>
+            </w:r>
+          </w:p>
+        </w:tc>
+        <w:tc>
+          <w:tcPr/>
+          <w:p>
+            <w:pPr>
+              <w:pStyle w:val="Compact"/>
+              <w:jc w:val="left"/>
+            </w:pPr>
+            <w:r>
+              <w:rPr>
+                <w:rStyle w:val="VerbatimChar"/>
+                <w:sz w:val="17"/>
+              </w:rPr>
+              <w:t xml:space="preserve">PROJECT_PROVINCE</w:t>
+            </w:r>
+          </w:p>
+        </w:tc>
+        <w:tc>
+          <w:tcPr/>
+          <w:p>
+            <w:pPr>
+              <w:pStyle w:val="Compact"/>
+              <w:jc w:val="left"/>
+            </w:pPr>
+            <w:r>
+              <w:rPr>
+                <w:sz w:val="17"/>
+              </w:rPr>
+              <w:t xml:space="preserve">R</w:t>
+            </w:r>
+          </w:p>
+        </w:tc>
+        <w:tc>
+          <w:tcPr/>
+          <w:p>
+            <w:pPr>
+              <w:pStyle w:val="Compact"/>
+              <w:jc w:val="left"/>
+            </w:pPr>
+            <w:r>
+              <w:rPr>
+                <w:sz w:val="17"/>
+              </w:rPr>
+              <w:t xml:space="preserve">M10 §6 ("derived from ... ProjectProvince")</w:t>
+            </w:r>
+          </w:p>
+        </w:tc>
+      </w:tr>
+      <w:tr>
+        <w:tc>
+          <w:tcPr/>
+          <w:p>
+            <w:pPr>
+              <w:pStyle w:val="Compact"/>
+              <w:jc w:val="left"/>
+            </w:pPr>
+            <w:r>
+              <w:rPr>
+                <w:sz w:val="17"/>
+              </w:rPr>
+              <w:t xml:space="preserve">F-M10-03</w:t>
+            </w:r>
+          </w:p>
+        </w:tc>
+        <w:tc>
+          <w:tcPr/>
+          <w:p>
+            <w:pPr>
+              <w:pStyle w:val="Compact"/>
+              <w:jc w:val="left"/>
+            </w:pPr>
+            <w:r>
+              <w:rPr>
+                <w:rStyle w:val="VerbatimChar"/>
+                <w:sz w:val="17"/>
+              </w:rPr>
+              <w:t xml:space="preserve">COLLAB_REQUEST</w:t>
+            </w:r>
+          </w:p>
+        </w:tc>
+        <w:tc>
+          <w:tcPr/>
+          <w:p>
+            <w:pPr>
+              <w:pStyle w:val="Compact"/>
+              <w:jc w:val="left"/>
+            </w:pPr>
+            <w:r>
+              <w:rPr>
+                <w:sz w:val="17"/>
+              </w:rPr>
+              <w:t xml:space="preserve">R</w:t>
+            </w:r>
+          </w:p>
+        </w:tc>
+        <w:tc>
+          <w:tcPr/>
+          <w:p>
+            <w:pPr>
+              <w:pStyle w:val="Compact"/>
+              <w:jc w:val="left"/>
+            </w:pPr>
+            <w:r>
+              <w:rPr>
+                <w:sz w:val="17"/>
+              </w:rPr>
+              <w:t xml:space="preserve">M10 §6 ("derived from ... CollabRequest"); M10 §4.2</w:t>
+            </w:r>
+          </w:p>
+        </w:tc>
+      </w:tr>
+      <w:tr>
+        <w:tc>
+          <w:tcPr/>
+          <w:p>
+            <w:pPr>
+              <w:pStyle w:val="Compact"/>
+              <w:jc w:val="left"/>
+            </w:pPr>
+            <w:r>
+              <w:rPr>
+                <w:sz w:val="17"/>
+              </w:rPr>
+              <w:t xml:space="preserve">F-M10-03</w:t>
+            </w:r>
+          </w:p>
+        </w:tc>
+        <w:tc>
+          <w:tcPr/>
+          <w:p>
+            <w:pPr>
+              <w:pStyle w:val="Compact"/>
+              <w:jc w:val="left"/>
+            </w:pPr>
+            <w:r>
+              <w:rPr>
+                <w:rStyle w:val="VerbatimChar"/>
+                <w:sz w:val="17"/>
+              </w:rPr>
+              <w:t xml:space="preserve">SEGMENT_DECISION</w:t>
+            </w:r>
+          </w:p>
+        </w:tc>
+        <w:tc>
+          <w:tcPr/>
+          <w:p>
+            <w:pPr>
+              <w:pStyle w:val="Compact"/>
+              <w:jc w:val="left"/>
+            </w:pPr>
+            <w:r>
+              <w:rPr>
+                <w:sz w:val="17"/>
+              </w:rPr>
+              <w:t xml:space="preserve">R</w:t>
+            </w:r>
+          </w:p>
+        </w:tc>
+        <w:tc>
+          <w:tcPr/>
+          <w:p>
+            <w:pPr>
+              <w:pStyle w:val="Compact"/>
+              <w:jc w:val="left"/>
+            </w:pPr>
+            <w:r>
+              <w:rPr>
+                <w:sz w:val="17"/>
+              </w:rPr>
+              <w:t xml:space="preserve">M10 §1 Depends on ("M1 (segment decisions) — sources of the demand index")</w:t>
+            </w:r>
+          </w:p>
+        </w:tc>
+      </w:tr>
+      <w:tr>
+        <w:tc>
+          <w:tcPr/>
+          <w:p>
+            <w:pPr>
+              <w:pStyle w:val="Compact"/>
+              <w:jc w:val="left"/>
+            </w:pPr>
+            <w:r>
+              <w:rPr>
+                <w:sz w:val="17"/>
+              </w:rPr>
+              <w:t xml:space="preserve">F-M10-03</w:t>
+            </w:r>
+          </w:p>
+        </w:tc>
+        <w:tc>
+          <w:tcPr/>
+          <w:p>
+            <w:pPr>
+              <w:pStyle w:val="Compact"/>
+              <w:jc w:val="left"/>
+            </w:pPr>
+            <w:r>
+              <w:rPr>
+                <w:rStyle w:val="VerbatimChar"/>
+                <w:sz w:val="17"/>
+              </w:rPr>
+              <w:t xml:space="preserve">PRECHECK_RUN</w:t>
+            </w:r>
+          </w:p>
+        </w:tc>
+        <w:tc>
+          <w:tcPr/>
+          <w:p>
+            <w:pPr>
+              <w:pStyle w:val="Compact"/>
+              <w:jc w:val="left"/>
+            </w:pPr>
+            <w:r>
+              <w:rPr>
+                <w:sz w:val="17"/>
+              </w:rPr>
+              <w:t xml:space="preserve">R</w:t>
+            </w:r>
+          </w:p>
+        </w:tc>
+        <w:tc>
+          <w:tcPr/>
+          <w:p>
+            <w:pPr>
+              <w:pStyle w:val="Compact"/>
+              <w:jc w:val="left"/>
+            </w:pPr>
+            <w:r>
+              <w:rPr>
+                <w:sz w:val="17"/>
+              </w:rPr>
+              <w:t xml:space="preserve">M10 §1 Depends on ("M2 (pre-check runs)")</w:t>
+            </w:r>
+          </w:p>
+        </w:tc>
+      </w:tr>
+      <w:tr>
+        <w:tc>
+          <w:tcPr/>
+          <w:p>
+            <w:pPr>
+              <w:pStyle w:val="Compact"/>
+              <w:jc w:val="left"/>
+            </w:pPr>
+            <w:r>
+              <w:rPr>
+                <w:sz w:val="17"/>
+              </w:rPr>
+              <w:t xml:space="preserve">F-M10-03</w:t>
+            </w:r>
+          </w:p>
+        </w:tc>
+        <w:tc>
+          <w:tcPr/>
+          <w:p>
+            <w:pPr>
+              <w:pStyle w:val="Compact"/>
+              <w:jc w:val="left"/>
+            </w:pPr>
+            <w:r>
+              <w:rPr>
+                <w:rStyle w:val="VerbatimChar"/>
+                <w:sz w:val="17"/>
+              </w:rPr>
+              <w:t xml:space="preserve">PROJECT_SHORTLIST</w:t>
+            </w:r>
+          </w:p>
+        </w:tc>
+        <w:tc>
+          <w:tcPr/>
+          <w:p>
+            <w:pPr>
+              <w:pStyle w:val="Compact"/>
+              <w:jc w:val="left"/>
+            </w:pPr>
+            <w:r>
+              <w:rPr>
+                <w:sz w:val="17"/>
+              </w:rPr>
+              <w:t xml:space="preserve">R</w:t>
+            </w:r>
+          </w:p>
+        </w:tc>
+        <w:tc>
+          <w:tcPr/>
+          <w:p>
+            <w:pPr>
+              <w:pStyle w:val="Compact"/>
+              <w:jc w:val="left"/>
+            </w:pPr>
+            <w:r>
+              <w:rPr>
+                <w:sz w:val="17"/>
+              </w:rPr>
+              <w:t xml:space="preserve">M10 §1 Depends on ("M3 (location queries, shortlists)")</w:t>
+            </w:r>
+          </w:p>
+        </w:tc>
+      </w:tr>
+      <w:tr>
+        <w:tc>
+          <w:tcPr/>
+          <w:p>
+            <w:pPr>
+              <w:pStyle w:val="Compact"/>
+              <w:jc w:val="left"/>
+            </w:pPr>
+            <w:r>
+              <w:rPr>
+                <w:sz w:val="17"/>
+              </w:rPr>
+              <w:t xml:space="preserve">F-M10-04</w:t>
+            </w:r>
+          </w:p>
+        </w:tc>
+        <w:tc>
+          <w:tcPr/>
+          <w:p>
+            <w:pPr>
+              <w:pStyle w:val="Compact"/>
+              <w:jc w:val="left"/>
+            </w:pPr>
+            <w:r>
+              <w:rPr>
+                <w:rStyle w:val="VerbatimChar"/>
+                <w:sz w:val="17"/>
+              </w:rPr>
+              <w:t xml:space="preserve">DEMAND_INDEX</w:t>
+            </w:r>
+          </w:p>
+        </w:tc>
+        <w:tc>
+          <w:tcPr/>
+          <w:p>
+            <w:pPr>
+              <w:pStyle w:val="Compact"/>
+              <w:jc w:val="left"/>
+            </w:pPr>
+            <w:r>
+              <w:rPr>
+                <w:sz w:val="17"/>
+              </w:rPr>
+              <w:t xml:space="preserve">R</w:t>
+            </w:r>
+          </w:p>
+        </w:tc>
+        <w:tc>
+          <w:tcPr/>
+          <w:p>
+            <w:pPr>
+              <w:pStyle w:val="Compact"/>
+              <w:jc w:val="left"/>
+            </w:pPr>
+            <w:r>
+              <w:rPr>
+                <w:sz w:val="17"/>
+              </w:rPr>
+              <w:t xml:space="preserve">M10 §5.1 FR-004 (vfda_staff and admin only)</w:t>
+            </w:r>
+          </w:p>
+        </w:tc>
+      </w:tr>
+      <w:tr>
+        <w:tc>
+          <w:tcPr/>
+          <w:p>
+            <w:pPr>
+              <w:pStyle w:val="Compact"/>
+              <w:jc w:val="left"/>
+            </w:pPr>
+            <w:r>
+              <w:rPr>
+                <w:sz w:val="17"/>
+              </w:rPr>
+              <w:t xml:space="preserve">F-M10-05</w:t>
+            </w:r>
+          </w:p>
+        </w:tc>
+        <w:tc>
+          <w:tcPr/>
+          <w:p>
+            <w:pPr>
+              <w:pStyle w:val="Compact"/>
+              <w:jc w:val="left"/>
+            </w:pPr>
+            <w:r>
+              <w:rPr>
+                <w:rStyle w:val="VerbatimChar"/>
+                <w:sz w:val="17"/>
+              </w:rPr>
+              <w:t xml:space="preserve">DEMAND_INDEX</w:t>
+            </w:r>
+          </w:p>
+        </w:tc>
+        <w:tc>
+          <w:tcPr/>
+          <w:p>
+            <w:pPr>
+              <w:pStyle w:val="Compact"/>
+              <w:jc w:val="left"/>
+            </w:pPr>
+            <w:r>
+              <w:rPr>
+                <w:sz w:val="17"/>
+              </w:rPr>
+              <w:t xml:space="preserve">R</w:t>
+            </w:r>
+          </w:p>
+        </w:tc>
+        <w:tc>
+          <w:tcPr/>
+          <w:p>
+            <w:pPr>
+              <w:pStyle w:val="Compact"/>
+              <w:jc w:val="left"/>
+            </w:pPr>
+            <w:r>
+              <w:rPr>
+                <w:sz w:val="17"/>
+              </w:rPr>
+              <w:t xml:space="preserve">M10 §5.1 FR-005 (period month / quarter / year)</w:t>
+            </w:r>
+          </w:p>
+        </w:tc>
+      </w:tr>
+      <w:tr>
+        <w:tc>
+          <w:tcPr/>
+          <w:p>
+            <w:pPr>
+              <w:pStyle w:val="Compact"/>
+              <w:jc w:val="left"/>
+            </w:pPr>
+            <w:r>
+              <w:rPr>
+                <w:sz w:val="17"/>
+              </w:rPr>
+              <w:t xml:space="preserve">F-M10-06</w:t>
+            </w:r>
+          </w:p>
+        </w:tc>
+        <w:tc>
+          <w:tcPr/>
+          <w:p>
+            <w:pPr>
+              <w:pStyle w:val="Compact"/>
+              <w:jc w:val="left"/>
+            </w:pPr>
+            <w:r>
+              <w:rPr>
+                <w:rStyle w:val="VerbatimChar"/>
+                <w:sz w:val="17"/>
+              </w:rPr>
+              <w:t xml:space="preserve">DEMAND_INDEX</w:t>
+            </w:r>
+          </w:p>
+        </w:tc>
+        <w:tc>
+          <w:tcPr/>
+          <w:p>
+            <w:pPr>
+              <w:pStyle w:val="Compact"/>
+              <w:jc w:val="left"/>
+            </w:pPr>
+            <w:r>
+              <w:rPr>
+                <w:sz w:val="17"/>
+              </w:rPr>
+              <w:t xml:space="preserve">R</w:t>
+            </w:r>
+          </w:p>
+        </w:tc>
+        <w:tc>
+          <w:tcPr/>
+          <w:p>
+            <w:pPr>
+              <w:pStyle w:val="Compact"/>
+              <w:jc w:val="left"/>
+            </w:pPr>
+            <w:r>
+              <w:rPr>
+                <w:sz w:val="17"/>
+              </w:rPr>
+              <w:t xml:space="preserve">M10 §5.1 FR-006</w:t>
+            </w:r>
+          </w:p>
+        </w:tc>
+      </w:tr>
+      <w:tr>
+        <w:tc>
+          <w:tcPr/>
+          <w:p>
+            <w:pPr>
+              <w:pStyle w:val="Compact"/>
+              <w:jc w:val="left"/>
+            </w:pPr>
+            <w:r>
+              <w:rPr>
+                <w:sz w:val="17"/>
+              </w:rPr>
+              <w:t xml:space="preserve">F-M10-06</w:t>
+            </w:r>
+          </w:p>
+        </w:tc>
+        <w:tc>
+          <w:tcPr/>
+          <w:p>
+            <w:pPr>
+              <w:pStyle w:val="Compact"/>
+              <w:jc w:val="left"/>
+            </w:pPr>
+            <w:r>
+              <w:rPr>
+                <w:rStyle w:val="VerbatimChar"/>
+                <w:sz w:val="17"/>
+              </w:rPr>
+              <w:t xml:space="preserve">QUARTERLY_REPORT</w:t>
+            </w:r>
+          </w:p>
+        </w:tc>
+        <w:tc>
+          <w:tcPr/>
+          <w:p>
+            <w:pPr>
+              <w:pStyle w:val="Compact"/>
+              <w:jc w:val="left"/>
+            </w:pPr>
+            <w:r>
+              <w:rPr>
+                <w:sz w:val="17"/>
+              </w:rPr>
+              <w:t xml:space="preserve">C</w:t>
+            </w:r>
+          </w:p>
+        </w:tc>
+        <w:tc>
+          <w:tcPr/>
+          <w:p>
+            <w:pPr>
+              <w:pStyle w:val="Compact"/>
+              <w:jc w:val="left"/>
+            </w:pPr>
+            <w:r>
+              <w:rPr>
+                <w:sz w:val="17"/>
+              </w:rPr>
+              <w:t xml:space="preserve">M10 §5.1 FR-006 (narrative_vi, narrative_en); FR-007 (report_id exists before export)</w:t>
+            </w:r>
+          </w:p>
+        </w:tc>
+      </w:tr>
+      <w:tr>
+        <w:tc>
+          <w:tcPr/>
+          <w:p>
+            <w:pPr>
+              <w:pStyle w:val="Compact"/>
+              <w:jc w:val="left"/>
+            </w:pPr>
+            <w:r>
+              <w:rPr>
+                <w:sz w:val="17"/>
+              </w:rPr>
+              <w:t xml:space="preserve">F-M10-07</w:t>
+            </w:r>
+          </w:p>
+        </w:tc>
+        <w:tc>
+          <w:tcPr/>
+          <w:p>
+            <w:pPr>
+              <w:pStyle w:val="Compact"/>
+              <w:jc w:val="left"/>
+            </w:pPr>
+            <w:r>
+              <w:rPr>
+                <w:rStyle w:val="VerbatimChar"/>
+                <w:sz w:val="17"/>
+              </w:rPr>
+              <w:t xml:space="preserve">QUARTERLY_REPORT</w:t>
+            </w:r>
+          </w:p>
+        </w:tc>
+        <w:tc>
+          <w:tcPr/>
+          <w:p>
+            <w:pPr>
+              <w:pStyle w:val="Compact"/>
+              <w:jc w:val="left"/>
+            </w:pPr>
+            <w:r>
+              <w:rPr>
+                <w:sz w:val="17"/>
+              </w:rPr>
+              <w:t xml:space="preserve">RU</w:t>
+            </w:r>
+          </w:p>
+        </w:tc>
+        <w:tc>
+          <w:tcPr/>
+          <w:p>
+            <w:pPr>
+              <w:pStyle w:val="Compact"/>
+              <w:jc w:val="left"/>
+            </w:pPr>
+            <w:r>
+              <w:rPr>
+                <w:sz w:val="17"/>
+              </w:rPr>
+              <w:t xml:space="preserve">M10 §5.1 FR-007 (reread_by, report_pdf_url); M10 §5.2 BR-004</w:t>
+            </w:r>
+          </w:p>
+        </w:tc>
+      </w:tr>
+      <w:tr>
+        <w:tc>
+          <w:tcPr/>
+          <w:p>
+            <w:pPr>
+              <w:pStyle w:val="Compact"/>
+              <w:jc w:val="left"/>
+            </w:pPr>
+            <w:r>
+              <w:rPr>
+                <w:sz w:val="17"/>
+              </w:rPr>
+              <w:t xml:space="preserve">F-M10-08</w:t>
+            </w:r>
+          </w:p>
+        </w:tc>
+        <w:tc>
+          <w:tcPr/>
+          <w:p>
+            <w:pPr>
+              <w:pStyle w:val="Compact"/>
+              <w:jc w:val="left"/>
+            </w:pPr>
+            <w:r>
+              <w:rPr>
+                <w:rStyle w:val="VerbatimChar"/>
+                <w:sz w:val="17"/>
+              </w:rPr>
+              <w:t xml:space="preserve">AUDIT_LOG</w:t>
+            </w:r>
+          </w:p>
+        </w:tc>
+        <w:tc>
+          <w:tcPr/>
+          <w:p>
+            <w:pPr>
+              <w:pStyle w:val="Compact"/>
+              <w:jc w:val="left"/>
+            </w:pPr>
+            <w:r>
+              <w:rPr>
+                <w:sz w:val="17"/>
+              </w:rPr>
+              <w:t xml:space="preserve">C</w:t>
+            </w:r>
+          </w:p>
+        </w:tc>
+        <w:tc>
+          <w:tcPr/>
+          <w:p>
+            <w:pPr>
+              <w:pStyle w:val="Compact"/>
+              <w:jc w:val="left"/>
+            </w:pPr>
+            <w:r>
+              <w:rPr>
+                <w:sz w:val="17"/>
+              </w:rPr>
+              <w:t xml:space="preserve">M10 §5.1 FR-008; M10 §5.2 BR-005 (append-only, written by a trigger)</w:t>
+            </w:r>
+          </w:p>
+        </w:tc>
+      </w:tr>
+      <w:tr>
+        <w:tc>
+          <w:tcPr/>
+          <w:p>
+            <w:pPr>
+              <w:pStyle w:val="Compact"/>
+              <w:jc w:val="left"/>
+            </w:pPr>
+            <w:r>
+              <w:rPr>
+                <w:sz w:val="17"/>
+              </w:rPr>
+              <w:t xml:space="preserve">F-M10-09</w:t>
+            </w:r>
+          </w:p>
+        </w:tc>
+        <w:tc>
+          <w:tcPr/>
+          <w:p>
+            <w:pPr>
+              <w:pStyle w:val="Compact"/>
+              <w:jc w:val="left"/>
+            </w:pPr>
+            <w:r>
+              <w:rPr>
+                <w:rStyle w:val="VerbatimChar"/>
+                <w:sz w:val="17"/>
+              </w:rPr>
+              <w:t xml:space="preserve">AUDIT_LOG</w:t>
+            </w:r>
+          </w:p>
+        </w:tc>
+        <w:tc>
+          <w:tcPr/>
+          <w:p>
+            <w:pPr>
+              <w:pStyle w:val="Compact"/>
+              <w:jc w:val="left"/>
+            </w:pPr>
+            <w:r>
+              <w:rPr>
+                <w:sz w:val="17"/>
+              </w:rPr>
+              <w:t xml:space="preserve">R</w:t>
+            </w:r>
+          </w:p>
+        </w:tc>
+        <w:tc>
+          <w:tcPr/>
+          <w:p>
+            <w:pPr>
+              <w:pStyle w:val="Compact"/>
+              <w:jc w:val="left"/>
+            </w:pPr>
+            <w:r>
+              <w:rPr>
+                <w:sz w:val="17"/>
+              </w:rPr>
+              <w:t xml:space="preserve">M10 §5.1 FR-009 (actor_id, action, from_date, to_date)</w:t>
             </w:r>
           </w:p>
         </w:tc>
@@ -9324,10 +10962,73 @@
               <w:rPr>
                 <w:sz w:val="17"/>
               </w:rPr>
+              <w:t xml:space="preserve">F-SYS-04</w:t>
+            </w:r>
+          </w:p>
+        </w:tc>
+        <w:tc>
+          <w:tcPr/>
+          <w:p>
+            <w:pPr>
+              <w:pStyle w:val="Compact"/>
+              <w:jc w:val="left"/>
+            </w:pPr>
+            <w:r>
+              <w:rPr>
+                <w:sz w:val="17"/>
+              </w:rPr>
               <w:t xml:space="preserve">—</w:t>
             </w:r>
           </w:p>
         </w:tc>
+      </w:tr>
+      <w:tr>
+        <w:tc>
+          <w:tcPr/>
+          <w:p>
+            <w:pPr>
+              <w:pStyle w:val="Compact"/>
+              <w:jc w:val="left"/>
+            </w:pPr>
+            <w:r>
+              <w:rPr>
+                <w:rStyle w:val="VerbatimChar"/>
+                <w:sz w:val="17"/>
+              </w:rPr>
+              <w:t xml:space="preserve">PRODUCER_ORGANISATION</w:t>
+            </w:r>
+          </w:p>
+        </w:tc>
+        <w:tc>
+          <w:tcPr/>
+          <w:p>
+            <w:pPr>
+              <w:pStyle w:val="Compact"/>
+              <w:jc w:val="left"/>
+            </w:pPr>
+            <w:r>
+              <w:rPr>
+                <w:sz w:val="17"/>
+              </w:rPr>
+              <w:t xml:space="preserve">F-SYS-01</w:t>
+            </w:r>
+          </w:p>
+        </w:tc>
+        <w:tc>
+          <w:tcPr/>
+          <w:p>
+            <w:pPr>
+              <w:pStyle w:val="Compact"/>
+              <w:jc w:val="left"/>
+            </w:pPr>
+            <w:r>
+              <w:rPr>
+                <w:sz w:val="17"/>
+              </w:rPr>
+              <w:t xml:space="preserve">F-M10-03</w:t>
+            </w:r>
+          </w:p>
+        </w:tc>
         <w:tc>
           <w:tcPr/>
           <w:p>
@@ -9343,21 +11044,36 @@
             </w:r>
           </w:p>
         </w:tc>
-      </w:tr>
-      <w:tr>
-        <w:tc>
-          <w:tcPr/>
-          <w:p>
-            <w:pPr>
-              <w:pStyle w:val="Compact"/>
-              <w:jc w:val="left"/>
-            </w:pPr>
-            <w:r>
-              <w:rPr>
-                <w:rStyle w:val="VerbatimChar"/>
-                <w:sz w:val="17"/>
-              </w:rPr>
-              <w:t xml:space="preserve">PRODUCER_ORGANISATION</w:t>
+        <w:tc>
+          <w:tcPr/>
+          <w:p>
+            <w:pPr>
+              <w:pStyle w:val="Compact"/>
+              <w:jc w:val="left"/>
+            </w:pPr>
+            <w:r>
+              <w:rPr>
+                <w:sz w:val="17"/>
+              </w:rPr>
+              <w:t xml:space="preserve">—</w:t>
+            </w:r>
+          </w:p>
+        </w:tc>
+      </w:tr>
+      <w:tr>
+        <w:tc>
+          <w:tcPr/>
+          <w:p>
+            <w:pPr>
+              <w:pStyle w:val="Compact"/>
+              <w:jc w:val="left"/>
+            </w:pPr>
+            <w:r>
+              <w:rPr>
+                <w:rStyle w:val="VerbatimChar"/>
+                <w:sz w:val="17"/>
+              </w:rPr>
+              <w:t xml:space="preserve">CONSENT</w:t>
             </w:r>
           </w:p>
         </w:tc>
@@ -9435,22 +11151,52 @@
                 <w:rStyle w:val="VerbatimChar"/>
                 <w:sz w:val="17"/>
               </w:rPr>
-              <w:t xml:space="preserve">CONSENT</w:t>
-            </w:r>
-          </w:p>
-        </w:tc>
-        <w:tc>
-          <w:tcPr/>
-          <w:p>
-            <w:pPr>
-              <w:pStyle w:val="Compact"/>
-              <w:jc w:val="left"/>
-            </w:pPr>
-            <w:r>
-              <w:rPr>
-                <w:sz w:val="17"/>
-              </w:rPr>
-              <w:t xml:space="preserve">F-SYS-01</w:t>
+              <w:t xml:space="preserve">NOTIFICATION</w:t>
+            </w:r>
+          </w:p>
+        </w:tc>
+        <w:tc>
+          <w:tcPr/>
+          <w:p>
+            <w:pPr>
+              <w:pStyle w:val="Compact"/>
+              <w:jc w:val="left"/>
+            </w:pPr>
+            <w:r>
+              <w:rPr>
+                <w:sz w:val="17"/>
+              </w:rPr>
+              <w:t xml:space="preserve">F-SYS-07, F-M4-11, F-M4-15, F-M7-07</w:t>
+            </w:r>
+          </w:p>
+        </w:tc>
+        <w:tc>
+          <w:tcPr/>
+          <w:p>
+            <w:pPr>
+              <w:pStyle w:val="Compact"/>
+              <w:jc w:val="left"/>
+            </w:pPr>
+            <w:r>
+              <w:rPr>
+                <w:sz w:val="17"/>
+              </w:rPr>
+              <w:t xml:space="preserve">F-SYS-09</w:t>
+            </w:r>
+          </w:p>
+        </w:tc>
+        <w:tc>
+          <w:tcPr/>
+          <w:p>
+            <w:pPr>
+              <w:pStyle w:val="Compact"/>
+              <w:jc w:val="left"/>
+            </w:pPr>
+            <w:r>
+              <w:rPr>
+                <w:sz w:val="17"/>
+              </w:rPr>
+              <w:t xml:space="preserve">F-SYS-09</w:t>
             </w:r>
           </w:p>
         </w:tc>
@@ -9469,6 +11215,39 @@
             </w:r>
           </w:p>
         </w:tc>
+      </w:tr>
+      <w:tr>
+        <w:tc>
+          <w:tcPr/>
+          <w:p>
+            <w:pPr>
+              <w:pStyle w:val="Compact"/>
+              <w:jc w:val="left"/>
+            </w:pPr>
+            <w:r>
+              <w:rPr>
+                <w:rStyle w:val="VerbatimChar"/>
+                <w:sz w:val="17"/>
+              </w:rPr>
+              <w:t xml:space="preserve">EMAIL_DELIVERY</w:t>
+            </w:r>
+          </w:p>
+        </w:tc>
+        <w:tc>
+          <w:tcPr/>
+          <w:p>
+            <w:pPr>
+              <w:pStyle w:val="Compact"/>
+              <w:jc w:val="left"/>
+            </w:pPr>
+            <w:r>
+              <w:rPr>
+                <w:sz w:val="17"/>
+              </w:rPr>
+              <w:t xml:space="preserve">F-SYS-08, F-M4-15, F-M7-02</w:t>
+            </w:r>
+          </w:p>
+        </w:tc>
         <w:tc>
           <w:tcPr/>
           <w:p>
@@ -9495,6 +11274,21 @@
               <w:rPr>
                 <w:sz w:val="17"/>
               </w:rPr>
+              <w:t xml:space="preserve">F-SYS-08</w:t>
+            </w:r>
+          </w:p>
+        </w:tc>
+        <w:tc>
+          <w:tcPr/>
+          <w:p>
+            <w:pPr>
+              <w:pStyle w:val="Compact"/>
+              <w:jc w:val="left"/>
+            </w:pPr>
+            <w:r>
+              <w:rPr>
+                <w:sz w:val="17"/>
+              </w:rPr>
               <w:t xml:space="preserve">—</w:t>
             </w:r>
           </w:p>
@@ -9513,52 +11307,7 @@
                 <w:rStyle w:val="VerbatimChar"/>
                 <w:sz w:val="17"/>
               </w:rPr>
-              <w:t xml:space="preserve">NOTIFICATION</w:t>
-            </w:r>
-          </w:p>
-        </w:tc>
-        <w:tc>
-          <w:tcPr/>
-          <w:p>
-            <w:pPr>
-              <w:pStyle w:val="Compact"/>
-              <w:jc w:val="left"/>
-            </w:pPr>
-            <w:r>
-              <w:rPr>
-                <w:sz w:val="17"/>
-              </w:rPr>
-              <w:t xml:space="preserve">F-SYS-07, F-M4-11, F-M4-15, F-M7-07</w:t>
-            </w:r>
-          </w:p>
-        </w:tc>
-        <w:tc>
-          <w:tcPr/>
-          <w:p>
-            <w:pPr>
-              <w:pStyle w:val="Compact"/>
-              <w:jc w:val="left"/>
-            </w:pPr>
-            <w:r>
-              <w:rPr>
-                <w:sz w:val="17"/>
-              </w:rPr>
-              <w:t xml:space="preserve">F-SYS-09</w:t>
-            </w:r>
-          </w:p>
-        </w:tc>
-        <w:tc>
-          <w:tcPr/>
-          <w:p>
-            <w:pPr>
-              <w:pStyle w:val="Compact"/>
-              <w:jc w:val="left"/>
-            </w:pPr>
-            <w:r>
-              <w:rPr>
-                <w:sz w:val="17"/>
-              </w:rPr>
-              <w:t xml:space="preserve">F-SYS-09</w:t>
+              <w:t xml:space="preserve">SEGMENT_RULE</w:t>
             </w:r>
           </w:p>
         </w:tc>
@@ -9577,36 +11326,18 @@
             </w:r>
           </w:p>
         </w:tc>
-      </w:tr>
-      <w:tr>
-        <w:tc>
-          <w:tcPr/>
-          <w:p>
-            <w:pPr>
-              <w:pStyle w:val="Compact"/>
-              <w:jc w:val="left"/>
-            </w:pPr>
-            <w:r>
-              <w:rPr>
-                <w:rStyle w:val="VerbatimChar"/>
-                <w:sz w:val="17"/>
-              </w:rPr>
-              <w:t xml:space="preserve">EMAIL_DELIVERY</w:t>
-            </w:r>
-          </w:p>
-        </w:tc>
-        <w:tc>
-          <w:tcPr/>
-          <w:p>
-            <w:pPr>
-              <w:pStyle w:val="Compact"/>
-              <w:jc w:val="left"/>
-            </w:pPr>
-            <w:r>
-              <w:rPr>
-                <w:sz w:val="17"/>
-              </w:rPr>
-              <w:t xml:space="preserve">F-SYS-08, F-M4-15, F-M7-02</w:t>
+        <w:tc>
+          <w:tcPr/>
+          <w:p>
+            <w:pPr>
+              <w:pStyle w:val="Compact"/>
+              <w:jc w:val="left"/>
+            </w:pPr>
+            <w:r>
+              <w:rPr>
+                <w:sz w:val="17"/>
+              </w:rPr>
+              <w:t xml:space="preserve">F-M1-02</w:t>
             </w:r>
           </w:p>
         </w:tc>
@@ -9636,21 +11367,6 @@
               <w:rPr>
                 <w:sz w:val="17"/>
               </w:rPr>
-              <w:t xml:space="preserve">F-SYS-08</w:t>
-            </w:r>
-          </w:p>
-        </w:tc>
-        <w:tc>
-          <w:tcPr/>
-          <w:p>
-            <w:pPr>
-              <w:pStyle w:val="Compact"/>
-              <w:jc w:val="left"/>
-            </w:pPr>
-            <w:r>
-              <w:rPr>
-                <w:sz w:val="17"/>
-              </w:rPr>
               <w:t xml:space="preserve">—</w:t>
             </w:r>
           </w:p>
@@ -9669,7 +11385,7 @@
                 <w:rStyle w:val="VerbatimChar"/>
                 <w:sz w:val="17"/>
               </w:rPr>
-              <w:t xml:space="preserve">SEGMENT_RULE</w:t>
+              <w:t xml:space="preserve">SEGMENT_REQUIREMENT</w:t>
             </w:r>
           </w:p>
         </w:tc>
@@ -9699,7 +11415,7 @@
               <w:rPr>
                 <w:sz w:val="17"/>
               </w:rPr>
-              <w:t xml:space="preserve">F-M1-02</w:t>
+              <w:t xml:space="preserve">F-M1-02, F-M1-03, F-M0-05, F-M5-01</w:t>
             </w:r>
           </w:p>
         </w:tc>
@@ -9747,7 +11463,37 @@
                 <w:rStyle w:val="VerbatimChar"/>
                 <w:sz w:val="17"/>
               </w:rPr>
-              <w:t xml:space="preserve">SEGMENT_REQUIREMENT</w:t>
+              <w:t xml:space="preserve">SEGMENT_DECISION</w:t>
+            </w:r>
+          </w:p>
+        </w:tc>
+        <w:tc>
+          <w:tcPr/>
+          <w:p>
+            <w:pPr>
+              <w:pStyle w:val="Compact"/>
+              <w:jc w:val="left"/>
+            </w:pPr>
+            <w:r>
+              <w:rPr>
+                <w:sz w:val="17"/>
+              </w:rPr>
+              <w:t xml:space="preserve">F-M1-02, F-M1-03</w:t>
+            </w:r>
+          </w:p>
+        </w:tc>
+        <w:tc>
+          <w:tcPr/>
+          <w:p>
+            <w:pPr>
+              <w:pStyle w:val="Compact"/>
+              <w:jc w:val="left"/>
+            </w:pPr>
+            <w:r>
+              <w:rPr>
+                <w:sz w:val="17"/>
+              </w:rPr>
+              <w:t xml:space="preserve">F-M10-03</w:t>
             </w:r>
           </w:p>
         </w:tc>
@@ -9777,25 +11523,73 @@
               <w:rPr>
                 <w:sz w:val="17"/>
               </w:rPr>
-              <w:t xml:space="preserve">F-M1-02, F-M1-03, F-M0-05, F-M5-01</w:t>
-            </w:r>
-          </w:p>
-        </w:tc>
-        <w:tc>
-          <w:tcPr/>
-          <w:p>
-            <w:pPr>
-              <w:pStyle w:val="Compact"/>
-              <w:jc w:val="left"/>
-            </w:pPr>
-            <w:r>
-              <w:rPr>
-                <w:sz w:val="17"/>
-              </w:rPr>
               <w:t xml:space="preserve">—</w:t>
             </w:r>
           </w:p>
         </w:tc>
+      </w:tr>
+      <w:tr>
+        <w:tc>
+          <w:tcPr/>
+          <w:p>
+            <w:pPr>
+              <w:pStyle w:val="Compact"/>
+              <w:jc w:val="left"/>
+            </w:pPr>
+            <w:r>
+              <w:rPr>
+                <w:rStyle w:val="VerbatimChar"/>
+                <w:sz w:val="17"/>
+              </w:rPr>
+              <w:t xml:space="preserve">PROJECT</w:t>
+            </w:r>
+          </w:p>
+        </w:tc>
+        <w:tc>
+          <w:tcPr/>
+          <w:p>
+            <w:pPr>
+              <w:pStyle w:val="Compact"/>
+              <w:jc w:val="left"/>
+            </w:pPr>
+            <w:r>
+              <w:rPr>
+                <w:sz w:val="17"/>
+              </w:rPr>
+              <w:t xml:space="preserve">F-M0-01</w:t>
+            </w:r>
+          </w:p>
+        </w:tc>
+        <w:tc>
+          <w:tcPr/>
+          <w:p>
+            <w:pPr>
+              <w:pStyle w:val="Compact"/>
+              <w:jc w:val="left"/>
+            </w:pPr>
+            <w:r>
+              <w:rPr>
+                <w:sz w:val="17"/>
+              </w:rPr>
+              <w:t xml:space="preserve">F-M0-03, F-M0-06, F-M2-17, F-M4-12, F-M7-02, F-M10-03</w:t>
+            </w:r>
+          </w:p>
+        </w:tc>
+        <w:tc>
+          <w:tcPr/>
+          <w:p>
+            <w:pPr>
+              <w:pStyle w:val="Compact"/>
+              <w:jc w:val="left"/>
+            </w:pPr>
+            <w:r>
+              <w:rPr>
+                <w:sz w:val="17"/>
+              </w:rPr>
+              <w:t xml:space="preserve">F-M1-03, F-M0-02, F-M5-07</w:t>
+            </w:r>
+          </w:p>
+        </w:tc>
         <w:tc>
           <w:tcPr/>
           <w:p>
@@ -9825,22 +11619,37 @@
                 <w:rStyle w:val="VerbatimChar"/>
                 <w:sz w:val="17"/>
               </w:rPr>
-              <w:t xml:space="preserve">SEGMENT_DECISION</w:t>
-            </w:r>
-          </w:p>
-        </w:tc>
-        <w:tc>
-          <w:tcPr/>
-          <w:p>
-            <w:pPr>
-              <w:pStyle w:val="Compact"/>
-              <w:jc w:val="left"/>
-            </w:pPr>
-            <w:r>
-              <w:rPr>
-                <w:sz w:val="17"/>
-              </w:rPr>
-              <w:t xml:space="preserve">F-M1-02, F-M1-03</w:t>
+              <w:t xml:space="preserve">PROJECT_MEMBER</w:t>
+            </w:r>
+          </w:p>
+        </w:tc>
+        <w:tc>
+          <w:tcPr/>
+          <w:p>
+            <w:pPr>
+              <w:pStyle w:val="Compact"/>
+              <w:jc w:val="left"/>
+            </w:pPr>
+            <w:r>
+              <w:rPr>
+                <w:sz w:val="17"/>
+              </w:rPr>
+              <w:t xml:space="preserve">F-M0-01, F-M0-04</w:t>
+            </w:r>
+          </w:p>
+        </w:tc>
+        <w:tc>
+          <w:tcPr/>
+          <w:p>
+            <w:pPr>
+              <w:pStyle w:val="Compact"/>
+              <w:jc w:val="left"/>
+            </w:pPr>
+            <w:r>
+              <w:rPr>
+                <w:sz w:val="17"/>
+              </w:rPr>
+              <w:t xml:space="preserve">F-M0-03</w:t>
             </w:r>
           </w:p>
         </w:tc>
@@ -9874,36 +11683,21 @@
             </w:r>
           </w:p>
         </w:tc>
-        <w:tc>
-          <w:tcPr/>
-          <w:p>
-            <w:pPr>
-              <w:pStyle w:val="Compact"/>
-              <w:jc w:val="left"/>
-            </w:pPr>
-            <w:r>
-              <w:rPr>
-                <w:sz w:val="17"/>
-              </w:rPr>
-              <w:t xml:space="preserve">—</w:t>
-            </w:r>
-          </w:p>
-        </w:tc>
-      </w:tr>
-      <w:tr>
-        <w:tc>
-          <w:tcPr/>
-          <w:p>
-            <w:pPr>
-              <w:pStyle w:val="Compact"/>
-              <w:jc w:val="left"/>
-            </w:pPr>
-            <w:r>
-              <w:rPr>
-                <w:rStyle w:val="VerbatimChar"/>
-                <w:sz w:val="17"/>
-              </w:rPr>
-              <w:t xml:space="preserve">PROJECT</w:t>
+      </w:tr>
+      <w:tr>
+        <w:tc>
+          <w:tcPr/>
+          <w:p>
+            <w:pPr>
+              <w:pStyle w:val="Compact"/>
+              <w:jc w:val="left"/>
+            </w:pPr>
+            <w:r>
+              <w:rPr>
+                <w:rStyle w:val="VerbatimChar"/>
+                <w:sz w:val="17"/>
+              </w:rPr>
+              <w:t xml:space="preserve">PROJECT_PROVINCE</w:t>
             </w:r>
           </w:p>
         </w:tc>
@@ -9933,163 +11727,7 @@
               <w:rPr>
                 <w:sz w:val="17"/>
               </w:rPr>
-              <w:t xml:space="preserve">F-M0-03, F-M0-06, F-M2-17, F-M4-12, F-M7-02</w:t>
-            </w:r>
-          </w:p>
-        </w:tc>
-        <w:tc>
-          <w:tcPr/>
-          <w:p>
-            <w:pPr>
-              <w:pStyle w:val="Compact"/>
-              <w:jc w:val="left"/>
-            </w:pPr>
-            <w:r>
-              <w:rPr>
-                <w:sz w:val="17"/>
-              </w:rPr>
-              <w:t xml:space="preserve">F-M1-03, F-M0-02, F-M5-07</w:t>
-            </w:r>
-          </w:p>
-        </w:tc>
-        <w:tc>
-          <w:tcPr/>
-          <w:p>
-            <w:pPr>
-              <w:pStyle w:val="Compact"/>
-              <w:jc w:val="left"/>
-            </w:pPr>
-            <w:r>
-              <w:rPr>
-                <w:sz w:val="17"/>
-              </w:rPr>
-              <w:t xml:space="preserve">—</w:t>
-            </w:r>
-          </w:p>
-        </w:tc>
-      </w:tr>
-      <w:tr>
-        <w:tc>
-          <w:tcPr/>
-          <w:p>
-            <w:pPr>
-              <w:pStyle w:val="Compact"/>
-              <w:jc w:val="left"/>
-            </w:pPr>
-            <w:r>
-              <w:rPr>
-                <w:rStyle w:val="VerbatimChar"/>
-                <w:sz w:val="17"/>
-              </w:rPr>
-              <w:t xml:space="preserve">PROJECT_MEMBER</w:t>
-            </w:r>
-          </w:p>
-        </w:tc>
-        <w:tc>
-          <w:tcPr/>
-          <w:p>
-            <w:pPr>
-              <w:pStyle w:val="Compact"/>
-              <w:jc w:val="left"/>
-            </w:pPr>
-            <w:r>
-              <w:rPr>
-                <w:sz w:val="17"/>
-              </w:rPr>
-              <w:t xml:space="preserve">F-M0-01, F-M0-04</w:t>
-            </w:r>
-          </w:p>
-        </w:tc>
-        <w:tc>
-          <w:tcPr/>
-          <w:p>
-            <w:pPr>
-              <w:pStyle w:val="Compact"/>
-              <w:jc w:val="left"/>
-            </w:pPr>
-            <w:r>
-              <w:rPr>
-                <w:sz w:val="17"/>
-              </w:rPr>
-              <w:t xml:space="preserve">F-M0-03</w:t>
-            </w:r>
-          </w:p>
-        </w:tc>
-        <w:tc>
-          <w:tcPr/>
-          <w:p>
-            <w:pPr>
-              <w:pStyle w:val="Compact"/>
-              <w:jc w:val="left"/>
-            </w:pPr>
-            <w:r>
-              <w:rPr>
-                <w:sz w:val="17"/>
-              </w:rPr>
-              <w:t xml:space="preserve">—</w:t>
-            </w:r>
-          </w:p>
-        </w:tc>
-        <w:tc>
-          <w:tcPr/>
-          <w:p>
-            <w:pPr>
-              <w:pStyle w:val="Compact"/>
-              <w:jc w:val="left"/>
-            </w:pPr>
-            <w:r>
-              <w:rPr>
-                <w:sz w:val="17"/>
-              </w:rPr>
-              <w:t xml:space="preserve">—</w:t>
-            </w:r>
-          </w:p>
-        </w:tc>
-      </w:tr>
-      <w:tr>
-        <w:tc>
-          <w:tcPr/>
-          <w:p>
-            <w:pPr>
-              <w:pStyle w:val="Compact"/>
-              <w:jc w:val="left"/>
-            </w:pPr>
-            <w:r>
-              <w:rPr>
-                <w:rStyle w:val="VerbatimChar"/>
-                <w:sz w:val="17"/>
-              </w:rPr>
-              <w:t xml:space="preserve">PROJECT_PROVINCE</w:t>
-            </w:r>
-          </w:p>
-        </w:tc>
-        <w:tc>
-          <w:tcPr/>
-          <w:p>
-            <w:pPr>
-              <w:pStyle w:val="Compact"/>
-              <w:jc w:val="left"/>
-            </w:pPr>
-            <w:r>
-              <w:rPr>
-                <w:sz w:val="17"/>
-              </w:rPr>
-              <w:t xml:space="preserve">F-M0-01</w:t>
-            </w:r>
-          </w:p>
-        </w:tc>
-        <w:tc>
-          <w:tcPr/>
-          <w:p>
-            <w:pPr>
-              <w:pStyle w:val="Compact"/>
-              <w:jc w:val="left"/>
-            </w:pPr>
-            <w:r>
-              <w:rPr>
-                <w:sz w:val="17"/>
-              </w:rPr>
-              <w:t xml:space="preserve">—</w:t>
+              <w:t xml:space="preserve">F-M10-03</w:t>
             </w:r>
           </w:p>
         </w:tc>
@@ -10493,7 +12131,7 @@
               <w:rPr>
                 <w:sz w:val="17"/>
               </w:rPr>
-              <w:t xml:space="preserve">—</w:t>
+              <w:t xml:space="preserve">F-M10-03</w:t>
             </w:r>
           </w:p>
         </w:tc>
@@ -11082,10 +12720,88 @@
               <w:rPr>
                 <w:sz w:val="17"/>
               </w:rPr>
+              <w:t xml:space="preserve">F-M10-02</w:t>
+            </w:r>
+          </w:p>
+        </w:tc>
+        <w:tc>
+          <w:tcPr/>
+          <w:p>
+            <w:pPr>
+              <w:pStyle w:val="Compact"/>
+              <w:jc w:val="left"/>
+            </w:pPr>
+            <w:r>
+              <w:rPr>
+                <w:sz w:val="17"/>
+              </w:rPr>
               <w:t xml:space="preserve">—</w:t>
             </w:r>
           </w:p>
         </w:tc>
+      </w:tr>
+      <w:tr>
+        <w:tc>
+          <w:tcPr/>
+          <w:p>
+            <w:pPr>
+              <w:pStyle w:val="Compact"/>
+              <w:jc w:val="left"/>
+            </w:pPr>
+            <w:r>
+              <w:rPr>
+                <w:rStyle w:val="VerbatimChar"/>
+                <w:sz w:val="17"/>
+              </w:rPr>
+              <w:t xml:space="preserve">AUTHORITY_CONTACT</w:t>
+            </w:r>
+          </w:p>
+        </w:tc>
+        <w:tc>
+          <w:tcPr/>
+          <w:p>
+            <w:pPr>
+              <w:pStyle w:val="Compact"/>
+              <w:jc w:val="left"/>
+            </w:pPr>
+            <w:r>
+              <w:rPr>
+                <w:sz w:val="17"/>
+              </w:rPr>
+              <w:t xml:space="preserve">F-M3-04</w:t>
+            </w:r>
+          </w:p>
+        </w:tc>
+        <w:tc>
+          <w:tcPr/>
+          <w:p>
+            <w:pPr>
+              <w:pStyle w:val="Compact"/>
+              <w:jc w:val="left"/>
+            </w:pPr>
+            <w:r>
+              <w:rPr>
+                <w:sz w:val="17"/>
+              </w:rPr>
+              <w:t xml:space="preserve">F-M3-05, F-M3-15, F-M7-02</w:t>
+            </w:r>
+          </w:p>
+        </w:tc>
+        <w:tc>
+          <w:tcPr/>
+          <w:p>
+            <w:pPr>
+              <w:pStyle w:val="Compact"/>
+              <w:jc w:val="left"/>
+            </w:pPr>
+            <w:r>
+              <w:rPr>
+                <w:sz w:val="17"/>
+              </w:rPr>
+              <w:t xml:space="preserve">F-M3-04</w:t>
+            </w:r>
+          </w:p>
+        </w:tc>
         <w:tc>
           <w:tcPr/>
           <w:p>
@@ -11115,52 +12831,7 @@
                 <w:rStyle w:val="VerbatimChar"/>
                 <w:sz w:val="17"/>
               </w:rPr>
-              <w:t xml:space="preserve">AUTHORITY_CONTACT</w:t>
-            </w:r>
-          </w:p>
-        </w:tc>
-        <w:tc>
-          <w:tcPr/>
-          <w:p>
-            <w:pPr>
-              <w:pStyle w:val="Compact"/>
-              <w:jc w:val="left"/>
-            </w:pPr>
-            <w:r>
-              <w:rPr>
-                <w:sz w:val="17"/>
-              </w:rPr>
-              <w:t xml:space="preserve">F-M3-04</w:t>
-            </w:r>
-          </w:p>
-        </w:tc>
-        <w:tc>
-          <w:tcPr/>
-          <w:p>
-            <w:pPr>
-              <w:pStyle w:val="Compact"/>
-              <w:jc w:val="left"/>
-            </w:pPr>
-            <w:r>
-              <w:rPr>
-                <w:sz w:val="17"/>
-              </w:rPr>
-              <w:t xml:space="preserve">F-M3-05, F-M3-15, F-M7-02</w:t>
-            </w:r>
-          </w:p>
-        </w:tc>
-        <w:tc>
-          <w:tcPr/>
-          <w:p>
-            <w:pPr>
-              <w:pStyle w:val="Compact"/>
-              <w:jc w:val="left"/>
-            </w:pPr>
-            <w:r>
-              <w:rPr>
-                <w:sz w:val="17"/>
-              </w:rPr>
-              <w:t xml:space="preserve">F-M3-04</w:t>
+              <w:t xml:space="preserve">PROVINCE</w:t>
             </w:r>
           </w:p>
         </w:tc>
@@ -11179,21 +12850,18 @@
             </w:r>
           </w:p>
         </w:tc>
-      </w:tr>
-      <w:tr>
-        <w:tc>
-          <w:tcPr/>
-          <w:p>
-            <w:pPr>
-              <w:pStyle w:val="Compact"/>
-              <w:jc w:val="left"/>
-            </w:pPr>
-            <w:r>
-              <w:rPr>
-                <w:rStyle w:val="VerbatimChar"/>
-                <w:sz w:val="17"/>
-              </w:rPr>
-              <w:t xml:space="preserve">PROVINCE</w:t>
+        <w:tc>
+          <w:tcPr/>
+          <w:p>
+            <w:pPr>
+              <w:pStyle w:val="Compact"/>
+              <w:jc w:val="left"/>
+            </w:pPr>
+            <w:r>
+              <w:rPr>
+                <w:sz w:val="17"/>
+              </w:rPr>
+              <w:t xml:space="preserve">F-M0-01, F-M3-02, F-M3-07, F-M3-13, F-M3-20</w:t>
             </w:r>
           </w:p>
         </w:tc>
@@ -11223,25 +12891,58 @@
               <w:rPr>
                 <w:sz w:val="17"/>
               </w:rPr>
-              <w:t xml:space="preserve">F-M0-01, F-M3-02, F-M3-07, F-M3-13, F-M3-20</w:t>
-            </w:r>
-          </w:p>
-        </w:tc>
-        <w:tc>
-          <w:tcPr/>
-          <w:p>
-            <w:pPr>
-              <w:pStyle w:val="Compact"/>
-              <w:jc w:val="left"/>
-            </w:pPr>
-            <w:r>
-              <w:rPr>
-                <w:sz w:val="17"/>
-              </w:rPr>
               <w:t xml:space="preserve">—</w:t>
             </w:r>
           </w:p>
         </w:tc>
+      </w:tr>
+      <w:tr>
+        <w:tc>
+          <w:tcPr/>
+          <w:p>
+            <w:pPr>
+              <w:pStyle w:val="Compact"/>
+              <w:jc w:val="left"/>
+            </w:pPr>
+            <w:r>
+              <w:rPr>
+                <w:rStyle w:val="VerbatimChar"/>
+                <w:sz w:val="17"/>
+              </w:rPr>
+              <w:t xml:space="preserve">LOCATION_QUERY</w:t>
+            </w:r>
+          </w:p>
+        </w:tc>
+        <w:tc>
+          <w:tcPr/>
+          <w:p>
+            <w:pPr>
+              <w:pStyle w:val="Compact"/>
+              <w:jc w:val="left"/>
+            </w:pPr>
+            <w:r>
+              <w:rPr>
+                <w:sz w:val="17"/>
+              </w:rPr>
+              <w:t xml:space="preserve">F-M3-11</w:t>
+            </w:r>
+          </w:p>
+        </w:tc>
+        <w:tc>
+          <w:tcPr/>
+          <w:p>
+            <w:pPr>
+              <w:pStyle w:val="Compact"/>
+              <w:jc w:val="left"/>
+            </w:pPr>
+            <w:r>
+              <w:rPr>
+                <w:sz w:val="17"/>
+              </w:rPr>
+              <w:t xml:space="preserve">F-M10-03</w:t>
+            </w:r>
+          </w:p>
+        </w:tc>
         <w:tc>
           <w:tcPr/>
           <w:p>
@@ -11257,24 +12958,6 @@
             </w:r>
           </w:p>
         </w:tc>
-      </w:tr>
-      <w:tr>
-        <w:tc>
-          <w:tcPr/>
-          <w:p>
-            <w:pPr>
-              <w:pStyle w:val="Compact"/>
-              <w:jc w:val="left"/>
-            </w:pPr>
-            <w:r>
-              <w:rPr>
-                <w:rStyle w:val="VerbatimChar"/>
-                <w:sz w:val="17"/>
-              </w:rPr>
-              <w:t xml:space="preserve">LOCATION_QUERY</w:t>
-            </w:r>
-          </w:p>
-        </w:tc>
         <w:tc>
           <w:tcPr/>
           <w:p>
@@ -11290,51 +12973,6 @@
             </w:r>
           </w:p>
         </w:tc>
-        <w:tc>
-          <w:tcPr/>
-          <w:p>
-            <w:pPr>
-              <w:pStyle w:val="Compact"/>
-              <w:jc w:val="left"/>
-            </w:pPr>
-            <w:r>
-              <w:rPr>
-                <w:sz w:val="17"/>
-              </w:rPr>
-              <w:t xml:space="preserve">—</w:t>
-            </w:r>
-          </w:p>
-        </w:tc>
-        <w:tc>
-          <w:tcPr/>
-          <w:p>
-            <w:pPr>
-              <w:pStyle w:val="Compact"/>
-              <w:jc w:val="left"/>
-            </w:pPr>
-            <w:r>
-              <w:rPr>
-                <w:sz w:val="17"/>
-              </w:rPr>
-              <w:t xml:space="preserve">—</w:t>
-            </w:r>
-          </w:p>
-        </w:tc>
-        <w:tc>
-          <w:tcPr/>
-          <w:p>
-            <w:pPr>
-              <w:pStyle w:val="Compact"/>
-              <w:jc w:val="left"/>
-            </w:pPr>
-            <w:r>
-              <w:rPr>
-                <w:sz w:val="17"/>
-              </w:rPr>
-              <w:t xml:space="preserve">—</w:t>
-            </w:r>
-          </w:p>
-        </w:tc>
       </w:tr>
       <w:tr>
         <w:tc>
@@ -11379,7 +13017,7 @@
               <w:rPr>
                 <w:sz w:val="17"/>
               </w:rPr>
-              <w:t xml:space="preserve">F-M5-01</w:t>
+              <w:t xml:space="preserve">F-M5-01, F-M10-03</w:t>
             </w:r>
           </w:p>
         </w:tc>
@@ -11642,7 +13280,7 @@
               <w:rPr>
                 <w:sz w:val="17"/>
               </w:rPr>
-              <w:t xml:space="preserve">F-SYS-11, F-M4-01</w:t>
+              <w:t xml:space="preserve">F-SYS-11, F-M4-01, F-M10-02</w:t>
             </w:r>
           </w:p>
         </w:tc>
@@ -11861,7 +13499,55 @@
               <w:rPr>
                 <w:sz w:val="17"/>
               </w:rPr>
-              <w:t xml:space="preserve">F-M4-04, F-M4-13, F-M4-16</w:t>
+              <w:t xml:space="preserve">F-M4-04, F-M4-13, F-M4-16, F-M10-03</w:t>
+            </w:r>
+          </w:p>
+        </w:tc>
+        <w:tc>
+          <w:tcPr/>
+          <w:p>
+            <w:pPr>
+              <w:pStyle w:val="Compact"/>
+              <w:jc w:val="left"/>
+            </w:pPr>
+            <w:r>
+              <w:rPr>
+                <w:sz w:val="17"/>
+              </w:rPr>
+              <w:t xml:space="preserve">F-M4-01, F-M4-14</w:t>
+            </w:r>
+          </w:p>
+        </w:tc>
+        <w:tc>
+          <w:tcPr/>
+          <w:p>
+            <w:pPr>
+              <w:pStyle w:val="Compact"/>
+              <w:jc w:val="left"/>
+            </w:pPr>
+            <w:r>
+              <w:rPr>
+                <w:sz w:val="17"/>
+              </w:rPr>
+              <w:t xml:space="preserve">—</w:t>
+            </w:r>
+          </w:p>
+        </w:tc>
+      </w:tr>
+      <w:tr>
+        <w:tc>
+          <w:tcPr/>
+          <w:p>
+            <w:pPr>
+              <w:pStyle w:val="Compact"/>
+              <w:jc w:val="left"/>
+            </w:pPr>
+            <w:r>
+              <w:rPr>
+                <w:rStyle w:val="VerbatimChar"/>
+                <w:sz w:val="17"/>
+              </w:rPr>
+              <w:t xml:space="preserve">COLLAB_MESSAGE</w:t>
             </w:r>
           </w:p>
         </w:tc>
@@ -11895,24 +13581,6 @@
             </w:r>
           </w:p>
         </w:tc>
-      </w:tr>
-      <w:tr>
-        <w:tc>
-          <w:tcPr/>
-          <w:p>
-            <w:pPr>
-              <w:pStyle w:val="Compact"/>
-              <w:jc w:val="left"/>
-            </w:pPr>
-            <w:r>
-              <w:rPr>
-                <w:rStyle w:val="VerbatimChar"/>
-                <w:sz w:val="17"/>
-              </w:rPr>
-              <w:t xml:space="preserve">COLLAB_MESSAGE</w:t>
-            </w:r>
-          </w:p>
-        </w:tc>
         <w:tc>
           <w:tcPr/>
           <w:p>
@@ -11943,6 +13611,54 @@
             </w:r>
           </w:p>
         </w:tc>
+      </w:tr>
+      <w:tr>
+        <w:tc>
+          <w:tcPr/>
+          <w:p>
+            <w:pPr>
+              <w:pStyle w:val="Compact"/>
+              <w:jc w:val="left"/>
+            </w:pPr>
+            <w:r>
+              <w:rPr>
+                <w:rStyle w:val="VerbatimChar"/>
+                <w:sz w:val="17"/>
+              </w:rPr>
+              <w:t xml:space="preserve">NDA_ACCEPTANCE</w:t>
+            </w:r>
+          </w:p>
+        </w:tc>
+        <w:tc>
+          <w:tcPr/>
+          <w:p>
+            <w:pPr>
+              <w:pStyle w:val="Compact"/>
+              <w:jc w:val="left"/>
+            </w:pPr>
+            <w:r>
+              <w:rPr>
+                <w:sz w:val="17"/>
+              </w:rPr>
+              <w:t xml:space="preserve">F-M4-17</w:t>
+            </w:r>
+          </w:p>
+        </w:tc>
+        <w:tc>
+          <w:tcPr/>
+          <w:p>
+            <w:pPr>
+              <w:pStyle w:val="Compact"/>
+              <w:jc w:val="left"/>
+            </w:pPr>
+            <w:r>
+              <w:rPr>
+                <w:sz w:val="17"/>
+              </w:rPr>
+              <w:t xml:space="preserve">F-M4-04</w:t>
+            </w:r>
+          </w:p>
+        </w:tc>
         <w:tc>
           <w:tcPr/>
           <w:p>
@@ -11987,37 +13703,37 @@
                 <w:rStyle w:val="VerbatimChar"/>
                 <w:sz w:val="17"/>
               </w:rPr>
-              <w:t xml:space="preserve">NDA_ACCEPTANCE</w:t>
-            </w:r>
-          </w:p>
-        </w:tc>
-        <w:tc>
-          <w:tcPr/>
-          <w:p>
-            <w:pPr>
-              <w:pStyle w:val="Compact"/>
-              <w:jc w:val="left"/>
-            </w:pPr>
-            <w:r>
-              <w:rPr>
-                <w:sz w:val="17"/>
-              </w:rPr>
-              <w:t xml:space="preserve">F-M4-17</w:t>
-            </w:r>
-          </w:p>
-        </w:tc>
-        <w:tc>
-          <w:tcPr/>
-          <w:p>
-            <w:pPr>
-              <w:pStyle w:val="Compact"/>
-              <w:jc w:val="left"/>
-            </w:pPr>
-            <w:r>
-              <w:rPr>
-                <w:sz w:val="17"/>
-              </w:rPr>
-              <w:t xml:space="preserve">F-M4-04</w:t>
+              <w:t xml:space="preserve">DOCUMENT_ACCESS_LOG</w:t>
+            </w:r>
+          </w:p>
+        </w:tc>
+        <w:tc>
+          <w:tcPr/>
+          <w:p>
+            <w:pPr>
+              <w:pStyle w:val="Compact"/>
+              <w:jc w:val="left"/>
+            </w:pPr>
+            <w:r>
+              <w:rPr>
+                <w:sz w:val="17"/>
+              </w:rPr>
+              <w:t xml:space="preserve">F-M4-18</w:t>
+            </w:r>
+          </w:p>
+        </w:tc>
+        <w:tc>
+          <w:tcPr/>
+          <w:p>
+            <w:pPr>
+              <w:pStyle w:val="Compact"/>
+              <w:jc w:val="left"/>
+            </w:pPr>
+            <w:r>
+              <w:rPr>
+                <w:sz w:val="17"/>
+              </w:rPr>
+              <w:t xml:space="preserve">F-M4-19</w:t>
             </w:r>
           </w:p>
         </w:tc>
@@ -12065,7 +13781,178 @@
                 <w:rStyle w:val="VerbatimChar"/>
                 <w:sz w:val="17"/>
               </w:rPr>
-              <w:t xml:space="preserve">DOCUMENT_ACCESS_LOG</w:t>
+              <w:t xml:space="preserve">DOCUMENT_TYPE</w:t>
+            </w:r>
+          </w:p>
+        </w:tc>
+        <w:tc>
+          <w:tcPr/>
+          <w:p>
+            <w:pPr>
+              <w:pStyle w:val="Compact"/>
+              <w:jc w:val="left"/>
+            </w:pPr>
+            <w:r>
+              <w:rPr>
+                <w:sz w:val="17"/>
+              </w:rPr>
+              <w:t xml:space="preserve">—</w:t>
+            </w:r>
+          </w:p>
+        </w:tc>
+        <w:tc>
+          <w:tcPr/>
+          <w:p>
+            <w:pPr>
+              <w:pStyle w:val="Compact"/>
+              <w:jc w:val="left"/>
+            </w:pPr>
+            <w:r>
+              <w:rPr>
+                <w:sz w:val="17"/>
+              </w:rPr>
+              <w:t xml:space="preserve">F-M5-01</w:t>
+            </w:r>
+          </w:p>
+        </w:tc>
+        <w:tc>
+          <w:tcPr/>
+          <w:p>
+            <w:pPr>
+              <w:pStyle w:val="Compact"/>
+              <w:jc w:val="left"/>
+            </w:pPr>
+            <w:r>
+              <w:rPr>
+                <w:sz w:val="17"/>
+              </w:rPr>
+              <w:t xml:space="preserve">—</w:t>
+            </w:r>
+          </w:p>
+        </w:tc>
+        <w:tc>
+          <w:tcPr/>
+          <w:p>
+            <w:pPr>
+              <w:pStyle w:val="Compact"/>
+              <w:jc w:val="left"/>
+            </w:pPr>
+            <w:r>
+              <w:rPr>
+                <w:sz w:val="17"/>
+              </w:rPr>
+              <w:t xml:space="preserve">—</w:t>
+            </w:r>
+          </w:p>
+        </w:tc>
+      </w:tr>
+      <w:tr>
+        <w:tc>
+          <w:tcPr/>
+          <w:p>
+            <w:pPr>
+              <w:pStyle w:val="Compact"/>
+              <w:jc w:val="left"/>
+            </w:pPr>
+            <w:r>
+              <w:rPr>
+                <w:rStyle w:val="VerbatimChar"/>
+                <w:sz w:val="17"/>
+              </w:rPr>
+              <w:t xml:space="preserve">DOCUMENT_SLOT</w:t>
+            </w:r>
+          </w:p>
+        </w:tc>
+        <w:tc>
+          <w:tcPr/>
+          <w:p>
+            <w:pPr>
+              <w:pStyle w:val="Compact"/>
+              <w:jc w:val="left"/>
+            </w:pPr>
+            <w:r>
+              <w:rPr>
+                <w:sz w:val="17"/>
+              </w:rPr>
+              <w:t xml:space="preserve">—</w:t>
+            </w:r>
+          </w:p>
+        </w:tc>
+        <w:tc>
+          <w:tcPr/>
+          <w:p>
+            <w:pPr>
+              <w:pStyle w:val="Compact"/>
+              <w:jc w:val="left"/>
+            </w:pPr>
+            <w:r>
+              <w:rPr>
+                <w:sz w:val="17"/>
+              </w:rPr>
+              <w:t xml:space="preserve">F-M2-08, F-M2-09, F-M5-03</w:t>
+            </w:r>
+          </w:p>
+        </w:tc>
+        <w:tc>
+          <w:tcPr/>
+          <w:p>
+            <w:pPr>
+              <w:pStyle w:val="Compact"/>
+              <w:jc w:val="left"/>
+            </w:pPr>
+            <w:r>
+              <w:rPr>
+                <w:sz w:val="17"/>
+              </w:rPr>
+              <w:t xml:space="preserve">—</w:t>
+            </w:r>
+          </w:p>
+        </w:tc>
+        <w:tc>
+          <w:tcPr/>
+          <w:p>
+            <w:pPr>
+              <w:pStyle w:val="Compact"/>
+              <w:jc w:val="left"/>
+            </w:pPr>
+            <w:r>
+              <w:rPr>
+                <w:sz w:val="17"/>
+              </w:rPr>
+              <w:t xml:space="preserve">—</w:t>
+            </w:r>
+          </w:p>
+        </w:tc>
+      </w:tr>
+      <w:tr>
+        <w:tc>
+          <w:tcPr/>
+          <w:p>
+            <w:pPr>
+              <w:pStyle w:val="Compact"/>
+              <w:jc w:val="left"/>
+            </w:pPr>
+            <w:r>
+              <w:rPr>
+                <w:rStyle w:val="VerbatimChar"/>
+                <w:sz w:val="17"/>
+              </w:rPr>
+              <w:t xml:space="preserve">DOCUMENT</w:t>
+            </w:r>
+          </w:p>
+        </w:tc>
+        <w:tc>
+          <w:tcPr/>
+          <w:p>
+            <w:pPr>
+              <w:pStyle w:val="Compact"/>
+              <w:jc w:val="left"/>
+            </w:pPr>
+            <w:r>
+              <w:rPr>
+                <w:sz w:val="17"/>
+              </w:rPr>
+              <w:t xml:space="preserve">F-M5-02</w:t>
             </w:r>
           </w:p>
         </w:tc>
@@ -12095,21 +13982,6 @@
               <w:rPr>
                 <w:sz w:val="17"/>
               </w:rPr>
-              <w:t xml:space="preserve">F-M4-19</w:t>
-            </w:r>
-          </w:p>
-        </w:tc>
-        <w:tc>
-          <w:tcPr/>
-          <w:p>
-            <w:pPr>
-              <w:pStyle w:val="Compact"/>
-              <w:jc w:val="left"/>
-            </w:pPr>
-            <w:r>
-              <w:rPr>
-                <w:sz w:val="17"/>
-              </w:rPr>
               <w:t xml:space="preserve">—</w:t>
             </w:r>
           </w:p>
@@ -12143,7 +14015,22 @@
                 <w:rStyle w:val="VerbatimChar"/>
                 <w:sz w:val="17"/>
               </w:rPr>
-              <w:t xml:space="preserve">DOCUMENT_TYPE</w:t>
+              <w:t xml:space="preserve">BILINGUAL_DOCUMENT</w:t>
+            </w:r>
+          </w:p>
+        </w:tc>
+        <w:tc>
+          <w:tcPr/>
+          <w:p>
+            <w:pPr>
+              <w:pStyle w:val="Compact"/>
+              <w:jc w:val="left"/>
+            </w:pPr>
+            <w:r>
+              <w:rPr>
+                <w:sz w:val="17"/>
+              </w:rPr>
+              <w:t xml:space="preserve">F-M5-04</w:t>
             </w:r>
           </w:p>
         </w:tc>
@@ -12173,21 +14060,6 @@
               <w:rPr>
                 <w:sz w:val="17"/>
               </w:rPr>
-              <w:t xml:space="preserve">F-M5-01</w:t>
-            </w:r>
-          </w:p>
-        </w:tc>
-        <w:tc>
-          <w:tcPr/>
-          <w:p>
-            <w:pPr>
-              <w:pStyle w:val="Compact"/>
-              <w:jc w:val="left"/>
-            </w:pPr>
-            <w:r>
-              <w:rPr>
-                <w:sz w:val="17"/>
-              </w:rPr>
               <w:t xml:space="preserve">—</w:t>
             </w:r>
           </w:p>
@@ -12221,7 +14093,52 @@
                 <w:rStyle w:val="VerbatimChar"/>
                 <w:sz w:val="17"/>
               </w:rPr>
-              <w:t xml:space="preserve">DOCUMENT_SLOT</w:t>
+              <w:t xml:space="preserve">BILINGUAL_PARAGRAPH</w:t>
+            </w:r>
+          </w:p>
+        </w:tc>
+        <w:tc>
+          <w:tcPr/>
+          <w:p>
+            <w:pPr>
+              <w:pStyle w:val="Compact"/>
+              <w:jc w:val="left"/>
+            </w:pPr>
+            <w:r>
+              <w:rPr>
+                <w:sz w:val="17"/>
+              </w:rPr>
+              <w:t xml:space="preserve">F-M5-04</w:t>
+            </w:r>
+          </w:p>
+        </w:tc>
+        <w:tc>
+          <w:tcPr/>
+          <w:p>
+            <w:pPr>
+              <w:pStyle w:val="Compact"/>
+              <w:jc w:val="left"/>
+            </w:pPr>
+            <w:r>
+              <w:rPr>
+                <w:sz w:val="17"/>
+              </w:rPr>
+              <w:t xml:space="preserve">F-M5-05</w:t>
+            </w:r>
+          </w:p>
+        </w:tc>
+        <w:tc>
+          <w:tcPr/>
+          <w:p>
+            <w:pPr>
+              <w:pStyle w:val="Compact"/>
+              <w:jc w:val="left"/>
+            </w:pPr>
+            <w:r>
+              <w:rPr>
+                <w:sz w:val="17"/>
+              </w:rPr>
+              <w:t xml:space="preserve">F-M5-06</w:t>
             </w:r>
           </w:p>
         </w:tc>
@@ -12240,18 +14157,51 @@
             </w:r>
           </w:p>
         </w:tc>
-        <w:tc>
-          <w:tcPr/>
-          <w:p>
-            <w:pPr>
-              <w:pStyle w:val="Compact"/>
-              <w:jc w:val="left"/>
-            </w:pPr>
-            <w:r>
-              <w:rPr>
-                <w:sz w:val="17"/>
-              </w:rPr>
-              <w:t xml:space="preserve">F-M2-08, F-M2-09, F-M5-03</w:t>
+      </w:tr>
+      <w:tr>
+        <w:tc>
+          <w:tcPr/>
+          <w:p>
+            <w:pPr>
+              <w:pStyle w:val="Compact"/>
+              <w:jc w:val="left"/>
+            </w:pPr>
+            <w:r>
+              <w:rPr>
+                <w:rStyle w:val="VerbatimChar"/>
+                <w:sz w:val="17"/>
+              </w:rPr>
+              <w:t xml:space="preserve">PROJECT_GLOSSARY</w:t>
+            </w:r>
+          </w:p>
+        </w:tc>
+        <w:tc>
+          <w:tcPr/>
+          <w:p>
+            <w:pPr>
+              <w:pStyle w:val="Compact"/>
+              <w:jc w:val="left"/>
+            </w:pPr>
+            <w:r>
+              <w:rPr>
+                <w:sz w:val="17"/>
+              </w:rPr>
+              <w:t xml:space="preserve">F-M5-04</w:t>
+            </w:r>
+          </w:p>
+        </w:tc>
+        <w:tc>
+          <w:tcPr/>
+          <w:p>
+            <w:pPr>
+              <w:pStyle w:val="Compact"/>
+              <w:jc w:val="left"/>
+            </w:pPr>
+            <w:r>
+              <w:rPr>
+                <w:sz w:val="17"/>
+              </w:rPr>
+              <w:t xml:space="preserve">F-M5-04</w:t>
             </w:r>
           </w:p>
         </w:tc>
@@ -12299,37 +14249,7 @@
                 <w:rStyle w:val="VerbatimChar"/>
                 <w:sz w:val="17"/>
               </w:rPr>
-              <w:t xml:space="preserve">DOCUMENT</w:t>
-            </w:r>
-          </w:p>
-        </w:tc>
-        <w:tc>
-          <w:tcPr/>
-          <w:p>
-            <w:pPr>
-              <w:pStyle w:val="Compact"/>
-              <w:jc w:val="left"/>
-            </w:pPr>
-            <w:r>
-              <w:rPr>
-                <w:sz w:val="17"/>
-              </w:rPr>
-              <w:t xml:space="preserve">F-M5-02</w:t>
-            </w:r>
-          </w:p>
-        </w:tc>
-        <w:tc>
-          <w:tcPr/>
-          <w:p>
-            <w:pPr>
-              <w:pStyle w:val="Compact"/>
-              <w:jc w:val="left"/>
-            </w:pPr>
-            <w:r>
-              <w:rPr>
-                <w:sz w:val="17"/>
-              </w:rPr>
-              <w:t xml:space="preserve">F-M4-18</w:t>
+              <w:t xml:space="preserve">PUBLIC_HOLIDAY</w:t>
             </w:r>
           </w:p>
         </w:tc>
@@ -12359,43 +14279,25 @@
               <w:rPr>
                 <w:sz w:val="17"/>
               </w:rPr>
+              <w:t xml:space="preserve">F-M5-08</w:t>
+            </w:r>
+          </w:p>
+        </w:tc>
+        <w:tc>
+          <w:tcPr/>
+          <w:p>
+            <w:pPr>
+              <w:pStyle w:val="Compact"/>
+              <w:jc w:val="left"/>
+            </w:pPr>
+            <w:r>
+              <w:rPr>
+                <w:sz w:val="17"/>
+              </w:rPr>
               <w:t xml:space="preserve">—</w:t>
             </w:r>
           </w:p>
         </w:tc>
-      </w:tr>
-      <w:tr>
-        <w:tc>
-          <w:tcPr/>
-          <w:p>
-            <w:pPr>
-              <w:pStyle w:val="Compact"/>
-              <w:jc w:val="left"/>
-            </w:pPr>
-            <w:r>
-              <w:rPr>
-                <w:rStyle w:val="VerbatimChar"/>
-                <w:sz w:val="17"/>
-              </w:rPr>
-              <w:t xml:space="preserve">BILINGUAL_DOCUMENT</w:t>
-            </w:r>
-          </w:p>
-        </w:tc>
-        <w:tc>
-          <w:tcPr/>
-          <w:p>
-            <w:pPr>
-              <w:pStyle w:val="Compact"/>
-              <w:jc w:val="left"/>
-            </w:pPr>
-            <w:r>
-              <w:rPr>
-                <w:sz w:val="17"/>
-              </w:rPr>
-              <w:t xml:space="preserve">F-M5-04</w:t>
-            </w:r>
-          </w:p>
-        </w:tc>
         <w:tc>
           <w:tcPr/>
           <w:p>
@@ -12411,6 +14313,54 @@
             </w:r>
           </w:p>
         </w:tc>
+      </w:tr>
+      <w:tr>
+        <w:tc>
+          <w:tcPr/>
+          <w:p>
+            <w:pPr>
+              <w:pStyle w:val="Compact"/>
+              <w:jc w:val="left"/>
+            </w:pPr>
+            <w:r>
+              <w:rPr>
+                <w:rStyle w:val="VerbatimChar"/>
+                <w:sz w:val="17"/>
+              </w:rPr>
+              <w:t xml:space="preserve">LOCATION_INTEREST</w:t>
+            </w:r>
+          </w:p>
+        </w:tc>
+        <w:tc>
+          <w:tcPr/>
+          <w:p>
+            <w:pPr>
+              <w:pStyle w:val="Compact"/>
+              <w:jc w:val="left"/>
+            </w:pPr>
+            <w:r>
+              <w:rPr>
+                <w:sz w:val="17"/>
+              </w:rPr>
+              <w:t xml:space="preserve">F-M7-01</w:t>
+            </w:r>
+          </w:p>
+        </w:tc>
+        <w:tc>
+          <w:tcPr/>
+          <w:p>
+            <w:pPr>
+              <w:pStyle w:val="Compact"/>
+              <w:jc w:val="left"/>
+            </w:pPr>
+            <w:r>
+              <w:rPr>
+                <w:sz w:val="17"/>
+              </w:rPr>
+              <w:t xml:space="preserve">F-M7-04</w:t>
+            </w:r>
+          </w:p>
+        </w:tc>
         <w:tc>
           <w:tcPr/>
           <w:p>
@@ -12455,52 +14405,52 @@
                 <w:rStyle w:val="VerbatimChar"/>
                 <w:sz w:val="17"/>
               </w:rPr>
-              <w:t xml:space="preserve">BILINGUAL_PARAGRAPH</w:t>
-            </w:r>
-          </w:p>
-        </w:tc>
-        <w:tc>
-          <w:tcPr/>
-          <w:p>
-            <w:pPr>
-              <w:pStyle w:val="Compact"/>
-              <w:jc w:val="left"/>
-            </w:pPr>
-            <w:r>
-              <w:rPr>
-                <w:sz w:val="17"/>
-              </w:rPr>
-              <w:t xml:space="preserve">F-M5-04</w:t>
-            </w:r>
-          </w:p>
-        </w:tc>
-        <w:tc>
-          <w:tcPr/>
-          <w:p>
-            <w:pPr>
-              <w:pStyle w:val="Compact"/>
-              <w:jc w:val="left"/>
-            </w:pPr>
-            <w:r>
-              <w:rPr>
-                <w:sz w:val="17"/>
-              </w:rPr>
-              <w:t xml:space="preserve">F-M5-05</w:t>
-            </w:r>
-          </w:p>
-        </w:tc>
-        <w:tc>
-          <w:tcPr/>
-          <w:p>
-            <w:pPr>
-              <w:pStyle w:val="Compact"/>
-              <w:jc w:val="left"/>
-            </w:pPr>
-            <w:r>
-              <w:rPr>
-                <w:sz w:val="17"/>
-              </w:rPr>
-              <w:t xml:space="preserve">F-M5-06</w:t>
+              <w:t xml:space="preserve">PROVINCE_NOTICE</w:t>
+            </w:r>
+          </w:p>
+        </w:tc>
+        <w:tc>
+          <w:tcPr/>
+          <w:p>
+            <w:pPr>
+              <w:pStyle w:val="Compact"/>
+              <w:jc w:val="left"/>
+            </w:pPr>
+            <w:r>
+              <w:rPr>
+                <w:sz w:val="17"/>
+              </w:rPr>
+              <w:t xml:space="preserve">F-M7-02</w:t>
+            </w:r>
+          </w:p>
+        </w:tc>
+        <w:tc>
+          <w:tcPr/>
+          <w:p>
+            <w:pPr>
+              <w:pStyle w:val="Compact"/>
+              <w:jc w:val="left"/>
+            </w:pPr>
+            <w:r>
+              <w:rPr>
+                <w:sz w:val="17"/>
+              </w:rPr>
+              <w:t xml:space="preserve">F-M3-19, F-M7-04</w:t>
+            </w:r>
+          </w:p>
+        </w:tc>
+        <w:tc>
+          <w:tcPr/>
+          <w:p>
+            <w:pPr>
+              <w:pStyle w:val="Compact"/>
+              <w:jc w:val="left"/>
+            </w:pPr>
+            <w:r>
+              <w:rPr>
+                <w:sz w:val="17"/>
+              </w:rPr>
+              <w:t xml:space="preserve">F-M7-03</w:t>
             </w:r>
           </w:p>
         </w:tc>
@@ -12533,7 +14483,52 @@
                 <w:rStyle w:val="VerbatimChar"/>
                 <w:sz w:val="17"/>
               </w:rPr>
-              <w:t xml:space="preserve">PROJECT_GLOSSARY</w:t>
+              <w:t xml:space="preserve">CONSULTATION_BOOKING</w:t>
+            </w:r>
+          </w:p>
+        </w:tc>
+        <w:tc>
+          <w:tcPr/>
+          <w:p>
+            <w:pPr>
+              <w:pStyle w:val="Compact"/>
+              <w:jc w:val="left"/>
+            </w:pPr>
+            <w:r>
+              <w:rPr>
+                <w:sz w:val="17"/>
+              </w:rPr>
+              <w:t xml:space="preserve">F-M7-05</w:t>
+            </w:r>
+          </w:p>
+        </w:tc>
+        <w:tc>
+          <w:tcPr/>
+          <w:p>
+            <w:pPr>
+              <w:pStyle w:val="Compact"/>
+              <w:jc w:val="left"/>
+            </w:pPr>
+            <w:r>
+              <w:rPr>
+                <w:sz w:val="17"/>
+              </w:rPr>
+              <w:t xml:space="preserve">F-M7-07</w:t>
+            </w:r>
+          </w:p>
+        </w:tc>
+        <w:tc>
+          <w:tcPr/>
+          <w:p>
+            <w:pPr>
+              <w:pStyle w:val="Compact"/>
+              <w:jc w:val="left"/>
+            </w:pPr>
+            <w:r>
+              <w:rPr>
+                <w:sz w:val="17"/>
+              </w:rPr>
+              <w:t xml:space="preserve">F-M7-06</w:t>
             </w:r>
           </w:p>
         </w:tc>
@@ -12552,6 +14547,69 @@
             </w:r>
           </w:p>
         </w:tc>
+      </w:tr>
+      <w:tr>
+        <w:tc>
+          <w:tcPr/>
+          <w:p>
+            <w:pPr>
+              <w:pStyle w:val="Compact"/>
+              <w:jc w:val="left"/>
+            </w:pPr>
+            <w:r>
+              <w:rPr>
+                <w:rStyle w:val="VerbatimChar"/>
+                <w:sz w:val="17"/>
+              </w:rPr>
+              <w:t xml:space="preserve">MODERATION_ITEM</w:t>
+            </w:r>
+          </w:p>
+        </w:tc>
+        <w:tc>
+          <w:tcPr/>
+          <w:p>
+            <w:pPr>
+              <w:pStyle w:val="Compact"/>
+              <w:jc w:val="left"/>
+            </w:pPr>
+            <w:r>
+              <w:rPr>
+                <w:sz w:val="17"/>
+              </w:rPr>
+              <w:t xml:space="preserve">F-M4-01</w:t>
+            </w:r>
+          </w:p>
+        </w:tc>
+        <w:tc>
+          <w:tcPr/>
+          <w:p>
+            <w:pPr>
+              <w:pStyle w:val="Compact"/>
+              <w:jc w:val="left"/>
+            </w:pPr>
+            <w:r>
+              <w:rPr>
+                <w:sz w:val="17"/>
+              </w:rPr>
+              <w:t xml:space="preserve">F-M10-01, F-M10-02</w:t>
+            </w:r>
+          </w:p>
+        </w:tc>
+        <w:tc>
+          <w:tcPr/>
+          <w:p>
+            <w:pPr>
+              <w:pStyle w:val="Compact"/>
+              <w:jc w:val="left"/>
+            </w:pPr>
+            <w:r>
+              <w:rPr>
+                <w:sz w:val="17"/>
+              </w:rPr>
+              <w:t xml:space="preserve">F-M10-02</w:t>
+            </w:r>
+          </w:p>
+        </w:tc>
         <w:tc>
           <w:tcPr/>
           <w:p>
@@ -12567,6 +14625,54 @@
             </w:r>
           </w:p>
         </w:tc>
+      </w:tr>
+      <w:tr>
+        <w:tc>
+          <w:tcPr/>
+          <w:p>
+            <w:pPr>
+              <w:pStyle w:val="Compact"/>
+              <w:jc w:val="left"/>
+            </w:pPr>
+            <w:r>
+              <w:rPr>
+                <w:rStyle w:val="VerbatimChar"/>
+                <w:sz w:val="17"/>
+              </w:rPr>
+              <w:t xml:space="preserve">AUDIT_LOG</w:t>
+            </w:r>
+          </w:p>
+        </w:tc>
+        <w:tc>
+          <w:tcPr/>
+          <w:p>
+            <w:pPr>
+              <w:pStyle w:val="Compact"/>
+              <w:jc w:val="left"/>
+            </w:pPr>
+            <w:r>
+              <w:rPr>
+                <w:sz w:val="17"/>
+              </w:rPr>
+              <w:t xml:space="preserve">F-M10-08</w:t>
+            </w:r>
+          </w:p>
+        </w:tc>
+        <w:tc>
+          <w:tcPr/>
+          <w:p>
+            <w:pPr>
+              <w:pStyle w:val="Compact"/>
+              <w:jc w:val="left"/>
+            </w:pPr>
+            <w:r>
+              <w:rPr>
+                <w:sz w:val="17"/>
+              </w:rPr>
+              <w:t xml:space="preserve">F-M10-09</w:t>
+            </w:r>
+          </w:p>
+        </w:tc>
         <w:tc>
           <w:tcPr/>
           <w:p>
@@ -12611,7 +14717,21 @@
                 <w:rStyle w:val="VerbatimChar"/>
                 <w:sz w:val="17"/>
               </w:rPr>
-              <w:t xml:space="preserve">PUBLIC_HOLIDAY</w:t>
+              <w:t xml:space="preserve">DEMAND_INDEX</w:t>
+            </w:r>
+            <w:r>
+              <w:rPr>
+                <w:sz w:val="17"/>
+              </w:rPr>
+              <w:t xml:space="preserve"> </w:t>
+            </w:r>
+            <w:r>
+              <w:rPr>
+                <w:iCs/>
+                <w:i/>
+                <w:sz w:val="17"/>
+              </w:rPr>
+              <w:t xml:space="preserve">(derived)</w:t>
             </w:r>
           </w:p>
         </w:tc>
@@ -12641,7 +14761,7 @@
               <w:rPr>
                 <w:sz w:val="17"/>
               </w:rPr>
-              <w:t xml:space="preserve">F-M5-08</w:t>
+              <w:t xml:space="preserve">F-M10-03, F-M10-04, F-M10-05, F-M10-06</w:t>
             </w:r>
           </w:p>
         </w:tc>
@@ -12689,208 +14809,52 @@
                 <w:rStyle w:val="VerbatimChar"/>
                 <w:sz w:val="17"/>
               </w:rPr>
-              <w:t xml:space="preserve">LOCATION_INTEREST</w:t>
-            </w:r>
-          </w:p>
-        </w:tc>
-        <w:tc>
-          <w:tcPr/>
-          <w:p>
-            <w:pPr>
-              <w:pStyle w:val="Compact"/>
-              <w:jc w:val="left"/>
-            </w:pPr>
-            <w:r>
-              <w:rPr>
-                <w:sz w:val="17"/>
-              </w:rPr>
-              <w:t xml:space="preserve">F-M7-01</w:t>
-            </w:r>
-          </w:p>
-        </w:tc>
-        <w:tc>
-          <w:tcPr/>
-          <w:p>
-            <w:pPr>
-              <w:pStyle w:val="Compact"/>
-              <w:jc w:val="left"/>
-            </w:pPr>
-            <w:r>
-              <w:rPr>
-                <w:sz w:val="17"/>
-              </w:rPr>
-              <w:t xml:space="preserve">F-M7-04</w:t>
-            </w:r>
-          </w:p>
-        </w:tc>
-        <w:tc>
-          <w:tcPr/>
-          <w:p>
-            <w:pPr>
-              <w:pStyle w:val="Compact"/>
-              <w:jc w:val="left"/>
-            </w:pPr>
-            <w:r>
-              <w:rPr>
-                <w:sz w:val="17"/>
-              </w:rPr>
-              <w:t xml:space="preserve">—</w:t>
-            </w:r>
-          </w:p>
-        </w:tc>
-        <w:tc>
-          <w:tcPr/>
-          <w:p>
-            <w:pPr>
-              <w:pStyle w:val="Compact"/>
-              <w:jc w:val="left"/>
-            </w:pPr>
-            <w:r>
-              <w:rPr>
-                <w:sz w:val="17"/>
-              </w:rPr>
-              <w:t xml:space="preserve">—</w:t>
-            </w:r>
-          </w:p>
-        </w:tc>
-      </w:tr>
-      <w:tr>
-        <w:tc>
-          <w:tcPr/>
-          <w:p>
-            <w:pPr>
-              <w:pStyle w:val="Compact"/>
-              <w:jc w:val="left"/>
-            </w:pPr>
-            <w:r>
-              <w:rPr>
-                <w:rStyle w:val="VerbatimChar"/>
-                <w:sz w:val="17"/>
-              </w:rPr>
-              <w:t xml:space="preserve">PROVINCE_NOTICE</w:t>
-            </w:r>
-          </w:p>
-        </w:tc>
-        <w:tc>
-          <w:tcPr/>
-          <w:p>
-            <w:pPr>
-              <w:pStyle w:val="Compact"/>
-              <w:jc w:val="left"/>
-            </w:pPr>
-            <w:r>
-              <w:rPr>
-                <w:sz w:val="17"/>
-              </w:rPr>
-              <w:t xml:space="preserve">F-M7-02</w:t>
-            </w:r>
-          </w:p>
-        </w:tc>
-        <w:tc>
-          <w:tcPr/>
-          <w:p>
-            <w:pPr>
-              <w:pStyle w:val="Compact"/>
-              <w:jc w:val="left"/>
-            </w:pPr>
-            <w:r>
-              <w:rPr>
-                <w:sz w:val="17"/>
-              </w:rPr>
-              <w:t xml:space="preserve">F-M3-19, F-M7-04</w:t>
-            </w:r>
-          </w:p>
-        </w:tc>
-        <w:tc>
-          <w:tcPr/>
-          <w:p>
-            <w:pPr>
-              <w:pStyle w:val="Compact"/>
-              <w:jc w:val="left"/>
-            </w:pPr>
-            <w:r>
-              <w:rPr>
-                <w:sz w:val="17"/>
-              </w:rPr>
-              <w:t xml:space="preserve">F-M7-03</w:t>
-            </w:r>
-          </w:p>
-        </w:tc>
-        <w:tc>
-          <w:tcPr/>
-          <w:p>
-            <w:pPr>
-              <w:pStyle w:val="Compact"/>
-              <w:jc w:val="left"/>
-            </w:pPr>
-            <w:r>
-              <w:rPr>
-                <w:sz w:val="17"/>
-              </w:rPr>
-              <w:t xml:space="preserve">—</w:t>
-            </w:r>
-          </w:p>
-        </w:tc>
-      </w:tr>
-      <w:tr>
-        <w:tc>
-          <w:tcPr/>
-          <w:p>
-            <w:pPr>
-              <w:pStyle w:val="Compact"/>
-              <w:jc w:val="left"/>
-            </w:pPr>
-            <w:r>
-              <w:rPr>
-                <w:rStyle w:val="VerbatimChar"/>
-                <w:sz w:val="17"/>
-              </w:rPr>
-              <w:t xml:space="preserve">CONSULTATION_BOOKING</w:t>
-            </w:r>
-          </w:p>
-        </w:tc>
-        <w:tc>
-          <w:tcPr/>
-          <w:p>
-            <w:pPr>
-              <w:pStyle w:val="Compact"/>
-              <w:jc w:val="left"/>
-            </w:pPr>
-            <w:r>
-              <w:rPr>
-                <w:sz w:val="17"/>
-              </w:rPr>
-              <w:t xml:space="preserve">F-M7-05</w:t>
-            </w:r>
-          </w:p>
-        </w:tc>
-        <w:tc>
-          <w:tcPr/>
-          <w:p>
-            <w:pPr>
-              <w:pStyle w:val="Compact"/>
-              <w:jc w:val="left"/>
-            </w:pPr>
-            <w:r>
-              <w:rPr>
-                <w:sz w:val="17"/>
-              </w:rPr>
-              <w:t xml:space="preserve">F-M7-07</w:t>
-            </w:r>
-          </w:p>
-        </w:tc>
-        <w:tc>
-          <w:tcPr/>
-          <w:p>
-            <w:pPr>
-              <w:pStyle w:val="Compact"/>
-              <w:jc w:val="left"/>
-            </w:pPr>
-            <w:r>
-              <w:rPr>
-                <w:sz w:val="17"/>
-              </w:rPr>
-              <w:t xml:space="preserve">F-M7-06</w:t>
+              <w:t xml:space="preserve">QUARTERLY_REPORT</w:t>
+            </w:r>
+          </w:p>
+        </w:tc>
+        <w:tc>
+          <w:tcPr/>
+          <w:p>
+            <w:pPr>
+              <w:pStyle w:val="Compact"/>
+              <w:jc w:val="left"/>
+            </w:pPr>
+            <w:r>
+              <w:rPr>
+                <w:sz w:val="17"/>
+              </w:rPr>
+              <w:t xml:space="preserve">F-M10-06</w:t>
+            </w:r>
+          </w:p>
+        </w:tc>
+        <w:tc>
+          <w:tcPr/>
+          <w:p>
+            <w:pPr>
+              <w:pStyle w:val="Compact"/>
+              <w:jc w:val="left"/>
+            </w:pPr>
+            <w:r>
+              <w:rPr>
+                <w:sz w:val="17"/>
+              </w:rPr>
+              <w:t xml:space="preserve">F-M10-07</w:t>
+            </w:r>
+          </w:p>
+        </w:tc>
+        <w:tc>
+          <w:tcPr/>
+          <w:p>
+            <w:pPr>
+              <w:pStyle w:val="Compact"/>
+              <w:jc w:val="left"/>
+            </w:pPr>
+            <w:r>
+              <w:rPr>
+                <w:sz w:val="17"/>
+              </w:rPr>
+              <w:t xml:space="preserve">F-M10-07</w:t>
             </w:r>
           </w:p>
         </w:tc>
@@ -12939,7 +14903,10 @@
         <w:t xml:space="preserve">No function deletes anything (no D in the whole matrix)</w:t>
       </w:r>
       <w:r>
-        <w:t xml:space="preserve">; see</w:t>
+        <w:t xml:space="preserve"> </w:t>
+      </w:r>
+      <w:r>
+        <w:t xml:space="preserve">— now a decision, not a gap: accounts are deactivated (SYS BR-005), projects archived (M0 BR-005), rules retired (M2 BR-008), locations unpublished (M3 BR-008), organisations deactivated (M4 BR-008); see</w:t>
       </w:r>
       <w:r>
         <w:t xml:space="preserve"> </w:t>
@@ -13160,22 +15127,78 @@
                 <w:rStyle w:val="VerbatimChar"/>
                 <w:sz w:val="17"/>
               </w:rPr>
-              <w:t xml:space="preserve">PRODUCER_ORGANISATION</w:t>
-            </w:r>
-          </w:p>
-        </w:tc>
-        <w:tc>
-          <w:tcPr/>
-          <w:p>
-            <w:pPr>
-              <w:pStyle w:val="Compact"/>
-              <w:jc w:val="left"/>
-            </w:pPr>
-            <w:r>
-              <w:rPr>
-                <w:sz w:val="17"/>
-              </w:rPr>
-              <w:t xml:space="preserve">Missing function — the company is shown nowhere by a specified function (SC-08, partner view of the requester).</w:t>
+              <w:t xml:space="preserve">CONSENT</w:t>
+            </w:r>
+          </w:p>
+        </w:tc>
+        <w:tc>
+          <w:tcPr/>
+          <w:p>
+            <w:pPr>
+              <w:pStyle w:val="Compact"/>
+              <w:jc w:val="left"/>
+            </w:pPr>
+            <w:r>
+              <w:rPr>
+                <w:sz w:val="17"/>
+              </w:rPr>
+              <w:t xml:space="preserve">Missing function — nobody reads consents (e.g. re-prompt on a new terms version).</w:t>
+            </w:r>
+          </w:p>
+        </w:tc>
+        <w:tc>
+          <w:tcPr/>
+          <w:p>
+            <w:pPr>
+              <w:pStyle w:val="Compact"/>
+            </w:pPr>
+          </w:p>
+        </w:tc>
+      </w:tr>
+      <w:tr>
+        <w:tc>
+          <w:tcPr/>
+          <w:p>
+            <w:pPr>
+              <w:pStyle w:val="Compact"/>
+              <w:jc w:val="left"/>
+            </w:pPr>
+            <w:r>
+              <w:rPr>
+                <w:sz w:val="17"/>
+              </w:rPr>
+              <w:t xml:space="preserve">3 — created by several owners</w:t>
+            </w:r>
+          </w:p>
+        </w:tc>
+        <w:tc>
+          <w:tcPr/>
+          <w:p>
+            <w:pPr>
+              <w:pStyle w:val="Compact"/>
+              <w:jc w:val="left"/>
+            </w:pPr>
+            <w:r>
+              <w:rPr>
+                <w:rStyle w:val="VerbatimChar"/>
+                <w:sz w:val="17"/>
+              </w:rPr>
+              <w:t xml:space="preserve">NOTIFICATION (M4, M7, SYS)</w:t>
+            </w:r>
+          </w:p>
+        </w:tc>
+        <w:tc>
+          <w:tcPr/>
+          <w:p>
+            <w:pPr>
+              <w:pStyle w:val="Compact"/>
+              <w:jc w:val="left"/>
+            </w:pPr>
+            <w:r>
+              <w:rPr>
+                <w:sz w:val="17"/>
+              </w:rPr>
+              <w:t xml:space="preserve">Ownership unclear — SYS should own; M4/M7 should call F-SYS-07.</w:t>
             </w:r>
           </w:p>
         </w:tc>
@@ -13216,22 +15239,22 @@
                 <w:rStyle w:val="VerbatimChar"/>
                 <w:sz w:val="17"/>
               </w:rPr>
-              <w:t xml:space="preserve">CONSENT</w:t>
-            </w:r>
-          </w:p>
-        </w:tc>
-        <w:tc>
-          <w:tcPr/>
-          <w:p>
-            <w:pPr>
-              <w:pStyle w:val="Compact"/>
-              <w:jc w:val="left"/>
-            </w:pPr>
-            <w:r>
-              <w:rPr>
-                <w:sz w:val="17"/>
-              </w:rPr>
-              <w:t xml:space="preserve">Missing function — nobody reads consents (e.g. re-prompt on a new terms version).</w:t>
+              <w:t xml:space="preserve">EMAIL_DELIVERY</w:t>
+            </w:r>
+          </w:p>
+        </w:tc>
+        <w:tc>
+          <w:tcPr/>
+          <w:p>
+            <w:pPr>
+              <w:pStyle w:val="Compact"/>
+              <w:jc w:val="left"/>
+            </w:pPr>
+            <w:r>
+              <w:rPr>
+                <w:sz w:val="17"/>
+              </w:rPr>
+              <w:t xml:space="preserve">Missing function — M7 edge case says VFDA staff are alerted on bounce; no function reads deliveries.</w:t>
             </w:r>
           </w:p>
         </w:tc>
@@ -13272,22 +15295,134 @@
                 <w:rStyle w:val="VerbatimChar"/>
                 <w:sz w:val="17"/>
               </w:rPr>
-              <w:t xml:space="preserve">NOTIFICATION (M4, M7, SYS)</w:t>
-            </w:r>
-          </w:p>
-        </w:tc>
-        <w:tc>
-          <w:tcPr/>
-          <w:p>
-            <w:pPr>
-              <w:pStyle w:val="Compact"/>
-              <w:jc w:val="left"/>
-            </w:pPr>
-            <w:r>
-              <w:rPr>
-                <w:sz w:val="17"/>
-              </w:rPr>
-              <w:t xml:space="preserve">Ownership unclear — SYS should own; M4/M7 should call F-SYS-07.</w:t>
+              <w:t xml:space="preserve">EMAIL_DELIVERY (M4, M7, SYS)</w:t>
+            </w:r>
+          </w:p>
+        </w:tc>
+        <w:tc>
+          <w:tcPr/>
+          <w:p>
+            <w:pPr>
+              <w:pStyle w:val="Compact"/>
+              <w:jc w:val="left"/>
+            </w:pPr>
+            <w:r>
+              <w:rPr>
+                <w:sz w:val="17"/>
+              </w:rPr>
+              <w:t xml:space="preserve">Ownership unclear — SYS should own; M4/M7 should call F-SYS-08.</w:t>
+            </w:r>
+          </w:p>
+        </w:tc>
+        <w:tc>
+          <w:tcPr/>
+          <w:p>
+            <w:pPr>
+              <w:pStyle w:val="Compact"/>
+            </w:pPr>
+          </w:p>
+        </w:tc>
+      </w:tr>
+      <w:tr>
+        <w:tc>
+          <w:tcPr/>
+          <w:p>
+            <w:pPr>
+              <w:pStyle w:val="Compact"/>
+              <w:jc w:val="left"/>
+            </w:pPr>
+            <w:r>
+              <w:rPr>
+                <w:sz w:val="17"/>
+              </w:rPr>
+              <w:t xml:space="preserve">1 — no C</w:t>
+            </w:r>
+          </w:p>
+        </w:tc>
+        <w:tc>
+          <w:tcPr/>
+          <w:p>
+            <w:pPr>
+              <w:pStyle w:val="Compact"/>
+              <w:jc w:val="left"/>
+            </w:pPr>
+            <w:r>
+              <w:rPr>
+                <w:rStyle w:val="VerbatimChar"/>
+                <w:sz w:val="17"/>
+              </w:rPr>
+              <w:t xml:space="preserve">SEGMENT_RULE</w:t>
+            </w:r>
+          </w:p>
+        </w:tc>
+        <w:tc>
+          <w:tcPr/>
+          <w:p>
+            <w:pPr>
+              <w:pStyle w:val="Compact"/>
+              <w:jc w:val="left"/>
+            </w:pPr>
+            <w:r>
+              <w:rPr>
+                <w:sz w:val="17"/>
+              </w:rPr>
+              <w:t xml:space="preserve">Missing function — VFDA edits the decision table (M1 BR-001 "approved by VFDA"); belongs to M10, whose Spec Document has no such function yet.</w:t>
+            </w:r>
+          </w:p>
+        </w:tc>
+        <w:tc>
+          <w:tcPr/>
+          <w:p>
+            <w:pPr>
+              <w:pStyle w:val="Compact"/>
+            </w:pPr>
+          </w:p>
+        </w:tc>
+      </w:tr>
+      <w:tr>
+        <w:tc>
+          <w:tcPr/>
+          <w:p>
+            <w:pPr>
+              <w:pStyle w:val="Compact"/>
+              <w:jc w:val="left"/>
+            </w:pPr>
+            <w:r>
+              <w:rPr>
+                <w:sz w:val="17"/>
+              </w:rPr>
+              <w:t xml:space="preserve">1 — no C</w:t>
+            </w:r>
+          </w:p>
+        </w:tc>
+        <w:tc>
+          <w:tcPr/>
+          <w:p>
+            <w:pPr>
+              <w:pStyle w:val="Compact"/>
+              <w:jc w:val="left"/>
+            </w:pPr>
+            <w:r>
+              <w:rPr>
+                <w:rStyle w:val="VerbatimChar"/>
+                <w:sz w:val="17"/>
+              </w:rPr>
+              <w:t xml:space="preserve">SEGMENT_REQUIREMENT</w:t>
+            </w:r>
+          </w:p>
+        </w:tc>
+        <w:tc>
+          <w:tcPr/>
+          <w:p>
+            <w:pPr>
+              <w:pStyle w:val="Compact"/>
+              <w:jc w:val="left"/>
+            </w:pPr>
+            <w:r>
+              <w:rPr>
+                <w:sz w:val="17"/>
+              </w:rPr>
+              <w:t xml:space="preserve">Missing function — VFDA-maintained configuration; belongs to M10, whose Spec Document has no such function yet.</w:t>
             </w:r>
           </w:p>
         </w:tc>
@@ -13328,78 +15463,22 @@
                 <w:rStyle w:val="VerbatimChar"/>
                 <w:sz w:val="17"/>
               </w:rPr>
-              <w:t xml:space="preserve">EMAIL_DELIVERY</w:t>
-            </w:r>
-          </w:p>
-        </w:tc>
-        <w:tc>
-          <w:tcPr/>
-          <w:p>
-            <w:pPr>
-              <w:pStyle w:val="Compact"/>
-              <w:jc w:val="left"/>
-            </w:pPr>
-            <w:r>
-              <w:rPr>
-                <w:sz w:val="17"/>
-              </w:rPr>
-              <w:t xml:space="preserve">Missing function — M7 edge case says VFDA staff are alerted on bounce; no function reads deliveries.</w:t>
-            </w:r>
-          </w:p>
-        </w:tc>
-        <w:tc>
-          <w:tcPr/>
-          <w:p>
-            <w:pPr>
-              <w:pStyle w:val="Compact"/>
-            </w:pPr>
-          </w:p>
-        </w:tc>
-      </w:tr>
-      <w:tr>
-        <w:tc>
-          <w:tcPr/>
-          <w:p>
-            <w:pPr>
-              <w:pStyle w:val="Compact"/>
-              <w:jc w:val="left"/>
-            </w:pPr>
-            <w:r>
-              <w:rPr>
-                <w:sz w:val="17"/>
-              </w:rPr>
-              <w:t xml:space="preserve">3 — created by several owners</w:t>
-            </w:r>
-          </w:p>
-        </w:tc>
-        <w:tc>
-          <w:tcPr/>
-          <w:p>
-            <w:pPr>
-              <w:pStyle w:val="Compact"/>
-              <w:jc w:val="left"/>
-            </w:pPr>
-            <w:r>
-              <w:rPr>
-                <w:rStyle w:val="VerbatimChar"/>
-                <w:sz w:val="17"/>
-              </w:rPr>
-              <w:t xml:space="preserve">EMAIL_DELIVERY (M4, M7, SYS)</w:t>
-            </w:r>
-          </w:p>
-        </w:tc>
-        <w:tc>
-          <w:tcPr/>
-          <w:p>
-            <w:pPr>
-              <w:pStyle w:val="Compact"/>
-              <w:jc w:val="left"/>
-            </w:pPr>
-            <w:r>
-              <w:rPr>
-                <w:sz w:val="17"/>
-              </w:rPr>
-              <w:t xml:space="preserve">Ownership unclear — SYS should own; M4/M7 should call F-SYS-08.</w:t>
+              <w:t xml:space="preserve">RULE_SET_VERSION</w:t>
+            </w:r>
+          </w:p>
+        </w:tc>
+        <w:tc>
+          <w:tcPr/>
+          <w:p>
+            <w:pPr>
+              <w:pStyle w:val="Compact"/>
+              <w:jc w:val="left"/>
+            </w:pPr>
+            <w:r>
+              <w:rPr>
+                <w:sz w:val="17"/>
+              </w:rPr>
+              <w:t xml:space="preserve">Missing function — results show "rule set 2026.08" (M2 US-1), so something reads it.</w:t>
             </w:r>
           </w:p>
         </w:tc>
@@ -13440,22 +15519,78 @@
                 <w:rStyle w:val="VerbatimChar"/>
                 <w:sz w:val="17"/>
               </w:rPr>
-              <w:t xml:space="preserve">SEGMENT_RULE</w:t>
-            </w:r>
-          </w:p>
-        </w:tc>
-        <w:tc>
-          <w:tcPr/>
-          <w:p>
-            <w:pPr>
-              <w:pStyle w:val="Compact"/>
-              <w:jc w:val="left"/>
-            </w:pPr>
-            <w:r>
-              <w:rPr>
-                <w:sz w:val="17"/>
-              </w:rPr>
-              <w:t xml:space="preserve">Missing function — VFDA edits the decision table (M1 BR-001 "approved by VFDA"); belongs to M10.</w:t>
+              <w:t xml:space="preserve">COMPLIANCE_RUN</w:t>
+            </w:r>
+          </w:p>
+        </w:tc>
+        <w:tc>
+          <w:tcPr/>
+          <w:p>
+            <w:pPr>
+              <w:pStyle w:val="Compact"/>
+              <w:jc w:val="left"/>
+            </w:pPr>
+            <w:r>
+              <w:rPr>
+                <w:sz w:val="17"/>
+              </w:rPr>
+              <w:t xml:space="preserve">Missing function — the project content check is described (M2 §6, SC-48) but no FR runs it.</w:t>
+            </w:r>
+          </w:p>
+        </w:tc>
+        <w:tc>
+          <w:tcPr/>
+          <w:p>
+            <w:pPr>
+              <w:pStyle w:val="Compact"/>
+            </w:pPr>
+          </w:p>
+        </w:tc>
+      </w:tr>
+      <w:tr>
+        <w:tc>
+          <w:tcPr/>
+          <w:p>
+            <w:pPr>
+              <w:pStyle w:val="Compact"/>
+              <w:jc w:val="left"/>
+            </w:pPr>
+            <w:r>
+              <w:rPr>
+                <w:sz w:val="17"/>
+              </w:rPr>
+              <w:t xml:space="preserve">5 — no function touches it</w:t>
+            </w:r>
+          </w:p>
+        </w:tc>
+        <w:tc>
+          <w:tcPr/>
+          <w:p>
+            <w:pPr>
+              <w:pStyle w:val="Compact"/>
+              <w:jc w:val="left"/>
+            </w:pPr>
+            <w:r>
+              <w:rPr>
+                <w:rStyle w:val="VerbatimChar"/>
+                <w:sz w:val="17"/>
+              </w:rPr>
+              <w:t xml:space="preserve">COMPLIANCE_RUN</w:t>
+            </w:r>
+          </w:p>
+        </w:tc>
+        <w:tc>
+          <w:tcPr/>
+          <w:p>
+            <w:pPr>
+              <w:pStyle w:val="Compact"/>
+              <w:jc w:val="left"/>
+            </w:pPr>
+            <w:r>
+              <w:rPr>
+                <w:sz w:val="17"/>
+              </w:rPr>
+              <w:t xml:space="preserve">Missing function — the project content check is described (M2 §6, SC-48) but no FR runs it.</w:t>
             </w:r>
           </w:p>
         </w:tc>
@@ -13496,22 +15631,22 @@
                 <w:rStyle w:val="VerbatimChar"/>
                 <w:sz w:val="17"/>
               </w:rPr>
-              <w:t xml:space="preserve">SEGMENT_REQUIREMENT</w:t>
-            </w:r>
-          </w:p>
-        </w:tc>
-        <w:tc>
-          <w:tcPr/>
-          <w:p>
-            <w:pPr>
-              <w:pStyle w:val="Compact"/>
-              <w:jc w:val="left"/>
-            </w:pPr>
-            <w:r>
-              <w:rPr>
-                <w:sz w:val="17"/>
-              </w:rPr>
-              <w:t xml:space="preserve">Missing function — VFDA-maintained configuration; belongs to M10.</w:t>
+              <w:t xml:space="preserve">PROVINCE</w:t>
+            </w:r>
+          </w:p>
+        </w:tc>
+        <w:tc>
+          <w:tcPr/>
+          <w:p>
+            <w:pPr>
+              <w:pStyle w:val="Compact"/>
+              <w:jc w:val="left"/>
+            </w:pPr>
+            <w:r>
+              <w:rPr>
+                <w:sz w:val="17"/>
+              </w:rPr>
+              <w:t xml:space="preserve">Missing function is acceptable: fixed reference list of 34 units, loaded once (M3 BR-006).</w:t>
             </w:r>
           </w:p>
         </w:tc>
@@ -13552,22 +15687,134 @@
                 <w:rStyle w:val="VerbatimChar"/>
                 <w:sz w:val="17"/>
               </w:rPr>
-              <w:t xml:space="preserve">SEGMENT_DECISION</w:t>
-            </w:r>
-          </w:p>
-        </w:tc>
-        <w:tc>
-          <w:tcPr/>
-          <w:p>
-            <w:pPr>
-              <w:pStyle w:val="Compact"/>
-              <w:jc w:val="left"/>
-            </w:pPr>
-            <w:r>
-              <w:rPr>
-                <w:sz w:val="17"/>
-              </w:rPr>
-              <w:t xml:space="preserve">Missing function — decisions are demand data for M10 reports.</w:t>
+              <w:t xml:space="preserve">COLLAB_MESSAGE</w:t>
+            </w:r>
+          </w:p>
+        </w:tc>
+        <w:tc>
+          <w:tcPr/>
+          <w:p>
+            <w:pPr>
+              <w:pStyle w:val="Compact"/>
+              <w:jc w:val="left"/>
+            </w:pPr>
+            <w:r>
+              <w:rPr>
+                <w:sz w:val="17"/>
+              </w:rPr>
+              <w:t xml:space="preserve">Missing function — messages are "the written record of the partnership" (M4 BR-009), but no function lists a request's thread (SC-25 shows none).</w:t>
+            </w:r>
+          </w:p>
+        </w:tc>
+        <w:tc>
+          <w:tcPr/>
+          <w:p>
+            <w:pPr>
+              <w:pStyle w:val="Compact"/>
+            </w:pPr>
+          </w:p>
+        </w:tc>
+      </w:tr>
+      <w:tr>
+        <w:tc>
+          <w:tcPr/>
+          <w:p>
+            <w:pPr>
+              <w:pStyle w:val="Compact"/>
+              <w:jc w:val="left"/>
+            </w:pPr>
+            <w:r>
+              <w:rPr>
+                <w:sz w:val="17"/>
+              </w:rPr>
+              <w:t xml:space="preserve">1 — no C</w:t>
+            </w:r>
+          </w:p>
+        </w:tc>
+        <w:tc>
+          <w:tcPr/>
+          <w:p>
+            <w:pPr>
+              <w:pStyle w:val="Compact"/>
+              <w:jc w:val="left"/>
+            </w:pPr>
+            <w:r>
+              <w:rPr>
+                <w:rStyle w:val="VerbatimChar"/>
+                <w:sz w:val="17"/>
+              </w:rPr>
+              <w:t xml:space="preserve">DOCUMENT_TYPE</w:t>
+            </w:r>
+          </w:p>
+        </w:tc>
+        <w:tc>
+          <w:tcPr/>
+          <w:p>
+            <w:pPr>
+              <w:pStyle w:val="Compact"/>
+              <w:jc w:val="left"/>
+            </w:pPr>
+            <w:r>
+              <w:rPr>
+                <w:sz w:val="17"/>
+              </w:rPr>
+              <w:t xml:space="preserve">Missing function — VFDA maintains the document catalogue; belongs to M10, whose Spec Document has no such function yet.</w:t>
+            </w:r>
+          </w:p>
+        </w:tc>
+        <w:tc>
+          <w:tcPr/>
+          <w:p>
+            <w:pPr>
+              <w:pStyle w:val="Compact"/>
+            </w:pPr>
+          </w:p>
+        </w:tc>
+      </w:tr>
+      <w:tr>
+        <w:tc>
+          <w:tcPr/>
+          <w:p>
+            <w:pPr>
+              <w:pStyle w:val="Compact"/>
+              <w:jc w:val="left"/>
+            </w:pPr>
+            <w:r>
+              <w:rPr>
+                <w:sz w:val="17"/>
+              </w:rPr>
+              <w:t xml:space="preserve">1 — no C</w:t>
+            </w:r>
+          </w:p>
+        </w:tc>
+        <w:tc>
+          <w:tcPr/>
+          <w:p>
+            <w:pPr>
+              <w:pStyle w:val="Compact"/>
+              <w:jc w:val="left"/>
+            </w:pPr>
+            <w:r>
+              <w:rPr>
+                <w:rStyle w:val="VerbatimChar"/>
+                <w:sz w:val="17"/>
+              </w:rPr>
+              <w:t xml:space="preserve">DOCUMENT_SLOT</w:t>
+            </w:r>
+          </w:p>
+        </w:tc>
+        <w:tc>
+          <w:tcPr/>
+          <w:p>
+            <w:pPr>
+              <w:pStyle w:val="Compact"/>
+              <w:jc w:val="left"/>
+            </w:pPr>
+            <w:r>
+              <w:rPr>
+                <w:sz w:val="17"/>
+              </w:rPr>
+              <w:t xml:space="preserve">Missing function — slots must be created when the kit opens (02 OQ 5).</w:t>
             </w:r>
           </w:p>
         </w:tc>
@@ -13608,134 +15855,22 @@
                 <w:rStyle w:val="VerbatimChar"/>
                 <w:sz w:val="17"/>
               </w:rPr>
-              <w:t xml:space="preserve">PROJECT_PROVINCE</w:t>
-            </w:r>
-          </w:p>
-        </w:tc>
-        <w:tc>
-          <w:tcPr/>
-          <w:p>
-            <w:pPr>
-              <w:pStyle w:val="Compact"/>
-              <w:jc w:val="left"/>
-            </w:pPr>
-            <w:r>
-              <w:rPr>
-                <w:sz w:val="17"/>
-              </w:rPr>
-              <w:t xml:space="preserve">Missing function — provinces entered at creation are never shown or used.</w:t>
-            </w:r>
-          </w:p>
-        </w:tc>
-        <w:tc>
-          <w:tcPr/>
-          <w:p>
-            <w:pPr>
-              <w:pStyle w:val="Compact"/>
-            </w:pPr>
-          </w:p>
-        </w:tc>
-      </w:tr>
-      <w:tr>
-        <w:tc>
-          <w:tcPr/>
-          <w:p>
-            <w:pPr>
-              <w:pStyle w:val="Compact"/>
-              <w:jc w:val="left"/>
-            </w:pPr>
-            <w:r>
-              <w:rPr>
-                <w:sz w:val="17"/>
-              </w:rPr>
-              <w:t xml:space="preserve">2 — C but no R</w:t>
-            </w:r>
-          </w:p>
-        </w:tc>
-        <w:tc>
-          <w:tcPr/>
-          <w:p>
-            <w:pPr>
-              <w:pStyle w:val="Compact"/>
-              <w:jc w:val="left"/>
-            </w:pPr>
-            <w:r>
-              <w:rPr>
-                <w:rStyle w:val="VerbatimChar"/>
-                <w:sz w:val="17"/>
-              </w:rPr>
-              <w:t xml:space="preserve">RULE_SET_VERSION</w:t>
-            </w:r>
-          </w:p>
-        </w:tc>
-        <w:tc>
-          <w:tcPr/>
-          <w:p>
-            <w:pPr>
-              <w:pStyle w:val="Compact"/>
-              <w:jc w:val="left"/>
-            </w:pPr>
-            <w:r>
-              <w:rPr>
-                <w:sz w:val="17"/>
-              </w:rPr>
-              <w:t xml:space="preserve">Missing function — results show "rule set 2026.08" (M2 US-1), so something reads it.</w:t>
-            </w:r>
-          </w:p>
-        </w:tc>
-        <w:tc>
-          <w:tcPr/>
-          <w:p>
-            <w:pPr>
-              <w:pStyle w:val="Compact"/>
-            </w:pPr>
-          </w:p>
-        </w:tc>
-      </w:tr>
-      <w:tr>
-        <w:tc>
-          <w:tcPr/>
-          <w:p>
-            <w:pPr>
-              <w:pStyle w:val="Compact"/>
-              <w:jc w:val="left"/>
-            </w:pPr>
-            <w:r>
-              <w:rPr>
-                <w:sz w:val="17"/>
-              </w:rPr>
-              <w:t xml:space="preserve">2 — C but no R</w:t>
-            </w:r>
-          </w:p>
-        </w:tc>
-        <w:tc>
-          <w:tcPr/>
-          <w:p>
-            <w:pPr>
-              <w:pStyle w:val="Compact"/>
-              <w:jc w:val="left"/>
-            </w:pPr>
-            <w:r>
-              <w:rPr>
-                <w:rStyle w:val="VerbatimChar"/>
-                <w:sz w:val="17"/>
-              </w:rPr>
-              <w:t xml:space="preserve">PRECHECK_RUN</w:t>
-            </w:r>
-          </w:p>
-        </w:tc>
-        <w:tc>
-          <w:tcPr/>
-          <w:p>
-            <w:pPr>
-              <w:pStyle w:val="Compact"/>
-              <w:jc w:val="left"/>
-            </w:pPr>
-            <w:r>
-              <w:rPr>
-                <w:sz w:val="17"/>
-              </w:rPr>
-              <w:t xml:space="preserve">Missing function — the run is a demand data point (M2 FR-007) for M10; SC-48 reads it through findings.</w:t>
+              <w:t xml:space="preserve">BILINGUAL_DOCUMENT</w:t>
+            </w:r>
+          </w:p>
+        </w:tc>
+        <w:tc>
+          <w:tcPr/>
+          <w:p>
+            <w:pPr>
+              <w:pStyle w:val="Compact"/>
+              <w:jc w:val="left"/>
+            </w:pPr>
+            <w:r>
+              <w:rPr>
+                <w:sz w:val="17"/>
+              </w:rPr>
+              <w:t xml:space="preserve">Missing function — SC-28 opens a draft; only its paragraphs are read.</w:t>
             </w:r>
           </w:p>
         </w:tc>
@@ -13776,678 +15911,6 @@
                 <w:rStyle w:val="VerbatimChar"/>
                 <w:sz w:val="17"/>
               </w:rPr>
-              <w:t xml:space="preserve">COMPLIANCE_RUN</w:t>
-            </w:r>
-          </w:p>
-        </w:tc>
-        <w:tc>
-          <w:tcPr/>
-          <w:p>
-            <w:pPr>
-              <w:pStyle w:val="Compact"/>
-              <w:jc w:val="left"/>
-            </w:pPr>
-            <w:r>
-              <w:rPr>
-                <w:sz w:val="17"/>
-              </w:rPr>
-              <w:t xml:space="preserve">Missing function — the project content check is described (M2 §6, SC-48) but no FR runs it.</w:t>
-            </w:r>
-          </w:p>
-        </w:tc>
-        <w:tc>
-          <w:tcPr/>
-          <w:p>
-            <w:pPr>
-              <w:pStyle w:val="Compact"/>
-            </w:pPr>
-          </w:p>
-        </w:tc>
-      </w:tr>
-      <w:tr>
-        <w:tc>
-          <w:tcPr/>
-          <w:p>
-            <w:pPr>
-              <w:pStyle w:val="Compact"/>
-              <w:jc w:val="left"/>
-            </w:pPr>
-            <w:r>
-              <w:rPr>
-                <w:sz w:val="17"/>
-              </w:rPr>
-              <w:t xml:space="preserve">5 — no function touches it</w:t>
-            </w:r>
-          </w:p>
-        </w:tc>
-        <w:tc>
-          <w:tcPr/>
-          <w:p>
-            <w:pPr>
-              <w:pStyle w:val="Compact"/>
-              <w:jc w:val="left"/>
-            </w:pPr>
-            <w:r>
-              <w:rPr>
-                <w:rStyle w:val="VerbatimChar"/>
-                <w:sz w:val="17"/>
-              </w:rPr>
-              <w:t xml:space="preserve">COMPLIANCE_RUN</w:t>
-            </w:r>
-          </w:p>
-        </w:tc>
-        <w:tc>
-          <w:tcPr/>
-          <w:p>
-            <w:pPr>
-              <w:pStyle w:val="Compact"/>
-              <w:jc w:val="left"/>
-            </w:pPr>
-            <w:r>
-              <w:rPr>
-                <w:sz w:val="17"/>
-              </w:rPr>
-              <w:t xml:space="preserve">Missing function — the project content check is described (M2 §6, SC-48) but no FR runs it.</w:t>
-            </w:r>
-          </w:p>
-        </w:tc>
-        <w:tc>
-          <w:tcPr/>
-          <w:p>
-            <w:pPr>
-              <w:pStyle w:val="Compact"/>
-            </w:pPr>
-          </w:p>
-        </w:tc>
-      </w:tr>
-      <w:tr>
-        <w:tc>
-          <w:tcPr/>
-          <w:p>
-            <w:pPr>
-              <w:pStyle w:val="Compact"/>
-              <w:jc w:val="left"/>
-            </w:pPr>
-            <w:r>
-              <w:rPr>
-                <w:sz w:val="17"/>
-              </w:rPr>
-              <w:t xml:space="preserve">1 — no C</w:t>
-            </w:r>
-          </w:p>
-        </w:tc>
-        <w:tc>
-          <w:tcPr/>
-          <w:p>
-            <w:pPr>
-              <w:pStyle w:val="Compact"/>
-              <w:jc w:val="left"/>
-            </w:pPr>
-            <w:r>
-              <w:rPr>
-                <w:rStyle w:val="VerbatimChar"/>
-                <w:sz w:val="17"/>
-              </w:rPr>
-              <w:t xml:space="preserve">PROVINCE</w:t>
-            </w:r>
-          </w:p>
-        </w:tc>
-        <w:tc>
-          <w:tcPr/>
-          <w:p>
-            <w:pPr>
-              <w:pStyle w:val="Compact"/>
-              <w:jc w:val="left"/>
-            </w:pPr>
-            <w:r>
-              <w:rPr>
-                <w:sz w:val="17"/>
-              </w:rPr>
-              <w:t xml:space="preserve">Missing function is acceptable: fixed reference list of 34 units, loaded once (M3 BR-006).</w:t>
-            </w:r>
-          </w:p>
-        </w:tc>
-        <w:tc>
-          <w:tcPr/>
-          <w:p>
-            <w:pPr>
-              <w:pStyle w:val="Compact"/>
-            </w:pPr>
-          </w:p>
-        </w:tc>
-      </w:tr>
-      <w:tr>
-        <w:tc>
-          <w:tcPr/>
-          <w:p>
-            <w:pPr>
-              <w:pStyle w:val="Compact"/>
-              <w:jc w:val="left"/>
-            </w:pPr>
-            <w:r>
-              <w:rPr>
-                <w:sz w:val="17"/>
-              </w:rPr>
-              <w:t xml:space="preserve">1 — no C</w:t>
-            </w:r>
-          </w:p>
-        </w:tc>
-        <w:tc>
-          <w:tcPr/>
-          <w:p>
-            <w:pPr>
-              <w:pStyle w:val="Compact"/>
-              <w:jc w:val="left"/>
-            </w:pPr>
-            <w:r>
-              <w:rPr>
-                <w:rStyle w:val="VerbatimChar"/>
-                <w:sz w:val="17"/>
-              </w:rPr>
-              <w:t xml:space="preserve">LOCATION_QUERY</w:t>
-            </w:r>
-          </w:p>
-        </w:tc>
-        <w:tc>
-          <w:tcPr/>
-          <w:p>
-            <w:pPr>
-              <w:pStyle w:val="Compact"/>
-              <w:jc w:val="left"/>
-            </w:pPr>
-            <w:r>
-              <w:rPr>
-                <w:sz w:val="17"/>
-              </w:rPr>
-              <w:t xml:space="preserve">Surplus entity, unless the query is to be stored (02 OQ 2).</w:t>
-            </w:r>
-          </w:p>
-        </w:tc>
-        <w:tc>
-          <w:tcPr/>
-          <w:p>
-            <w:pPr>
-              <w:pStyle w:val="Compact"/>
-            </w:pPr>
-          </w:p>
-        </w:tc>
-      </w:tr>
-      <w:tr>
-        <w:tc>
-          <w:tcPr/>
-          <w:p>
-            <w:pPr>
-              <w:pStyle w:val="Compact"/>
-              <w:jc w:val="left"/>
-            </w:pPr>
-            <w:r>
-              <w:rPr>
-                <w:sz w:val="17"/>
-              </w:rPr>
-              <w:t xml:space="preserve">5 — no function touches it</w:t>
-            </w:r>
-          </w:p>
-        </w:tc>
-        <w:tc>
-          <w:tcPr/>
-          <w:p>
-            <w:pPr>
-              <w:pStyle w:val="Compact"/>
-              <w:jc w:val="left"/>
-            </w:pPr>
-            <w:r>
-              <w:rPr>
-                <w:rStyle w:val="VerbatimChar"/>
-                <w:sz w:val="17"/>
-              </w:rPr>
-              <w:t xml:space="preserve">LOCATION_QUERY</w:t>
-            </w:r>
-          </w:p>
-        </w:tc>
-        <w:tc>
-          <w:tcPr/>
-          <w:p>
-            <w:pPr>
-              <w:pStyle w:val="Compact"/>
-              <w:jc w:val="left"/>
-            </w:pPr>
-            <w:r>
-              <w:rPr>
-                <w:sz w:val="17"/>
-              </w:rPr>
-              <w:t xml:space="preserve">Surplus entity, unless the query is to be stored (02 OQ 2).</w:t>
-            </w:r>
-          </w:p>
-        </w:tc>
-        <w:tc>
-          <w:tcPr/>
-          <w:p>
-            <w:pPr>
-              <w:pStyle w:val="Compact"/>
-            </w:pPr>
-          </w:p>
-        </w:tc>
-      </w:tr>
-      <w:tr>
-        <w:tc>
-          <w:tcPr/>
-          <w:p>
-            <w:pPr>
-              <w:pStyle w:val="Compact"/>
-              <w:jc w:val="left"/>
-            </w:pPr>
-            <w:r>
-              <w:rPr>
-                <w:sz w:val="17"/>
-              </w:rPr>
-              <w:t xml:space="preserve">1 — no C</w:t>
-            </w:r>
-          </w:p>
-        </w:tc>
-        <w:tc>
-          <w:tcPr/>
-          <w:p>
-            <w:pPr>
-              <w:pStyle w:val="Compact"/>
-              <w:jc w:val="left"/>
-            </w:pPr>
-            <w:r>
-              <w:rPr>
-                <w:rStyle w:val="VerbatimChar"/>
-                <w:sz w:val="17"/>
-              </w:rPr>
-              <w:t xml:space="preserve">COLLAB_MESSAGE</w:t>
-            </w:r>
-          </w:p>
-        </w:tc>
-        <w:tc>
-          <w:tcPr/>
-          <w:p>
-            <w:pPr>
-              <w:pStyle w:val="Compact"/>
-              <w:jc w:val="left"/>
-            </w:pPr>
-            <w:r>
-              <w:rPr>
-                <w:sz w:val="17"/>
-              </w:rPr>
-              <w:t xml:space="preserve">Surplus entity for this release (no screen shows messages).</w:t>
-            </w:r>
-          </w:p>
-        </w:tc>
-        <w:tc>
-          <w:tcPr/>
-          <w:p>
-            <w:pPr>
-              <w:pStyle w:val="Compact"/>
-            </w:pPr>
-          </w:p>
-        </w:tc>
-      </w:tr>
-      <w:tr>
-        <w:tc>
-          <w:tcPr/>
-          <w:p>
-            <w:pPr>
-              <w:pStyle w:val="Compact"/>
-              <w:jc w:val="left"/>
-            </w:pPr>
-            <w:r>
-              <w:rPr>
-                <w:sz w:val="17"/>
-              </w:rPr>
-              <w:t xml:space="preserve">5 — no function touches it</w:t>
-            </w:r>
-          </w:p>
-        </w:tc>
-        <w:tc>
-          <w:tcPr/>
-          <w:p>
-            <w:pPr>
-              <w:pStyle w:val="Compact"/>
-              <w:jc w:val="left"/>
-            </w:pPr>
-            <w:r>
-              <w:rPr>
-                <w:rStyle w:val="VerbatimChar"/>
-                <w:sz w:val="17"/>
-              </w:rPr>
-              <w:t xml:space="preserve">COLLAB_MESSAGE</w:t>
-            </w:r>
-          </w:p>
-        </w:tc>
-        <w:tc>
-          <w:tcPr/>
-          <w:p>
-            <w:pPr>
-              <w:pStyle w:val="Compact"/>
-              <w:jc w:val="left"/>
-            </w:pPr>
-            <w:r>
-              <w:rPr>
-                <w:sz w:val="17"/>
-              </w:rPr>
-              <w:t xml:space="preserve">Surplus entity for this release (no screen shows messages).</w:t>
-            </w:r>
-          </w:p>
-        </w:tc>
-        <w:tc>
-          <w:tcPr/>
-          <w:p>
-            <w:pPr>
-              <w:pStyle w:val="Compact"/>
-            </w:pPr>
-          </w:p>
-        </w:tc>
-      </w:tr>
-      <w:tr>
-        <w:tc>
-          <w:tcPr/>
-          <w:p>
-            <w:pPr>
-              <w:pStyle w:val="Compact"/>
-              <w:jc w:val="left"/>
-            </w:pPr>
-            <w:r>
-              <w:rPr>
-                <w:sz w:val="17"/>
-              </w:rPr>
-              <w:t xml:space="preserve">1 — no C</w:t>
-            </w:r>
-          </w:p>
-        </w:tc>
-        <w:tc>
-          <w:tcPr/>
-          <w:p>
-            <w:pPr>
-              <w:pStyle w:val="Compact"/>
-              <w:jc w:val="left"/>
-            </w:pPr>
-            <w:r>
-              <w:rPr>
-                <w:rStyle w:val="VerbatimChar"/>
-                <w:sz w:val="17"/>
-              </w:rPr>
-              <w:t xml:space="preserve">DOCUMENT_TYPE</w:t>
-            </w:r>
-          </w:p>
-        </w:tc>
-        <w:tc>
-          <w:tcPr/>
-          <w:p>
-            <w:pPr>
-              <w:pStyle w:val="Compact"/>
-              <w:jc w:val="left"/>
-            </w:pPr>
-            <w:r>
-              <w:rPr>
-                <w:sz w:val="17"/>
-              </w:rPr>
-              <w:t xml:space="preserve">Missing function — VFDA maintains the document catalogue; belongs to M10.</w:t>
-            </w:r>
-          </w:p>
-        </w:tc>
-        <w:tc>
-          <w:tcPr/>
-          <w:p>
-            <w:pPr>
-              <w:pStyle w:val="Compact"/>
-            </w:pPr>
-          </w:p>
-        </w:tc>
-      </w:tr>
-      <w:tr>
-        <w:tc>
-          <w:tcPr/>
-          <w:p>
-            <w:pPr>
-              <w:pStyle w:val="Compact"/>
-              <w:jc w:val="left"/>
-            </w:pPr>
-            <w:r>
-              <w:rPr>
-                <w:sz w:val="17"/>
-              </w:rPr>
-              <w:t xml:space="preserve">1 — no C</w:t>
-            </w:r>
-          </w:p>
-        </w:tc>
-        <w:tc>
-          <w:tcPr/>
-          <w:p>
-            <w:pPr>
-              <w:pStyle w:val="Compact"/>
-              <w:jc w:val="left"/>
-            </w:pPr>
-            <w:r>
-              <w:rPr>
-                <w:rStyle w:val="VerbatimChar"/>
-                <w:sz w:val="17"/>
-              </w:rPr>
-              <w:t xml:space="preserve">DOCUMENT_SLOT</w:t>
-            </w:r>
-          </w:p>
-        </w:tc>
-        <w:tc>
-          <w:tcPr/>
-          <w:p>
-            <w:pPr>
-              <w:pStyle w:val="Compact"/>
-              <w:jc w:val="left"/>
-            </w:pPr>
-            <w:r>
-              <w:rPr>
-                <w:sz w:val="17"/>
-              </w:rPr>
-              <w:t xml:space="preserve">Missing function — slots must be created when the kit opens (02 OQ 5).</w:t>
-            </w:r>
-          </w:p>
-        </w:tc>
-        <w:tc>
-          <w:tcPr/>
-          <w:p>
-            <w:pPr>
-              <w:pStyle w:val="Compact"/>
-            </w:pPr>
-          </w:p>
-        </w:tc>
-      </w:tr>
-      <w:tr>
-        <w:tc>
-          <w:tcPr/>
-          <w:p>
-            <w:pPr>
-              <w:pStyle w:val="Compact"/>
-              <w:jc w:val="left"/>
-            </w:pPr>
-            <w:r>
-              <w:rPr>
-                <w:sz w:val="17"/>
-              </w:rPr>
-              <w:t xml:space="preserve">2 — C but no R</w:t>
-            </w:r>
-          </w:p>
-        </w:tc>
-        <w:tc>
-          <w:tcPr/>
-          <w:p>
-            <w:pPr>
-              <w:pStyle w:val="Compact"/>
-              <w:jc w:val="left"/>
-            </w:pPr>
-            <w:r>
-              <w:rPr>
-                <w:rStyle w:val="VerbatimChar"/>
-                <w:sz w:val="17"/>
-              </w:rPr>
-              <w:t xml:space="preserve">BILINGUAL_DOCUMENT</w:t>
-            </w:r>
-          </w:p>
-        </w:tc>
-        <w:tc>
-          <w:tcPr/>
-          <w:p>
-            <w:pPr>
-              <w:pStyle w:val="Compact"/>
-              <w:jc w:val="left"/>
-            </w:pPr>
-            <w:r>
-              <w:rPr>
-                <w:sz w:val="17"/>
-              </w:rPr>
-              <w:t xml:space="preserve">Missing function — SC-28 opens a draft; only its paragraphs are read.</w:t>
-            </w:r>
-          </w:p>
-        </w:tc>
-        <w:tc>
-          <w:tcPr/>
-          <w:p>
-            <w:pPr>
-              <w:pStyle w:val="Compact"/>
-            </w:pPr>
-          </w:p>
-        </w:tc>
-      </w:tr>
-      <w:tr>
-        <w:tc>
-          <w:tcPr/>
-          <w:p>
-            <w:pPr>
-              <w:pStyle w:val="Compact"/>
-              <w:jc w:val="left"/>
-            </w:pPr>
-            <w:r>
-              <w:rPr>
-                <w:sz w:val="17"/>
-              </w:rPr>
-              <w:t xml:space="preserve">1 — no C</w:t>
-            </w:r>
-          </w:p>
-        </w:tc>
-        <w:tc>
-          <w:tcPr/>
-          <w:p>
-            <w:pPr>
-              <w:pStyle w:val="Compact"/>
-              <w:jc w:val="left"/>
-            </w:pPr>
-            <w:r>
-              <w:rPr>
-                <w:rStyle w:val="VerbatimChar"/>
-                <w:sz w:val="17"/>
-              </w:rPr>
-              <w:t xml:space="preserve">PROJECT_GLOSSARY</w:t>
-            </w:r>
-          </w:p>
-        </w:tc>
-        <w:tc>
-          <w:tcPr/>
-          <w:p>
-            <w:pPr>
-              <w:pStyle w:val="Compact"/>
-              <w:jc w:val="left"/>
-            </w:pPr>
-            <w:r>
-              <w:rPr>
-                <w:sz w:val="17"/>
-              </w:rPr>
-              <w:t xml:space="preserve">Surplus entity for this release.</w:t>
-            </w:r>
-          </w:p>
-        </w:tc>
-        <w:tc>
-          <w:tcPr/>
-          <w:p>
-            <w:pPr>
-              <w:pStyle w:val="Compact"/>
-            </w:pPr>
-          </w:p>
-        </w:tc>
-      </w:tr>
-      <w:tr>
-        <w:tc>
-          <w:tcPr/>
-          <w:p>
-            <w:pPr>
-              <w:pStyle w:val="Compact"/>
-              <w:jc w:val="left"/>
-            </w:pPr>
-            <w:r>
-              <w:rPr>
-                <w:sz w:val="17"/>
-              </w:rPr>
-              <w:t xml:space="preserve">5 — no function touches it</w:t>
-            </w:r>
-          </w:p>
-        </w:tc>
-        <w:tc>
-          <w:tcPr/>
-          <w:p>
-            <w:pPr>
-              <w:pStyle w:val="Compact"/>
-              <w:jc w:val="left"/>
-            </w:pPr>
-            <w:r>
-              <w:rPr>
-                <w:rStyle w:val="VerbatimChar"/>
-                <w:sz w:val="17"/>
-              </w:rPr>
-              <w:t xml:space="preserve">PROJECT_GLOSSARY</w:t>
-            </w:r>
-          </w:p>
-        </w:tc>
-        <w:tc>
-          <w:tcPr/>
-          <w:p>
-            <w:pPr>
-              <w:pStyle w:val="Compact"/>
-              <w:jc w:val="left"/>
-            </w:pPr>
-            <w:r>
-              <w:rPr>
-                <w:sz w:val="17"/>
-              </w:rPr>
-              <w:t xml:space="preserve">Surplus entity for this release.</w:t>
-            </w:r>
-          </w:p>
-        </w:tc>
-        <w:tc>
-          <w:tcPr/>
-          <w:p>
-            <w:pPr>
-              <w:pStyle w:val="Compact"/>
-            </w:pPr>
-          </w:p>
-        </w:tc>
-      </w:tr>
-      <w:tr>
-        <w:tc>
-          <w:tcPr/>
-          <w:p>
-            <w:pPr>
-              <w:pStyle w:val="Compact"/>
-              <w:jc w:val="left"/>
-            </w:pPr>
-            <w:r>
-              <w:rPr>
-                <w:sz w:val="17"/>
-              </w:rPr>
-              <w:t xml:space="preserve">1 — no C</w:t>
-            </w:r>
-          </w:p>
-        </w:tc>
-        <w:tc>
-          <w:tcPr/>
-          <w:p>
-            <w:pPr>
-              <w:pStyle w:val="Compact"/>
-              <w:jc w:val="left"/>
-            </w:pPr>
-            <w:r>
-              <w:rPr>
-                <w:rStyle w:val="VerbatimChar"/>
-                <w:sz w:val="17"/>
-              </w:rPr>
               <w:t xml:space="preserve">PUBLIC_HOLIDAY</w:t>
             </w:r>
           </w:p>
@@ -14778,62 +16241,7 @@
               <w:rPr>
                 <w:sz w:val="17"/>
               </w:rPr>
-              <w:t xml:space="preserve">F-M3-10: Accepts the scene description (M3 §5.1 FR-010); nothing says it is stored.</w:t>
-            </w:r>
-          </w:p>
-        </w:tc>
-        <w:tc>
-          <w:tcPr/>
-          <w:p>
-            <w:pPr>
-              <w:pStyle w:val="Compact"/>
-              <w:jc w:val="left"/>
-            </w:pPr>
-            <w:r>
-              <w:rPr>
-                <w:sz w:val="17"/>
-              </w:rPr>
-              <w:t xml:space="preserve">Not about stored data, or vague — confirm with the module owner.</w:t>
-            </w:r>
-          </w:p>
-        </w:tc>
-        <w:tc>
-          <w:tcPr/>
-          <w:p>
-            <w:pPr>
-              <w:pStyle w:val="Compact"/>
-            </w:pPr>
-          </w:p>
-        </w:tc>
-      </w:tr>
-      <w:tr>
-        <w:tc>
-          <w:tcPr/>
-          <w:p>
-            <w:pPr>
-              <w:pStyle w:val="Compact"/>
-              <w:jc w:val="left"/>
-            </w:pPr>
-            <w:r>
-              <w:rPr>
-                <w:sz w:val="17"/>
-              </w:rPr>
-              <w:t xml:space="preserve">4 — function touches no entity</w:t>
-            </w:r>
-          </w:p>
-        </w:tc>
-        <w:tc>
-          <w:tcPr/>
-          <w:p>
-            <w:pPr>
-              <w:pStyle w:val="Compact"/>
-              <w:jc w:val="left"/>
-            </w:pPr>
-            <w:r>
-              <w:rPr>
-                <w:sz w:val="17"/>
-              </w:rPr>
-              <w:t xml:space="preserve">F-M3-11: Extracts attributes (M3 §5.1 FR-011); nothing says LOCATION_QUERY is written.</w:t>
+              <w:t xml:space="preserve">F-M3-10: Accepts the scene description (M3 §5.1 FR-010); the query is stored by F-M3-11 (M3 §5.2 BR-009).</w:t>
             </w:r>
           </w:p>
         </w:tc>
@@ -14982,6 +16390,1139 @@
         <w:t xml:space="preserve">Open questions</w:t>
       </w:r>
     </w:p>
+    <w:tbl>
+      <w:tblPr>
+        <w:tblStyle w:val="Table"/>
+        <w:tblLook w:firstRow="1" w:lastRow="0" w:firstColumn="0" w:lastColumn="0" w:noHBand="0" w:noVBand="0" w:val="0020"/>
+        <w:jc w:val="start"/>
+        <w:tblBorders>
+          <w:top w:val="single" w:sz="4" w:color="C9CED6"/>
+          <w:left w:val="single" w:sz="4" w:color="C9CED6"/>
+          <w:bottom w:val="single" w:sz="4" w:color="C9CED6"/>
+          <w:right w:val="single" w:sz="4" w:color="C9CED6"/>
+          <w:insideH w:val="single" w:sz="4" w:color="C9CED6"/>
+          <w:insideV w:val="single" w:sz="4" w:color="C9CED6"/>
+        </w:tblBorders>
+        <w:tblW w:w="5000" w:type="pct"/>
+      </w:tblPr>
+      <w:tblGrid>
+        <w:gridCol w:w="1408"/>
+        <w:gridCol w:w="1408"/>
+        <w:gridCol w:w="1408"/>
+        <w:gridCol w:w="1408"/>
+        <w:gridCol w:w="1408"/>
+        <w:gridCol w:w="1408"/>
+        <w:gridCol w:w="1408"/>
+      </w:tblGrid>
+      <w:tr>
+        <w:trPr>
+          <w:tblHeader w:val="true"/>
+        </w:trPr>
+        <w:tc>
+          <w:tcPr>
+            <w:shd w:val="clear" w:color="auto" w:fill="E4ECF7"/>
+          </w:tcPr>
+          <w:p>
+            <w:pPr>
+              <w:pStyle w:val="Compact"/>
+              <w:jc w:val="left"/>
+            </w:pPr>
+            <w:r>
+              <w:rPr>
+                <w:b/>
+                <w:color w:val="1F2A5C"/>
+                <w:sz w:val="17"/>
+              </w:rPr>
+              <w:t xml:space="preserve">#</w:t>
+            </w:r>
+          </w:p>
+        </w:tc>
+        <w:tc>
+          <w:tcPr>
+            <w:shd w:val="clear" w:color="auto" w:fill="E4ECF7"/>
+          </w:tcPr>
+          <w:p>
+            <w:pPr>
+              <w:pStyle w:val="Compact"/>
+              <w:jc w:val="left"/>
+            </w:pPr>
+            <w:r>
+              <w:rPr>
+                <w:b/>
+                <w:color w:val="1F2A5C"/>
+                <w:sz w:val="17"/>
+              </w:rPr>
+              <w:t xml:space="preserve">Question</w:t>
+            </w:r>
+          </w:p>
+        </w:tc>
+        <w:tc>
+          <w:tcPr>
+            <w:shd w:val="clear" w:color="auto" w:fill="E4ECF7"/>
+          </w:tcPr>
+          <w:p>
+            <w:pPr>
+              <w:pStyle w:val="Compact"/>
+              <w:jc w:val="left"/>
+            </w:pPr>
+            <w:r>
+              <w:rPr>
+                <w:b/>
+                <w:color w:val="1F2A5C"/>
+                <w:sz w:val="17"/>
+              </w:rPr>
+              <w:t xml:space="preserve">Blocking?</w:t>
+            </w:r>
+          </w:p>
+        </w:tc>
+        <w:tc>
+          <w:tcPr>
+            <w:shd w:val="clear" w:color="auto" w:fill="E4ECF7"/>
+          </w:tcPr>
+          <w:p>
+            <w:pPr>
+              <w:pStyle w:val="Compact"/>
+              <w:jc w:val="left"/>
+            </w:pPr>
+            <w:r>
+              <w:rPr>
+                <w:b/>
+                <w:color w:val="1F2A5C"/>
+                <w:sz w:val="17"/>
+              </w:rPr>
+              <w:t xml:space="preserve">Owner</w:t>
+            </w:r>
+          </w:p>
+        </w:tc>
+        <w:tc>
+          <w:tcPr>
+            <w:shd w:val="clear" w:color="auto" w:fill="E4ECF7"/>
+          </w:tcPr>
+          <w:p>
+            <w:pPr>
+              <w:pStyle w:val="Compact"/>
+              <w:jc w:val="left"/>
+            </w:pPr>
+            <w:r>
+              <w:rPr>
+                <w:b/>
+                <w:color w:val="1F2A5C"/>
+                <w:sz w:val="17"/>
+              </w:rPr>
+              <w:t xml:space="preserve">Default applied</w:t>
+            </w:r>
+          </w:p>
+        </w:tc>
+        <w:tc>
+          <w:tcPr>
+            <w:shd w:val="clear" w:color="auto" w:fill="E4ECF7"/>
+          </w:tcPr>
+          <w:p>
+            <w:pPr>
+              <w:pStyle w:val="Compact"/>
+              <w:jc w:val="left"/>
+            </w:pPr>
+            <w:r>
+              <w:rPr>
+                <w:b/>
+                <w:color w:val="1F2A5C"/>
+                <w:sz w:val="17"/>
+              </w:rPr>
+              <w:t xml:space="preserve">Consequence if the default is wrong</w:t>
+            </w:r>
+          </w:p>
+        </w:tc>
+        <w:tc>
+          <w:tcPr>
+            <w:shd w:val="clear" w:color="auto" w:fill="E4ECF7"/>
+          </w:tcPr>
+          <w:p>
+            <w:pPr>
+              <w:pStyle w:val="Compact"/>
+              <w:jc w:val="left"/>
+            </w:pPr>
+            <w:r>
+              <w:rPr>
+                <w:b/>
+                <w:color w:val="1F2A5C"/>
+                <w:sz w:val="17"/>
+              </w:rPr>
+              <w:t xml:space="preserve">Resolution</w:t>
+            </w:r>
+          </w:p>
+        </w:tc>
+      </w:tr>
+      <w:tr>
+        <w:tc>
+          <w:tcPr/>
+          <w:p>
+            <w:pPr>
+              <w:pStyle w:val="Compact"/>
+              <w:jc w:val="left"/>
+            </w:pPr>
+            <w:r>
+              <w:rPr>
+                <w:sz w:val="17"/>
+              </w:rPr>
+              <w:t xml:space="preserve">1</w:t>
+            </w:r>
+          </w:p>
+        </w:tc>
+        <w:tc>
+          <w:tcPr/>
+          <w:p>
+            <w:pPr>
+              <w:pStyle w:val="Compact"/>
+              <w:jc w:val="left"/>
+            </w:pPr>
+            <w:r>
+              <w:rPr>
+                <w:sz w:val="17"/>
+              </w:rPr>
+              <w:t xml:space="preserve">[NEEDS CLARIFICATION: Which function writes COMPLIANCE_RUN? No function runs the content check on a project; F-M2-06/11/12 only speak of a synopsis.]</w:t>
+            </w:r>
+          </w:p>
+        </w:tc>
+        <w:tc>
+          <w:tcPr/>
+          <w:p>
+            <w:pPr>
+              <w:pStyle w:val="Compact"/>
+              <w:jc w:val="left"/>
+            </w:pPr>
+            <w:r>
+              <w:rPr>
+                <w:sz w:val="17"/>
+              </w:rPr>
+              <w:t xml:space="preserve">Yes</w:t>
+            </w:r>
+          </w:p>
+        </w:tc>
+        <w:tc>
+          <w:tcPr/>
+          <w:p>
+            <w:pPr>
+              <w:pStyle w:val="Compact"/>
+              <w:jc w:val="left"/>
+            </w:pPr>
+            <w:r>
+              <w:rPr>
+                <w:sz w:val="17"/>
+              </w:rPr>
+              <w:t xml:space="preserve">M2 owner</w:t>
+            </w:r>
+          </w:p>
+        </w:tc>
+        <w:tc>
+          <w:tcPr/>
+          <w:p>
+            <w:pPr>
+              <w:pStyle w:val="Compact"/>
+              <w:jc w:val="left"/>
+            </w:pPr>
+            <w:r>
+              <w:rPr>
+                <w:sz w:val="17"/>
+              </w:rPr>
+              <w:t xml:space="preserve">F-M2-12 writes COMPLIANCE_FINDING when the synopsis belongs to a project</w:t>
+            </w:r>
+          </w:p>
+        </w:tc>
+        <w:tc>
+          <w:tcPr/>
+          <w:p>
+            <w:pPr>
+              <w:pStyle w:val="Compact"/>
+              <w:jc w:val="left"/>
+            </w:pPr>
+            <w:r>
+              <w:rPr>
+                <w:sz w:val="17"/>
+              </w:rPr>
+              <w:t xml:space="preserve">Project content checks (M2 US-2, SC-48 for members) cannot be traced to a stored run and version.</w:t>
+            </w:r>
+          </w:p>
+        </w:tc>
+        <w:tc>
+          <w:tcPr/>
+          <w:p>
+            <w:pPr>
+              <w:pStyle w:val="Compact"/>
+              <w:jc w:val="left"/>
+            </w:pPr>
+            <w:r>
+              <w:rPr>
+                <w:sz w:val="17"/>
+              </w:rPr>
+              <w:t xml:space="preserve">Open</w:t>
+            </w:r>
+          </w:p>
+        </w:tc>
+      </w:tr>
+      <w:tr>
+        <w:tc>
+          <w:tcPr/>
+          <w:p>
+            <w:pPr>
+              <w:pStyle w:val="Compact"/>
+              <w:jc w:val="left"/>
+            </w:pPr>
+            <w:r>
+              <w:rPr>
+                <w:sz w:val="17"/>
+              </w:rPr>
+              <w:t xml:space="preserve">2</w:t>
+            </w:r>
+          </w:p>
+        </w:tc>
+        <w:tc>
+          <w:tcPr/>
+          <w:p>
+            <w:pPr>
+              <w:pStyle w:val="Compact"/>
+              <w:jc w:val="left"/>
+            </w:pPr>
+            <w:r>
+              <w:rPr>
+                <w:sz w:val="17"/>
+              </w:rPr>
+              <w:t xml:space="preserve">[NEEDS CLARIFICATION: Is LOCATION_QUERY stored (F-M3-10/11), and for how long?]</w:t>
+            </w:r>
+          </w:p>
+        </w:tc>
+        <w:tc>
+          <w:tcPr/>
+          <w:p>
+            <w:pPr>
+              <w:pStyle w:val="Compact"/>
+              <w:jc w:val="left"/>
+            </w:pPr>
+            <w:r>
+              <w:rPr>
+                <w:sz w:val="17"/>
+              </w:rPr>
+              <w:t xml:space="preserve">No</w:t>
+            </w:r>
+          </w:p>
+        </w:tc>
+        <w:tc>
+          <w:tcPr/>
+          <w:p>
+            <w:pPr>
+              <w:pStyle w:val="Compact"/>
+              <w:jc w:val="left"/>
+            </w:pPr>
+            <w:r>
+              <w:rPr>
+                <w:sz w:val="17"/>
+              </w:rPr>
+              <w:t xml:space="preserve">M3 owner</w:t>
+            </w:r>
+          </w:p>
+        </w:tc>
+        <w:tc>
+          <w:tcPr/>
+          <w:p>
+            <w:pPr>
+              <w:pStyle w:val="Compact"/>
+              <w:jc w:val="left"/>
+            </w:pPr>
+            <w:r>
+              <w:rPr>
+                <w:sz w:val="17"/>
+              </w:rPr>
+              <w:t xml:space="preserve">Not stored; entity kept as declared, no rows written</w:t>
+            </w:r>
+          </w:p>
+        </w:tc>
+        <w:tc>
+          <w:tcPr/>
+          <w:p>
+            <w:pPr>
+              <w:pStyle w:val="Compact"/>
+              <w:jc w:val="left"/>
+            </w:pPr>
+            <w:r>
+              <w:rPr>
+                <w:sz w:val="17"/>
+              </w:rPr>
+              <w:t xml:space="preserve">If stored, it holds user text (privacy) and becomes a demand signal for M10.</w:t>
+            </w:r>
+          </w:p>
+        </w:tc>
+        <w:tc>
+          <w:tcPr/>
+          <w:p>
+            <w:pPr>
+              <w:pStyle w:val="Compact"/>
+              <w:jc w:val="left"/>
+            </w:pPr>
+            <w:r>
+              <w:rPr>
+                <w:sz w:val="17"/>
+              </w:rPr>
+              <w:t xml:space="preserve">Resolved 30/09/2026 — stored by F-M3-11 without personal data and used for the M10 demand index (M3 §5.2 BR-009; M3 §5.1 FR-011 query_id). How long it is kept is still not stated.</w:t>
+            </w:r>
+          </w:p>
+        </w:tc>
+      </w:tr>
+      <w:tr>
+        <w:tc>
+          <w:tcPr/>
+          <w:p>
+            <w:pPr>
+              <w:pStyle w:val="Compact"/>
+              <w:jc w:val="left"/>
+            </w:pPr>
+            <w:r>
+              <w:rPr>
+                <w:sz w:val="17"/>
+              </w:rPr>
+              <w:t xml:space="preserve">3</w:t>
+            </w:r>
+          </w:p>
+        </w:tc>
+        <w:tc>
+          <w:tcPr/>
+          <w:p>
+            <w:pPr>
+              <w:pStyle w:val="Compact"/>
+              <w:jc w:val="left"/>
+            </w:pPr>
+            <w:r>
+              <w:rPr>
+                <w:sz w:val="17"/>
+              </w:rPr>
+              <w:t xml:space="preserve">[NEEDS CLARIFICATION: Does F-M2-12 verify findings for both the guest pre-check and the project check?]</w:t>
+            </w:r>
+          </w:p>
+        </w:tc>
+        <w:tc>
+          <w:tcPr/>
+          <w:p>
+            <w:pPr>
+              <w:pStyle w:val="Compact"/>
+              <w:jc w:val="left"/>
+            </w:pPr>
+            <w:r>
+              <w:rPr>
+                <w:sz w:val="17"/>
+              </w:rPr>
+              <w:t xml:space="preserve">No</w:t>
+            </w:r>
+          </w:p>
+        </w:tc>
+        <w:tc>
+          <w:tcPr/>
+          <w:p>
+            <w:pPr>
+              <w:pStyle w:val="Compact"/>
+              <w:jc w:val="left"/>
+            </w:pPr>
+            <w:r>
+              <w:rPr>
+                <w:sz w:val="17"/>
+              </w:rPr>
+              <w:t xml:space="preserve">M2 owner</w:t>
+            </w:r>
+          </w:p>
+        </w:tc>
+        <w:tc>
+          <w:tcPr/>
+          <w:p>
+            <w:pPr>
+              <w:pStyle w:val="Compact"/>
+              <w:jc w:val="left"/>
+            </w:pPr>
+            <w:r>
+              <w:rPr>
+                <w:sz w:val="17"/>
+              </w:rPr>
+              <w:t xml:space="preserve">Yes, both</w:t>
+            </w:r>
+          </w:p>
+        </w:tc>
+        <w:tc>
+          <w:tcPr/>
+          <w:p>
+            <w:pPr>
+              <w:pStyle w:val="Compact"/>
+              <w:jc w:val="left"/>
+            </w:pPr>
+            <w:r>
+              <w:rPr>
+                <w:sz w:val="17"/>
+              </w:rPr>
+              <w:t xml:space="preserve">If only the pre-check, project findings would be shown unverified — breaks M2 BR-001.</w:t>
+            </w:r>
+          </w:p>
+        </w:tc>
+        <w:tc>
+          <w:tcPr/>
+          <w:p>
+            <w:pPr>
+              <w:pStyle w:val="Compact"/>
+              <w:jc w:val="left"/>
+            </w:pPr>
+            <w:r>
+              <w:rPr>
+                <w:sz w:val="17"/>
+              </w:rPr>
+              <w:t xml:space="preserve">Open</w:t>
+            </w:r>
+          </w:p>
+        </w:tc>
+      </w:tr>
+      <w:tr>
+        <w:tc>
+          <w:tcPr/>
+          <w:p>
+            <w:pPr>
+              <w:pStyle w:val="Compact"/>
+              <w:jc w:val="left"/>
+            </w:pPr>
+            <w:r>
+              <w:rPr>
+                <w:sz w:val="17"/>
+              </w:rPr>
+              <w:t xml:space="preserve">4</w:t>
+            </w:r>
+          </w:p>
+        </w:tc>
+        <w:tc>
+          <w:tcPr/>
+          <w:p>
+            <w:pPr>
+              <w:pStyle w:val="Compact"/>
+              <w:jc w:val="left"/>
+            </w:pPr>
+            <w:r>
+              <w:rPr>
+                <w:sz w:val="17"/>
+              </w:rPr>
+              <w:t xml:space="preserve">[NEEDS CLARIFICATION: Who loads SEGMENT_RULE, SEGMENT_REQUIREMENT, DOCUMENT_TYPE, PROVINCE and PUBLIC_HOLIDAY? No function creates them — M10's Spec Document has none either.]</w:t>
+            </w:r>
+          </w:p>
+        </w:tc>
+        <w:tc>
+          <w:tcPr/>
+          <w:p>
+            <w:pPr>
+              <w:pStyle w:val="Compact"/>
+              <w:jc w:val="left"/>
+            </w:pPr>
+            <w:r>
+              <w:rPr>
+                <w:sz w:val="17"/>
+              </w:rPr>
+              <w:t xml:space="preserve">Yes</w:t>
+            </w:r>
+          </w:p>
+        </w:tc>
+        <w:tc>
+          <w:tcPr/>
+          <w:p>
+            <w:pPr>
+              <w:pStyle w:val="Compact"/>
+              <w:jc w:val="left"/>
+            </w:pPr>
+            <w:r>
+              <w:rPr>
+                <w:sz w:val="17"/>
+              </w:rPr>
+              <w:t xml:space="preserve">Nam + VFDA</w:t>
+            </w:r>
+          </w:p>
+        </w:tc>
+        <w:tc>
+          <w:tcPr/>
+          <w:p>
+            <w:pPr>
+              <w:pStyle w:val="Compact"/>
+              <w:jc w:val="left"/>
+            </w:pPr>
+            <w:r>
+              <w:rPr>
+                <w:sz w:val="17"/>
+              </w:rPr>
+              <w:t xml:space="preserve">Loaded by seed script; VFDA edits through the database until a function exists</w:t>
+            </w:r>
+          </w:p>
+        </w:tc>
+        <w:tc>
+          <w:tcPr/>
+          <w:p>
+            <w:pPr>
+              <w:pStyle w:val="Compact"/>
+              <w:jc w:val="left"/>
+            </w:pPr>
+            <w:r>
+              <w:rPr>
+                <w:sz w:val="17"/>
+              </w:rPr>
+              <w:t xml:space="preserve">The M1 decision table and the M5 kit are VFDA-approved content; without an edit function every change needs a developer.</w:t>
+            </w:r>
+          </w:p>
+        </w:tc>
+        <w:tc>
+          <w:tcPr/>
+          <w:p>
+            <w:pPr>
+              <w:pStyle w:val="Compact"/>
+              <w:jc w:val="left"/>
+            </w:pPr>
+            <w:r>
+              <w:rPr>
+                <w:sz w:val="17"/>
+              </w:rPr>
+              <w:t xml:space="preserve">Open</w:t>
+            </w:r>
+          </w:p>
+        </w:tc>
+      </w:tr>
+      <w:tr>
+        <w:tc>
+          <w:tcPr/>
+          <w:p>
+            <w:pPr>
+              <w:pStyle w:val="Compact"/>
+              <w:jc w:val="left"/>
+            </w:pPr>
+            <w:r>
+              <w:rPr>
+                <w:sz w:val="17"/>
+              </w:rPr>
+              <w:t xml:space="preserve">5</w:t>
+            </w:r>
+          </w:p>
+        </w:tc>
+        <w:tc>
+          <w:tcPr/>
+          <w:p>
+            <w:pPr>
+              <w:pStyle w:val="Compact"/>
+              <w:jc w:val="left"/>
+            </w:pPr>
+            <w:r>
+              <w:rPr>
+                <w:sz w:val="17"/>
+              </w:rPr>
+              <w:t xml:space="preserve">[NEEDS CLARIFICATION: Which function creates DOCUMENT_SLOT rows, and which sets their state?]</w:t>
+            </w:r>
+          </w:p>
+        </w:tc>
+        <w:tc>
+          <w:tcPr/>
+          <w:p>
+            <w:pPr>
+              <w:pStyle w:val="Compact"/>
+              <w:jc w:val="left"/>
+            </w:pPr>
+            <w:r>
+              <w:rPr>
+                <w:sz w:val="17"/>
+              </w:rPr>
+              <w:t xml:space="preserve">Yes</w:t>
+            </w:r>
+          </w:p>
+        </w:tc>
+        <w:tc>
+          <w:tcPr/>
+          <w:p>
+            <w:pPr>
+              <w:pStyle w:val="Compact"/>
+              <w:jc w:val="left"/>
+            </w:pPr>
+            <w:r>
+              <w:rPr>
+                <w:sz w:val="17"/>
+              </w:rPr>
+              <w:t xml:space="preserve">M5 owner</w:t>
+            </w:r>
+          </w:p>
+        </w:tc>
+        <w:tc>
+          <w:tcPr/>
+          <w:p>
+            <w:pPr>
+              <w:pStyle w:val="Compact"/>
+              <w:jc w:val="left"/>
+            </w:pPr>
+            <w:r>
+              <w:rPr>
+                <w:sz w:val="17"/>
+              </w:rPr>
+              <w:t xml:space="preserve">F-M5-01 creates one slot per required document type when the kit first opens; state derived by rules</w:t>
+            </w:r>
+          </w:p>
+        </w:tc>
+        <w:tc>
+          <w:tcPr/>
+          <w:p>
+            <w:pPr>
+              <w:pStyle w:val="Compact"/>
+              <w:jc w:val="left"/>
+            </w:pPr>
+            <w:r>
+              <w:rPr>
+                <w:sz w:val="17"/>
+              </w:rPr>
+              <w:t xml:space="preserve">Without slots, F-M2-08 has nothing to count and component status cannot be stored.</w:t>
+            </w:r>
+          </w:p>
+        </w:tc>
+        <w:tc>
+          <w:tcPr/>
+          <w:p>
+            <w:pPr>
+              <w:pStyle w:val="Compact"/>
+              <w:jc w:val="left"/>
+            </w:pPr>
+            <w:r>
+              <w:rPr>
+                <w:sz w:val="17"/>
+              </w:rPr>
+              <w:t xml:space="preserve">Open</w:t>
+            </w:r>
+          </w:p>
+        </w:tc>
+      </w:tr>
+      <w:tr>
+        <w:tc>
+          <w:tcPr/>
+          <w:p>
+            <w:pPr>
+              <w:pStyle w:val="Compact"/>
+              <w:jc w:val="left"/>
+            </w:pPr>
+            <w:r>
+              <w:rPr>
+                <w:sz w:val="17"/>
+              </w:rPr>
+              <w:t xml:space="preserve">6</w:t>
+            </w:r>
+          </w:p>
+        </w:tc>
+        <w:tc>
+          <w:tcPr/>
+          <w:p>
+            <w:pPr>
+              <w:pStyle w:val="Compact"/>
+              <w:jc w:val="left"/>
+            </w:pPr>
+            <w:r>
+              <w:rPr>
+                <w:sz w:val="17"/>
+              </w:rPr>
+              <w:t xml:space="preserve">[NEEDS CLARIFICATION: Is COLLAB_MESSAGE in scope? No function writes or reads messages (SC-25 shows none).]</w:t>
+            </w:r>
+          </w:p>
+        </w:tc>
+        <w:tc>
+          <w:tcPr/>
+          <w:p>
+            <w:pPr>
+              <w:pStyle w:val="Compact"/>
+              <w:jc w:val="left"/>
+            </w:pPr>
+            <w:r>
+              <w:rPr>
+                <w:sz w:val="17"/>
+              </w:rPr>
+              <w:t xml:space="preserve">No</w:t>
+            </w:r>
+          </w:p>
+        </w:tc>
+        <w:tc>
+          <w:tcPr/>
+          <w:p>
+            <w:pPr>
+              <w:pStyle w:val="Compact"/>
+              <w:jc w:val="left"/>
+            </w:pPr>
+            <w:r>
+              <w:rPr>
+                <w:sz w:val="17"/>
+              </w:rPr>
+              <w:t xml:space="preserve">M4 owner</w:t>
+            </w:r>
+          </w:p>
+        </w:tc>
+        <w:tc>
+          <w:tcPr/>
+          <w:p>
+            <w:pPr>
+              <w:pStyle w:val="Compact"/>
+              <w:jc w:val="left"/>
+            </w:pPr>
+            <w:r>
+              <w:rPr>
+                <w:sz w:val="17"/>
+              </w:rPr>
+              <w:t xml:space="preserve">Out of scope; entity left unused</w:t>
+            </w:r>
+          </w:p>
+        </w:tc>
+        <w:tc>
+          <w:tcPr/>
+          <w:p>
+            <w:pPr>
+              <w:pStyle w:val="Compact"/>
+              <w:jc w:val="left"/>
+            </w:pPr>
+            <w:r>
+              <w:rPr>
+                <w:sz w:val="17"/>
+              </w:rPr>
+              <w:t xml:space="preserve">If in scope, a send/read function and a Screen Spec section are missing.</w:t>
+            </w:r>
+          </w:p>
+        </w:tc>
+        <w:tc>
+          <w:tcPr/>
+          <w:p>
+            <w:pPr>
+              <w:pStyle w:val="Compact"/>
+              <w:jc w:val="left"/>
+            </w:pPr>
+            <w:r>
+              <w:rPr>
+                <w:sz w:val="17"/>
+              </w:rPr>
+              <w:t xml:space="preserve">Resolved 30/09/2026 — in scope: F-M4-14 stores every response note and reply as a message (M4 §5.1 FR-014 message_id; M4 §5.2 BR-009). No function reads messages yet (02 anomaly kind 2).</w:t>
+            </w:r>
+          </w:p>
+        </w:tc>
+      </w:tr>
+      <w:tr>
+        <w:tc>
+          <w:tcPr/>
+          <w:p>
+            <w:pPr>
+              <w:pStyle w:val="Compact"/>
+              <w:jc w:val="left"/>
+            </w:pPr>
+            <w:r>
+              <w:rPr>
+                <w:sz w:val="17"/>
+              </w:rPr>
+              <w:t xml:space="preserve">7</w:t>
+            </w:r>
+          </w:p>
+        </w:tc>
+        <w:tc>
+          <w:tcPr/>
+          <w:p>
+            <w:pPr>
+              <w:pStyle w:val="Compact"/>
+              <w:jc w:val="left"/>
+            </w:pPr>
+            <w:r>
+              <w:rPr>
+                <w:sz w:val="17"/>
+              </w:rPr>
+              <w:t xml:space="preserve">[NEEDS CLARIFICATION: Is PROJECT_GLOSSARY in scope? No function writes or reads it.]</w:t>
+            </w:r>
+          </w:p>
+        </w:tc>
+        <w:tc>
+          <w:tcPr/>
+          <w:p>
+            <w:pPr>
+              <w:pStyle w:val="Compact"/>
+              <w:jc w:val="left"/>
+            </w:pPr>
+            <w:r>
+              <w:rPr>
+                <w:sz w:val="17"/>
+              </w:rPr>
+              <w:t xml:space="preserve">No</w:t>
+            </w:r>
+          </w:p>
+        </w:tc>
+        <w:tc>
+          <w:tcPr/>
+          <w:p>
+            <w:pPr>
+              <w:pStyle w:val="Compact"/>
+              <w:jc w:val="left"/>
+            </w:pPr>
+            <w:r>
+              <w:rPr>
+                <w:sz w:val="17"/>
+              </w:rPr>
+              <w:t xml:space="preserve">M5 owner</w:t>
+            </w:r>
+          </w:p>
+        </w:tc>
+        <w:tc>
+          <w:tcPr/>
+          <w:p>
+            <w:pPr>
+              <w:pStyle w:val="Compact"/>
+              <w:jc w:val="left"/>
+            </w:pPr>
+            <w:r>
+              <w:rPr>
+                <w:sz w:val="17"/>
+              </w:rPr>
+              <w:t xml:space="preserve">Out of scope; entity left unused</w:t>
+            </w:r>
+          </w:p>
+        </w:tc>
+        <w:tc>
+          <w:tcPr/>
+          <w:p>
+            <w:pPr>
+              <w:pStyle w:val="Compact"/>
+              <w:jc w:val="left"/>
+            </w:pPr>
+            <w:r>
+              <w:rPr>
+                <w:sz w:val="17"/>
+              </w:rPr>
+              <w:t xml:space="preserve">Translation consistency across paragraphs (SC-28) would rely on the model alone.</w:t>
+            </w:r>
+          </w:p>
+        </w:tc>
+        <w:tc>
+          <w:tcPr/>
+          <w:p>
+            <w:pPr>
+              <w:pStyle w:val="Compact"/>
+              <w:jc w:val="left"/>
+            </w:pPr>
+            <w:r>
+              <w:rPr>
+                <w:sz w:val="17"/>
+              </w:rPr>
+              <w:t xml:space="preserve">Resolved 30/09/2026 — in scope: F-M5-04 stores and applies the project's glossary (M5 §5.1 FR-004 glossary; M5 §5.2 BR-006).</w:t>
+            </w:r>
+          </w:p>
+        </w:tc>
+      </w:tr>
+      <w:tr>
+        <w:tc>
+          <w:tcPr/>
+          <w:p>
+            <w:pPr>
+              <w:pStyle w:val="Compact"/>
+              <w:jc w:val="left"/>
+            </w:pPr>
+            <w:r>
+              <w:rPr>
+                <w:sz w:val="17"/>
+              </w:rPr>
+              <w:t xml:space="preserve">8</w:t>
+            </w:r>
+          </w:p>
+        </w:tc>
+        <w:tc>
+          <w:tcPr/>
+          <w:p>
+            <w:pPr>
+              <w:pStyle w:val="Compact"/>
+              <w:jc w:val="left"/>
+            </w:pPr>
+            <w:r>
+              <w:rPr>
+                <w:sz w:val="17"/>
+              </w:rPr>
+              <w:t xml:space="preserve">[NEEDS CLARIFICATION: Who reads CONSENT, RULE_SET_VERSION and EMAIL_DELIVERY? Each is written but never read by a function. (SEGMENT_DECISION and PROJECT_PROVINCE are now read by F-M10-03.)]</w:t>
+            </w:r>
+          </w:p>
+        </w:tc>
+        <w:tc>
+          <w:tcPr/>
+          <w:p>
+            <w:pPr>
+              <w:pStyle w:val="Compact"/>
+              <w:jc w:val="left"/>
+            </w:pPr>
+            <w:r>
+              <w:rPr>
+                <w:sz w:val="17"/>
+              </w:rPr>
+              <w:t xml:space="preserve">No</w:t>
+            </w:r>
+          </w:p>
+        </w:tc>
+        <w:tc>
+          <w:tcPr/>
+          <w:p>
+            <w:pPr>
+              <w:pStyle w:val="Compact"/>
+              <w:jc w:val="left"/>
+            </w:pPr>
+            <w:r>
+              <w:rPr>
+                <w:sz w:val="17"/>
+              </w:rPr>
+              <w:t xml:space="preserve">Owners of SYS, M2</w:t>
+            </w:r>
+          </w:p>
+        </w:tc>
+        <w:tc>
+          <w:tcPr/>
+          <w:p>
+            <w:pPr>
+              <w:pStyle w:val="Compact"/>
+              <w:jc w:val="left"/>
+            </w:pPr>
+            <w:r>
+              <w:rPr>
+                <w:sz w:val="17"/>
+              </w:rPr>
+              <w:t xml:space="preserve">Kept for audit</w:t>
+            </w:r>
+          </w:p>
+        </w:tc>
+        <w:tc>
+          <w:tcPr/>
+          <w:p>
+            <w:pPr>
+              <w:pStyle w:val="Compact"/>
+              <w:jc w:val="left"/>
+            </w:pPr>
+            <w:r>
+              <w:rPr>
+                <w:sz w:val="17"/>
+              </w:rPr>
+              <w:t xml:space="preserve">Write-only data costs storage and privacy review without a user.</w:t>
+            </w:r>
+          </w:p>
+        </w:tc>
+        <w:tc>
+          <w:tcPr/>
+          <w:p>
+            <w:pPr>
+              <w:pStyle w:val="Compact"/>
+              <w:jc w:val="left"/>
+            </w:pPr>
+            <w:r>
+              <w:rPr>
+                <w:sz w:val="17"/>
+              </w:rPr>
+              <w:t xml:space="preserve">Open</w:t>
+            </w:r>
+          </w:p>
+        </w:tc>
+      </w:tr>
+      <w:tr>
+        <w:tc>
+          <w:tcPr/>
+          <w:p>
+            <w:pPr>
+              <w:pStyle w:val="Compact"/>
+              <w:jc w:val="left"/>
+            </w:pPr>
+            <w:r>
+              <w:rPr>
+                <w:sz w:val="17"/>
+              </w:rPr>
+              <w:t xml:space="preserve">9</w:t>
+            </w:r>
+          </w:p>
+        </w:tc>
+        <w:tc>
+          <w:tcPr/>
+          <w:p>
+            <w:pPr>
+              <w:pStyle w:val="Compact"/>
+              <w:jc w:val="left"/>
+            </w:pPr>
+            <w:r>
+              <w:rPr>
+                <w:sz w:val="17"/>
+              </w:rPr>
+              <w:t xml:space="preserve">[NEEDS CLARIFICATION: Does F-M1-01 read segment labels from the display dictionary (F-SYS-06) or from SEGMENT_REQUIREMENT?]</w:t>
+            </w:r>
+          </w:p>
+        </w:tc>
+        <w:tc>
+          <w:tcPr/>
+          <w:p>
+            <w:pPr>
+              <w:pStyle w:val="Compact"/>
+              <w:jc w:val="left"/>
+            </w:pPr>
+            <w:r>
+              <w:rPr>
+                <w:sz w:val="17"/>
+              </w:rPr>
+              <w:t xml:space="preserve">No</w:t>
+            </w:r>
+          </w:p>
+        </w:tc>
+        <w:tc>
+          <w:tcPr/>
+          <w:p>
+            <w:pPr>
+              <w:pStyle w:val="Compact"/>
+              <w:jc w:val="left"/>
+            </w:pPr>
+            <w:r>
+              <w:rPr>
+                <w:sz w:val="17"/>
+              </w:rPr>
+              <w:t xml:space="preserve">M1 owner</w:t>
+            </w:r>
+          </w:p>
+        </w:tc>
+        <w:tc>
+          <w:tcPr/>
+          <w:p>
+            <w:pPr>
+              <w:pStyle w:val="Compact"/>
+              <w:jc w:val="left"/>
+            </w:pPr>
+            <w:r>
+              <w:rPr>
+                <w:sz w:val="17"/>
+              </w:rPr>
+              <w:t xml:space="preserve">Display dictionary</w:t>
+            </w:r>
+          </w:p>
+        </w:tc>
+        <w:tc>
+          <w:tcPr/>
+          <w:p>
+            <w:pPr>
+              <w:pStyle w:val="Compact"/>
+              <w:jc w:val="left"/>
+            </w:pPr>
+            <w:r>
+              <w:rPr>
+                <w:sz w:val="17"/>
+              </w:rPr>
+              <w:t xml:space="preserve">If from SEGMENT_REQUIREMENT, labels need columns there.</w:t>
+            </w:r>
+          </w:p>
+        </w:tc>
+        <w:tc>
+          <w:tcPr/>
+          <w:p>
+            <w:pPr>
+              <w:pStyle w:val="Compact"/>
+              <w:jc w:val="left"/>
+            </w:pPr>
+            <w:r>
+              <w:rPr>
+                <w:sz w:val="17"/>
+              </w:rPr>
+              <w:t xml:space="preserve">Open</w:t>
+            </w:r>
+          </w:p>
+        </w:tc>
+      </w:tr>
+    </w:tbl>
+    <w:p>
+      <w:r>
+        <w:pict>
+          <v:rect style="width:0;height:1.5pt" o:hralign="center" o:hrstd="t" o:hr="t"/>
+        </w:pict>
+      </w:r>
+    </w:p>
     <w:p>
       <w:pPr>
         <w:pStyle w:val="FirstParagraph"/>
@@ -14991,7 +17532,7 @@
           <w:iCs/>
           <w:i/>
         </w:rPr>
-        <w:t xml:space="preserve">Open questions are tracked outside this repository until they are resolved.</w:t>
+        <w:t xml:space="preserve">Human gate 2: fill the Resolution column. Kinds 1 and 4 go back to the module owner as spec defects; kind 3 (ownership) must be settled before Session 10. Signed: ____________________ Date: __________</w:t>
       </w:r>
     </w:p>
     <w:bookmarkEnd w:id="23"/>
